--- a/docs/ip/2026-05-27_amd_os_protocol_patent_proposal.docx
+++ b/docs/ip/2026-05-27_amd_os_protocol_patent_proposal.docx
@@ -2,7 +2,7 @@
 <file path=word/document.xml><?xml version="1.0" encoding="utf-8"?>
 <w:document xmlns:w="http://schemas.openxmlformats.org/wordprocessingml/2006/main" xmlns:m="http://schemas.openxmlformats.org/officeDocument/2006/math" xmlns:r="http://schemas.openxmlformats.org/officeDocument/2006/relationships" xmlns:o="urn:schemas-microsoft-com:office:office" xmlns:v="urn:schemas-microsoft-com:vml" xmlns:w10="urn:schemas-microsoft-com:office:word" xmlns:a="http://schemas.openxmlformats.org/drawingml/2006/main" xmlns:pic="http://schemas.openxmlformats.org/drawingml/2006/picture" xmlns:wp="http://schemas.openxmlformats.org/drawingml/2006/wordprocessingDrawing">
   <w:body>
-    <w:bookmarkStart w:id="74" w:name="amd-os-amdプロトコル-特許提案書"/>
+    <w:bookmarkStart w:id="75" w:name="amd-os-amdプロトコル-特許提案書"/>
     <w:p>
       <w:pPr>
         <w:pStyle w:val="Heading1"/>
@@ -68,7 +68,7 @@
         </w:pict>
       </w:r>
     </w:p>
-    <w:bookmarkStart w:id="12" w:name="提案の結論"/>
+    <w:bookmarkStart w:id="13" w:name="提案の結論"/>
     <w:p>
       <w:pPr>
         <w:pStyle w:val="Heading2"/>
@@ -1705,6 +1705,294 @@
           <w:rFonts w:hint="eastAsia"/>
         </w:rPr>
         <w:t xml:space="preserve">の組み合わせで進歩性を主張する。</w:t>
+      </w:r>
+    </w:p>
+    <w:bookmarkEnd w:id="11"/>
+    <w:bookmarkStart w:id="12" w:name="出願戦略の基本方針-まさ判断-2026-05-27-確定"/>
+    <w:p>
+      <w:pPr>
+        <w:pStyle w:val="Heading3"/>
+      </w:pPr>
+      <w:r>
+        <w:rPr>
+          <w:rFonts w:hint="eastAsia"/>
+        </w:rPr>
+        <w:t xml:space="preserve">出願戦略の基本方針</w:t>
+      </w:r>
+      <w:r>
+        <w:t xml:space="preserve"> </w:t>
+      </w:r>
+      <w:r>
+        <w:rPr>
+          <w:rFonts w:hint="eastAsia"/>
+        </w:rPr>
+        <w:t xml:space="preserve">(まさ判断</w:t>
+      </w:r>
+      <w:r>
+        <w:t xml:space="preserve"> 2026-05-27 </w:t>
+      </w:r>
+      <w:r>
+        <w:rPr>
+          <w:rFonts w:hint="eastAsia"/>
+        </w:rPr>
+        <w:t xml:space="preserve">確定)</w:t>
+      </w:r>
+    </w:p>
+    <w:p>
+      <w:pPr>
+        <w:pStyle w:val="BlockText"/>
+      </w:pPr>
+      <w:r>
+        <w:t xml:space="preserve">まさ: </w:t>
+      </w:r>
+      <w:r>
+        <w:rPr>
+          <w:rFonts w:hint="eastAsia"/>
+        </w:rPr>
+        <w:t xml:space="preserve">「適用先が新しいというだけじゃ厳しいっしょ。おれも後者のが筋が良いと思う。」</w:t>
+      </w:r>
+    </w:p>
+    <w:p>
+      <w:pPr>
+        <w:pStyle w:val="FirstParagraph"/>
+      </w:pPr>
+      <w:r>
+        <w:rPr>
+          <w:rFonts w:hint="eastAsia"/>
+        </w:rPr>
+        <w:t xml:space="preserve">これを受けて、出願戦略の基本方針を以下に固定する。</w:t>
+      </w:r>
+    </w:p>
+    <w:p>
+      <w:pPr>
+        <w:pStyle w:val="Compact"/>
+        <w:numPr>
+          <w:ilvl w:val="0"/>
+          <w:numId w:val="1006"/>
+        </w:numPr>
+      </w:pPr>
+      <w:r>
+        <w:rPr>
+          <w:rFonts w:hint="eastAsia"/>
+          <w:b/>
+          <w:bCs/>
+        </w:rPr>
+        <w:t xml:space="preserve">主軸</w:t>
+      </w:r>
+      <w:r>
+        <w:rPr>
+          <w:b/>
+          <w:bCs/>
+        </w:rPr>
+        <w:t xml:space="preserve"> = WS-1〜WS-5 のワークフロー / </w:t>
+      </w:r>
+      <w:r>
+        <w:rPr>
+          <w:rFonts w:hint="eastAsia"/>
+          <w:b/>
+          <w:bCs/>
+        </w:rPr>
+        <w:t xml:space="preserve">データ構造軸の</w:t>
+      </w:r>
+      <w:r>
+        <w:rPr>
+          <w:b/>
+          <w:bCs/>
+        </w:rPr>
+        <w:t xml:space="preserve"> AND </w:t>
+      </w:r>
+      <w:r>
+        <w:rPr>
+          <w:rFonts w:hint="eastAsia"/>
+          <w:b/>
+          <w:bCs/>
+        </w:rPr>
+        <w:t xml:space="preserve">結合</w:t>
+      </w:r>
+      <w:r>
+        <w:rPr>
+          <w:rFonts w:hint="eastAsia"/>
+        </w:rPr>
+        <w:t xml:space="preserve">。請求項</w:t>
+      </w:r>
+      <w:r>
+        <w:t xml:space="preserve"> 1-11 </w:t>
+      </w:r>
+      <w:r>
+        <w:rPr>
+          <w:rFonts w:hint="eastAsia"/>
+        </w:rPr>
+        <w:t xml:space="preserve">を新規性・進歩性の中心に置く。</w:t>
+      </w:r>
+    </w:p>
+    <w:p>
+      <w:pPr>
+        <w:pStyle w:val="Compact"/>
+        <w:numPr>
+          <w:ilvl w:val="0"/>
+          <w:numId w:val="1006"/>
+        </w:numPr>
+      </w:pPr>
+      <w:r>
+        <w:rPr>
+          <w:b/>
+          <w:bCs/>
+        </w:rPr>
+        <w:t xml:space="preserve">Before-Zero </w:t>
+      </w:r>
+      <w:r>
+        <w:rPr>
+          <w:rFonts w:hint="eastAsia"/>
+          <w:b/>
+          <w:bCs/>
+        </w:rPr>
+        <w:t xml:space="preserve">適用</w:t>
+      </w:r>
+      <w:r>
+        <w:rPr>
+          <w:b/>
+          <w:bCs/>
+        </w:rPr>
+        <w:t xml:space="preserve"> + </w:t>
+      </w:r>
+      <w:r>
+        <w:rPr>
+          <w:rFonts w:hint="eastAsia"/>
+          <w:b/>
+          <w:bCs/>
+        </w:rPr>
+        <w:t xml:space="preserve">法人設立タイミング判定</w:t>
+      </w:r>
+      <w:r>
+        <w:rPr>
+          <w:b/>
+          <w:bCs/>
+        </w:rPr>
+        <w:t xml:space="preserve"> (WS-6 / </w:t>
+      </w:r>
+      <w:r>
+        <w:rPr>
+          <w:rFonts w:hint="eastAsia"/>
+          <w:b/>
+          <w:bCs/>
+        </w:rPr>
+        <w:t xml:space="preserve">請求項</w:t>
+      </w:r>
+      <w:r>
+        <w:rPr>
+          <w:b/>
+          <w:bCs/>
+        </w:rPr>
+        <w:t xml:space="preserve"> 12) </w:t>
+      </w:r>
+      <w:r>
+        <w:rPr>
+          <w:rFonts w:hint="eastAsia"/>
+          <w:b/>
+          <w:bCs/>
+        </w:rPr>
+        <w:t xml:space="preserve">は「適用先の新しさ」だけでは進歩性が厳しいため、補強的な独立従属項に位置づける</w:t>
+      </w:r>
+      <w:r>
+        <w:rPr>
+          <w:rFonts w:hint="eastAsia"/>
+        </w:rPr>
+        <w:t xml:space="preserve">。主請求項には格上げしない。</w:t>
+      </w:r>
+    </w:p>
+    <w:p>
+      <w:pPr>
+        <w:pStyle w:val="Compact"/>
+        <w:numPr>
+          <w:ilvl w:val="0"/>
+          <w:numId w:val="1006"/>
+        </w:numPr>
+      </w:pPr>
+      <w:r>
+        <w:rPr>
+          <w:rFonts w:hint="eastAsia"/>
+        </w:rPr>
+        <w:t xml:space="preserve">スコア値</w:t>
+      </w:r>
+      <w:r>
+        <w:t xml:space="preserve"> / </w:t>
+      </w:r>
+      <w:r>
+        <w:rPr>
+          <w:rFonts w:hint="eastAsia"/>
+        </w:rPr>
+        <w:t xml:space="preserve">スコア式</w:t>
+      </w:r>
+      <w:r>
+        <w:t xml:space="preserve"> (Cobb-Douglas) / 5-7 </w:t>
+      </w:r>
+      <w:r>
+        <w:rPr>
+          <w:rFonts w:hint="eastAsia"/>
+        </w:rPr>
+        <w:t xml:space="preserve">軸</w:t>
+      </w:r>
+      <w:r>
+        <w:t xml:space="preserve"> readiness </w:t>
+      </w:r>
+      <w:r>
+        <w:rPr>
+          <w:rFonts w:hint="eastAsia"/>
+        </w:rPr>
+        <w:t xml:space="preserve">定義</w:t>
+      </w:r>
+      <w:r>
+        <w:t xml:space="preserve"> / Triple Helix </w:t>
+      </w:r>
+      <w:r>
+        <w:rPr>
+          <w:rFonts w:hint="eastAsia"/>
+        </w:rPr>
+        <w:t xml:space="preserve">式</w:t>
+      </w:r>
+      <w:r>
+        <w:t xml:space="preserve"> / </w:t>
+      </w:r>
+      <w:r>
+        <w:rPr>
+          <w:rFonts w:hint="eastAsia"/>
+        </w:rPr>
+        <w:t xml:space="preserve">重みの値は、論文・内閣府</w:t>
+      </w:r>
+      <w:r>
+        <w:t xml:space="preserve"> SIP </w:t>
+      </w:r>
+      <w:r>
+        <w:rPr>
+          <w:rFonts w:hint="eastAsia"/>
+        </w:rPr>
+        <w:t xml:space="preserve">等からの引用であり、</w:t>
+      </w:r>
+      <w:r>
+        <w:rPr>
+          <w:rFonts w:hint="eastAsia"/>
+          <w:b/>
+          <w:bCs/>
+        </w:rPr>
+        <w:t xml:space="preserve">新規性主張対象にしない</w:t>
+      </w:r>
+      <w:r>
+        <w:rPr>
+          <w:b/>
+          <w:bCs/>
+        </w:rPr>
+        <w:t xml:space="preserve"> (= </w:t>
+      </w:r>
+      <w:r>
+        <w:rPr>
+          <w:rFonts w:hint="eastAsia"/>
+          <w:b/>
+          <w:bCs/>
+        </w:rPr>
+        <w:t xml:space="preserve">明細書で公知文献として明示引用するのみ)</w:t>
+      </w:r>
+      <w:r>
+        <w:t xml:space="preserve">。</w:t>
       </w:r>
     </w:p>
     <w:p>
@@ -1714,9 +2002,9 @@
         </w:pict>
       </w:r>
     </w:p>
-    <w:bookmarkEnd w:id="11"/>
     <w:bookmarkEnd w:id="12"/>
-    <w:bookmarkStart w:id="15" w:name="想定発明名"/>
+    <w:bookmarkEnd w:id="13"/>
+    <w:bookmarkStart w:id="16" w:name="想定発明名"/>
     <w:p>
       <w:pPr>
         <w:pStyle w:val="Heading2"/>
@@ -1731,7 +2019,7 @@
         <w:t xml:space="preserve">想定発明名</w:t>
       </w:r>
     </w:p>
-    <w:bookmarkStart w:id="13" w:name="主案"/>
+    <w:bookmarkStart w:id="14" w:name="主案"/>
     <w:p>
       <w:pPr>
         <w:pStyle w:val="Heading3"/>
@@ -1756,8 +2044,8 @@
         <w:t xml:space="preserve">研究シーズの事業化判断を支援する情報処理装置、情報処理方法、及びプログラム</w:t>
       </w:r>
     </w:p>
-    <w:bookmarkEnd w:id="13"/>
-    <w:bookmarkStart w:id="14" w:name="代替案"/>
+    <w:bookmarkEnd w:id="14"/>
+    <w:bookmarkStart w:id="15" w:name="代替案"/>
     <w:p>
       <w:pPr>
         <w:pStyle w:val="Heading3"/>
@@ -1774,7 +2062,7 @@
         <w:pStyle w:val="Compact"/>
         <w:numPr>
           <w:ilvl w:val="0"/>
-          <w:numId w:val="1006"/>
+          <w:numId w:val="1007"/>
         </w:numPr>
       </w:pPr>
       <w:r>
@@ -1792,7 +2080,7 @@
         <w:pStyle w:val="Compact"/>
         <w:numPr>
           <w:ilvl w:val="0"/>
-          <w:numId w:val="1006"/>
+          <w:numId w:val="1007"/>
         </w:numPr>
       </w:pPr>
       <w:r>
@@ -1816,7 +2104,7 @@
         <w:pStyle w:val="Compact"/>
         <w:numPr>
           <w:ilvl w:val="0"/>
-          <w:numId w:val="1006"/>
+          <w:numId w:val="1007"/>
         </w:numPr>
       </w:pPr>
       <w:r>
@@ -1833,9 +2121,9 @@
         </w:pict>
       </w:r>
     </w:p>
-    <w:bookmarkEnd w:id="14"/>
     <w:bookmarkEnd w:id="15"/>
-    <w:bookmarkStart w:id="16" w:name="背景課題"/>
+    <w:bookmarkEnd w:id="16"/>
+    <w:bookmarkStart w:id="17" w:name="背景課題"/>
     <w:p>
       <w:pPr>
         <w:pStyle w:val="Heading2"/>
@@ -1875,7 +2163,7 @@
         <w:pStyle w:val="Compact"/>
         <w:numPr>
           <w:ilvl w:val="0"/>
-          <w:numId w:val="1007"/>
+          <w:numId w:val="1008"/>
         </w:numPr>
       </w:pPr>
       <w:r>
@@ -1890,7 +2178,7 @@
         <w:pStyle w:val="Compact"/>
         <w:numPr>
           <w:ilvl w:val="0"/>
-          <w:numId w:val="1007"/>
+          <w:numId w:val="1008"/>
         </w:numPr>
       </w:pPr>
       <w:r>
@@ -1914,7 +2202,7 @@
         <w:pStyle w:val="Compact"/>
         <w:numPr>
           <w:ilvl w:val="0"/>
-          <w:numId w:val="1007"/>
+          <w:numId w:val="1008"/>
         </w:numPr>
       </w:pPr>
       <w:r>
@@ -1929,7 +2217,7 @@
         <w:pStyle w:val="Compact"/>
         <w:numPr>
           <w:ilvl w:val="0"/>
-          <w:numId w:val="1007"/>
+          <w:numId w:val="1008"/>
         </w:numPr>
       </w:pPr>
       <w:r>
@@ -1944,7 +2232,7 @@
         <w:pStyle w:val="Compact"/>
         <w:numPr>
           <w:ilvl w:val="0"/>
-          <w:numId w:val="1007"/>
+          <w:numId w:val="1008"/>
         </w:numPr>
       </w:pPr>
       <w:r>
@@ -1962,7 +2250,7 @@
         <w:pStyle w:val="Compact"/>
         <w:numPr>
           <w:ilvl w:val="0"/>
-          <w:numId w:val="1007"/>
+          <w:numId w:val="1008"/>
         </w:numPr>
       </w:pPr>
       <w:r>
@@ -2037,8 +2325,8 @@
         </w:pict>
       </w:r>
     </w:p>
-    <w:bookmarkEnd w:id="16"/>
-    <w:bookmarkStart w:id="17" w:name="発明の概要"/>
+    <w:bookmarkEnd w:id="17"/>
+    <w:bookmarkStart w:id="18" w:name="発明の概要"/>
     <w:p>
       <w:pPr>
         <w:pStyle w:val="Heading2"/>
@@ -2089,8 +2377,8 @@
         </w:pict>
       </w:r>
     </w:p>
-    <w:bookmarkEnd w:id="17"/>
-    <w:bookmarkStart w:id="18" w:name="システム構成"/>
+    <w:bookmarkEnd w:id="18"/>
+    <w:bookmarkStart w:id="19" w:name="システム構成"/>
     <w:p>
       <w:pPr>
         <w:pStyle w:val="Heading2"/>
@@ -2373,8 +2661,8 @@
         </w:pict>
       </w:r>
     </w:p>
-    <w:bookmarkEnd w:id="18"/>
-    <w:bookmarkStart w:id="22" w:name="X2bd23264af6d0d03bf21b02d3906cf2a91d98de"/>
+    <w:bookmarkEnd w:id="19"/>
+    <w:bookmarkStart w:id="23" w:name="X2bd23264af6d0d03bf21b02d3906cf2a91d98de"/>
     <w:p>
       <w:pPr>
         <w:pStyle w:val="Heading2"/>
@@ -2416,7 +2704,7 @@
         <w:t xml:space="preserve">抽出システム</w:t>
       </w:r>
     </w:p>
-    <w:bookmarkStart w:id="19" w:name="技術的構成"/>
+    <w:bookmarkStart w:id="20" w:name="技術的構成"/>
     <w:p>
       <w:pPr>
         <w:pStyle w:val="Heading3"/>
@@ -2447,7 +2735,7 @@
         <w:pStyle w:val="Compact"/>
         <w:numPr>
           <w:ilvl w:val="0"/>
-          <w:numId w:val="1008"/>
+          <w:numId w:val="1009"/>
         </w:numPr>
       </w:pPr>
       <w:r>
@@ -2462,7 +2750,7 @@
         <w:pStyle w:val="Compact"/>
         <w:numPr>
           <w:ilvl w:val="0"/>
-          <w:numId w:val="1008"/>
+          <w:numId w:val="1009"/>
         </w:numPr>
       </w:pPr>
       <w:r>
@@ -2477,7 +2765,7 @@
         <w:pStyle w:val="Compact"/>
         <w:numPr>
           <w:ilvl w:val="0"/>
-          <w:numId w:val="1008"/>
+          <w:numId w:val="1009"/>
         </w:numPr>
       </w:pPr>
       <w:r>
@@ -2492,7 +2780,7 @@
         <w:pStyle w:val="Compact"/>
         <w:numPr>
           <w:ilvl w:val="0"/>
-          <w:numId w:val="1008"/>
+          <w:numId w:val="1009"/>
         </w:numPr>
       </w:pPr>
       <w:r>
@@ -2504,7 +2792,7 @@
         <w:pStyle w:val="Compact"/>
         <w:numPr>
           <w:ilvl w:val="0"/>
-          <w:numId w:val="1008"/>
+          <w:numId w:val="1009"/>
         </w:numPr>
       </w:pPr>
       <w:r>
@@ -2530,7 +2818,7 @@
         <w:pStyle w:val="Compact"/>
         <w:numPr>
           <w:ilvl w:val="0"/>
-          <w:numId w:val="1009"/>
+          <w:numId w:val="1010"/>
         </w:numPr>
       </w:pPr>
       <w:r>
@@ -2542,7 +2830,7 @@
         <w:pStyle w:val="Compact"/>
         <w:numPr>
           <w:ilvl w:val="0"/>
-          <w:numId w:val="1009"/>
+          <w:numId w:val="1010"/>
         </w:numPr>
       </w:pPr>
       <w:r>
@@ -2554,7 +2842,7 @@
         <w:pStyle w:val="Compact"/>
         <w:numPr>
           <w:ilvl w:val="0"/>
-          <w:numId w:val="1009"/>
+          <w:numId w:val="1010"/>
         </w:numPr>
       </w:pPr>
       <w:r>
@@ -2566,7 +2854,7 @@
         <w:pStyle w:val="Compact"/>
         <w:numPr>
           <w:ilvl w:val="0"/>
-          <w:numId w:val="1009"/>
+          <w:numId w:val="1010"/>
         </w:numPr>
       </w:pPr>
       <w:r>
@@ -2578,7 +2866,7 @@
         <w:pStyle w:val="Compact"/>
         <w:numPr>
           <w:ilvl w:val="0"/>
-          <w:numId w:val="1009"/>
+          <w:numId w:val="1010"/>
         </w:numPr>
       </w:pPr>
       <w:r>
@@ -2590,7 +2878,7 @@
         <w:pStyle w:val="Compact"/>
         <w:numPr>
           <w:ilvl w:val="0"/>
-          <w:numId w:val="1009"/>
+          <w:numId w:val="1010"/>
         </w:numPr>
       </w:pPr>
       <w:r>
@@ -2602,7 +2890,7 @@
         <w:pStyle w:val="Compact"/>
         <w:numPr>
           <w:ilvl w:val="0"/>
-          <w:numId w:val="1009"/>
+          <w:numId w:val="1010"/>
         </w:numPr>
       </w:pPr>
       <w:r>
@@ -2614,7 +2902,7 @@
         <w:pStyle w:val="Compact"/>
         <w:numPr>
           <w:ilvl w:val="0"/>
-          <w:numId w:val="1009"/>
+          <w:numId w:val="1010"/>
         </w:numPr>
       </w:pPr>
       <w:r>
@@ -2626,7 +2914,7 @@
         <w:pStyle w:val="Compact"/>
         <w:numPr>
           <w:ilvl w:val="0"/>
-          <w:numId w:val="1009"/>
+          <w:numId w:val="1010"/>
         </w:numPr>
       </w:pPr>
       <w:r>
@@ -2658,7 +2946,7 @@
         <w:pStyle w:val="Compact"/>
         <w:numPr>
           <w:ilvl w:val="0"/>
-          <w:numId w:val="1010"/>
+          <w:numId w:val="1011"/>
         </w:numPr>
       </w:pPr>
       <w:r>
@@ -2673,7 +2961,7 @@
         <w:pStyle w:val="Compact"/>
         <w:numPr>
           <w:ilvl w:val="0"/>
-          <w:numId w:val="1010"/>
+          <w:numId w:val="1011"/>
         </w:numPr>
       </w:pPr>
       <w:r>
@@ -2688,7 +2976,7 @@
         <w:pStyle w:val="Compact"/>
         <w:numPr>
           <w:ilvl w:val="0"/>
-          <w:numId w:val="1010"/>
+          <w:numId w:val="1011"/>
         </w:numPr>
       </w:pPr>
       <w:r>
@@ -2706,7 +2994,7 @@
         <w:pStyle w:val="Compact"/>
         <w:numPr>
           <w:ilvl w:val="0"/>
-          <w:numId w:val="1010"/>
+          <w:numId w:val="1011"/>
         </w:numPr>
       </w:pPr>
       <w:r>
@@ -2718,7 +3006,7 @@
         <w:pStyle w:val="Compact"/>
         <w:numPr>
           <w:ilvl w:val="0"/>
-          <w:numId w:val="1010"/>
+          <w:numId w:val="1011"/>
         </w:numPr>
       </w:pPr>
       <w:r>
@@ -2730,7 +3018,7 @@
         <w:pStyle w:val="Compact"/>
         <w:numPr>
           <w:ilvl w:val="0"/>
-          <w:numId w:val="1010"/>
+          <w:numId w:val="1011"/>
         </w:numPr>
       </w:pPr>
       <w:r>
@@ -2742,7 +3030,7 @@
         <w:pStyle w:val="Compact"/>
         <w:numPr>
           <w:ilvl w:val="0"/>
-          <w:numId w:val="1010"/>
+          <w:numId w:val="1011"/>
         </w:numPr>
       </w:pPr>
       <w:r>
@@ -2790,8 +3078,8 @@
         <w:t xml:space="preserve">として保存する。コメントは次回抽出のプロンプトまたは判定ルールへ反映する。</w:t>
       </w:r>
     </w:p>
-    <w:bookmarkEnd w:id="19"/>
-    <w:bookmarkStart w:id="20" w:name="技術的効果"/>
+    <w:bookmarkEnd w:id="20"/>
+    <w:bookmarkStart w:id="21" w:name="技術的効果"/>
     <w:p>
       <w:pPr>
         <w:pStyle w:val="Heading3"/>
@@ -2811,7 +3099,7 @@
         <w:pStyle w:val="Compact"/>
         <w:numPr>
           <w:ilvl w:val="0"/>
-          <w:numId w:val="1011"/>
+          <w:numId w:val="1012"/>
         </w:numPr>
       </w:pPr>
       <w:r>
@@ -2835,7 +3123,7 @@
         <w:pStyle w:val="Compact"/>
         <w:numPr>
           <w:ilvl w:val="0"/>
-          <w:numId w:val="1011"/>
+          <w:numId w:val="1012"/>
         </w:numPr>
       </w:pPr>
       <w:r>
@@ -2850,7 +3138,7 @@
         <w:pStyle w:val="Compact"/>
         <w:numPr>
           <w:ilvl w:val="0"/>
-          <w:numId w:val="1011"/>
+          <w:numId w:val="1012"/>
         </w:numPr>
       </w:pPr>
       <w:r>
@@ -2868,7 +3156,7 @@
         <w:pStyle w:val="Compact"/>
         <w:numPr>
           <w:ilvl w:val="0"/>
-          <w:numId w:val="1011"/>
+          <w:numId w:val="1012"/>
         </w:numPr>
       </w:pPr>
       <w:r>
@@ -2883,7 +3171,7 @@
         <w:pStyle w:val="Compact"/>
         <w:numPr>
           <w:ilvl w:val="0"/>
-          <w:numId w:val="1011"/>
+          <w:numId w:val="1012"/>
         </w:numPr>
       </w:pPr>
       <w:r>
@@ -2893,8 +3181,8 @@
         <w:t xml:space="preserve">「通知だけで終わる」状態を避け、承認された候補だけが事業化判断の正本へ入る</w:t>
       </w:r>
     </w:p>
-    <w:bookmarkEnd w:id="20"/>
-    <w:bookmarkStart w:id="21" w:name="既存-amd-os-実装との対応"/>
+    <w:bookmarkEnd w:id="21"/>
+    <w:bookmarkStart w:id="22" w:name="既存-amd-os-実装との対応"/>
     <w:p>
       <w:pPr>
         <w:pStyle w:val="Heading3"/>
@@ -2923,7 +3211,7 @@
         <w:pStyle w:val="Compact"/>
         <w:numPr>
           <w:ilvl w:val="0"/>
-          <w:numId w:val="1012"/>
+          <w:numId w:val="1013"/>
         </w:numPr>
       </w:pPr>
       <w:r>
@@ -2950,7 +3238,7 @@
         <w:pStyle w:val="Compact"/>
         <w:numPr>
           <w:ilvl w:val="0"/>
-          <w:numId w:val="1012"/>
+          <w:numId w:val="1013"/>
         </w:numPr>
       </w:pPr>
       <w:r>
@@ -2968,7 +3256,7 @@
         <w:pStyle w:val="Compact"/>
         <w:numPr>
           <w:ilvl w:val="0"/>
-          <w:numId w:val="1012"/>
+          <w:numId w:val="1013"/>
         </w:numPr>
       </w:pPr>
       <w:r>
@@ -2995,7 +3283,7 @@
         <w:pStyle w:val="Compact"/>
         <w:numPr>
           <w:ilvl w:val="0"/>
-          <w:numId w:val="1012"/>
+          <w:numId w:val="1013"/>
         </w:numPr>
       </w:pPr>
       <w:r>
@@ -3018,9 +3306,9 @@
         </w:pict>
       </w:r>
     </w:p>
-    <w:bookmarkEnd w:id="21"/>
     <w:bookmarkEnd w:id="22"/>
-    <w:bookmarkStart w:id="26" w:name="発明要素-2-経営判断の普遍プロトコル化と結果観測-ledger"/>
+    <w:bookmarkEnd w:id="23"/>
+    <w:bookmarkStart w:id="27" w:name="発明要素-2-経営判断の普遍プロトコル化と結果観測-ledger"/>
     <w:p>
       <w:pPr>
         <w:pStyle w:val="Heading2"/>
@@ -3047,7 +3335,7 @@
         <w:t xml:space="preserve"> ledger</w:t>
       </w:r>
     </w:p>
-    <w:bookmarkStart w:id="23" w:name="技術的構成-1"/>
+    <w:bookmarkStart w:id="24" w:name="技術的構成-1"/>
     <w:p>
       <w:pPr>
         <w:pStyle w:val="Heading3"/>
@@ -3078,7 +3366,7 @@
         <w:pStyle w:val="Compact"/>
         <w:numPr>
           <w:ilvl w:val="0"/>
-          <w:numId w:val="1013"/>
+          <w:numId w:val="1014"/>
         </w:numPr>
       </w:pPr>
       <w:r>
@@ -3102,7 +3390,7 @@
         <w:pStyle w:val="Compact"/>
         <w:numPr>
           <w:ilvl w:val="0"/>
-          <w:numId w:val="1013"/>
+          <w:numId w:val="1014"/>
         </w:numPr>
       </w:pPr>
       <w:r>
@@ -3126,7 +3414,7 @@
         <w:pStyle w:val="Compact"/>
         <w:numPr>
           <w:ilvl w:val="0"/>
-          <w:numId w:val="1013"/>
+          <w:numId w:val="1014"/>
         </w:numPr>
       </w:pPr>
       <w:r>
@@ -3144,7 +3432,7 @@
         <w:pStyle w:val="Compact"/>
         <w:numPr>
           <w:ilvl w:val="0"/>
-          <w:numId w:val="1013"/>
+          <w:numId w:val="1014"/>
         </w:numPr>
       </w:pPr>
       <w:r>
@@ -3199,7 +3487,7 @@
         <w:pStyle w:val="Compact"/>
         <w:numPr>
           <w:ilvl w:val="0"/>
-          <w:numId w:val="1014"/>
+          <w:numId w:val="1015"/>
         </w:numPr>
       </w:pPr>
       <w:r>
@@ -3211,7 +3499,7 @@
         <w:pStyle w:val="Compact"/>
         <w:numPr>
           <w:ilvl w:val="0"/>
-          <w:numId w:val="1014"/>
+          <w:numId w:val="1015"/>
         </w:numPr>
       </w:pPr>
       <w:r>
@@ -3223,7 +3511,7 @@
         <w:pStyle w:val="Compact"/>
         <w:numPr>
           <w:ilvl w:val="0"/>
-          <w:numId w:val="1014"/>
+          <w:numId w:val="1015"/>
         </w:numPr>
       </w:pPr>
       <w:r>
@@ -3235,7 +3523,7 @@
         <w:pStyle w:val="Compact"/>
         <w:numPr>
           <w:ilvl w:val="0"/>
-          <w:numId w:val="1014"/>
+          <w:numId w:val="1015"/>
         </w:numPr>
       </w:pPr>
       <w:r>
@@ -3247,7 +3535,7 @@
         <w:pStyle w:val="Compact"/>
         <w:numPr>
           <w:ilvl w:val="0"/>
-          <w:numId w:val="1014"/>
+          <w:numId w:val="1015"/>
         </w:numPr>
       </w:pPr>
       <w:r>
@@ -3259,7 +3547,7 @@
         <w:pStyle w:val="Compact"/>
         <w:numPr>
           <w:ilvl w:val="0"/>
-          <w:numId w:val="1014"/>
+          <w:numId w:val="1015"/>
         </w:numPr>
       </w:pPr>
       <w:r>
@@ -3271,7 +3559,7 @@
         <w:pStyle w:val="Compact"/>
         <w:numPr>
           <w:ilvl w:val="0"/>
-          <w:numId w:val="1014"/>
+          <w:numId w:val="1015"/>
         </w:numPr>
       </w:pPr>
       <w:r>
@@ -3303,7 +3591,7 @@
         <w:pStyle w:val="Compact"/>
         <w:numPr>
           <w:ilvl w:val="0"/>
-          <w:numId w:val="1015"/>
+          <w:numId w:val="1016"/>
         </w:numPr>
       </w:pPr>
       <w:r>
@@ -3315,7 +3603,7 @@
         <w:pStyle w:val="Compact"/>
         <w:numPr>
           <w:ilvl w:val="0"/>
-          <w:numId w:val="1015"/>
+          <w:numId w:val="1016"/>
         </w:numPr>
       </w:pPr>
       <w:r>
@@ -3327,7 +3615,7 @@
         <w:pStyle w:val="Compact"/>
         <w:numPr>
           <w:ilvl w:val="0"/>
-          <w:numId w:val="1015"/>
+          <w:numId w:val="1016"/>
         </w:numPr>
       </w:pPr>
       <w:r>
@@ -3339,7 +3627,7 @@
         <w:pStyle w:val="Compact"/>
         <w:numPr>
           <w:ilvl w:val="0"/>
-          <w:numId w:val="1015"/>
+          <w:numId w:val="1016"/>
         </w:numPr>
       </w:pPr>
       <w:r>
@@ -3351,7 +3639,7 @@
         <w:pStyle w:val="Compact"/>
         <w:numPr>
           <w:ilvl w:val="0"/>
-          <w:numId w:val="1015"/>
+          <w:numId w:val="1016"/>
         </w:numPr>
       </w:pPr>
       <w:r>
@@ -3363,7 +3651,7 @@
         <w:pStyle w:val="Compact"/>
         <w:numPr>
           <w:ilvl w:val="0"/>
-          <w:numId w:val="1015"/>
+          <w:numId w:val="1016"/>
         </w:numPr>
       </w:pPr>
       <w:r>
@@ -3375,7 +3663,7 @@
         <w:pStyle w:val="Compact"/>
         <w:numPr>
           <w:ilvl w:val="0"/>
-          <w:numId w:val="1015"/>
+          <w:numId w:val="1016"/>
         </w:numPr>
       </w:pPr>
       <w:r>
@@ -3402,8 +3690,8 @@
         <w:t xml:space="preserve">を持つ。これにより、短期では悪く見えた判断が長期では有効だった、またはその逆、といった時間軸の変化を保持できる。</w:t>
       </w:r>
     </w:p>
-    <w:bookmarkEnd w:id="23"/>
-    <w:bookmarkStart w:id="24" w:name="技術的効果-1"/>
+    <w:bookmarkEnd w:id="24"/>
+    <w:bookmarkStart w:id="25" w:name="技術的効果-1"/>
     <w:p>
       <w:pPr>
         <w:pStyle w:val="Heading3"/>
@@ -3423,7 +3711,7 @@
         <w:pStyle w:val="Compact"/>
         <w:numPr>
           <w:ilvl w:val="0"/>
-          <w:numId w:val="1016"/>
+          <w:numId w:val="1017"/>
         </w:numPr>
       </w:pPr>
       <w:r>
@@ -3438,7 +3726,7 @@
         <w:pStyle w:val="Compact"/>
         <w:numPr>
           <w:ilvl w:val="0"/>
-          <w:numId w:val="1016"/>
+          <w:numId w:val="1017"/>
         </w:numPr>
       </w:pPr>
       <w:r>
@@ -3462,7 +3750,7 @@
         <w:pStyle w:val="Compact"/>
         <w:numPr>
           <w:ilvl w:val="0"/>
-          <w:numId w:val="1016"/>
+          <w:numId w:val="1017"/>
         </w:numPr>
       </w:pPr>
       <w:r>
@@ -3477,7 +3765,7 @@
         <w:pStyle w:val="Compact"/>
         <w:numPr>
           <w:ilvl w:val="0"/>
-          <w:numId w:val="1016"/>
+          <w:numId w:val="1017"/>
         </w:numPr>
       </w:pPr>
       <w:r>
@@ -3492,7 +3780,7 @@
         <w:pStyle w:val="Compact"/>
         <w:numPr>
           <w:ilvl w:val="0"/>
-          <w:numId w:val="1016"/>
+          <w:numId w:val="1017"/>
         </w:numPr>
       </w:pPr>
       <w:r>
@@ -3514,8 +3802,8 @@
         <w:t xml:space="preserve">が参照できる知識ベースへ変換できる</w:t>
       </w:r>
     </w:p>
-    <w:bookmarkEnd w:id="24"/>
-    <w:bookmarkStart w:id="25" w:name="既存-amd-os-実装との対応-1"/>
+    <w:bookmarkEnd w:id="25"/>
+    <w:bookmarkStart w:id="26" w:name="既存-amd-os-実装との対応-1"/>
     <w:p>
       <w:pPr>
         <w:pStyle w:val="Heading3"/>
@@ -3544,7 +3832,7 @@
         <w:pStyle w:val="Compact"/>
         <w:numPr>
           <w:ilvl w:val="0"/>
-          <w:numId w:val="1017"/>
+          <w:numId w:val="1018"/>
         </w:numPr>
       </w:pPr>
       <w:r>
@@ -3556,7 +3844,7 @@
         <w:pStyle w:val="Compact"/>
         <w:numPr>
           <w:ilvl w:val="0"/>
-          <w:numId w:val="1017"/>
+          <w:numId w:val="1018"/>
         </w:numPr>
       </w:pPr>
       <w:r>
@@ -3574,7 +3862,7 @@
         <w:pStyle w:val="Compact"/>
         <w:numPr>
           <w:ilvl w:val="0"/>
-          <w:numId w:val="1017"/>
+          <w:numId w:val="1018"/>
         </w:numPr>
       </w:pPr>
       <w:r>
@@ -3594,9 +3882,9 @@
         </w:pict>
       </w:r>
     </w:p>
-    <w:bookmarkEnd w:id="25"/>
     <w:bookmarkEnd w:id="26"/>
-    <w:bookmarkStart w:id="30" w:name="発明要素-4-amd-score-revision-feedback-loop"/>
+    <w:bookmarkEnd w:id="27"/>
+    <w:bookmarkStart w:id="31" w:name="発明要素-4-amd-score-revision-feedback-loop"/>
     <w:p>
       <w:pPr>
         <w:pStyle w:val="Heading2"/>
@@ -3614,7 +3902,7 @@
         <w:t xml:space="preserve"> 4: AMD Score revision feedback loop</w:t>
       </w:r>
     </w:p>
-    <w:bookmarkStart w:id="27" w:name="技術的構成-2"/>
+    <w:bookmarkStart w:id="28" w:name="技術的構成-2"/>
     <w:p>
       <w:pPr>
         <w:pStyle w:val="Heading3"/>
@@ -3663,7 +3951,7 @@
         <w:pStyle w:val="Compact"/>
         <w:numPr>
           <w:ilvl w:val="0"/>
-          <w:numId w:val="1018"/>
+          <w:numId w:val="1019"/>
         </w:numPr>
       </w:pPr>
       <w:r>
@@ -3675,7 +3963,7 @@
         <w:pStyle w:val="Compact"/>
         <w:numPr>
           <w:ilvl w:val="0"/>
-          <w:numId w:val="1018"/>
+          <w:numId w:val="1019"/>
         </w:numPr>
       </w:pPr>
       <w:r>
@@ -3687,7 +3975,7 @@
         <w:pStyle w:val="Compact"/>
         <w:numPr>
           <w:ilvl w:val="0"/>
-          <w:numId w:val="1018"/>
+          <w:numId w:val="1019"/>
         </w:numPr>
       </w:pPr>
       <w:r>
@@ -3699,7 +3987,7 @@
         <w:pStyle w:val="Compact"/>
         <w:numPr>
           <w:ilvl w:val="0"/>
-          <w:numId w:val="1018"/>
+          <w:numId w:val="1019"/>
         </w:numPr>
       </w:pPr>
       <w:r>
@@ -3711,7 +3999,7 @@
         <w:pStyle w:val="Compact"/>
         <w:numPr>
           <w:ilvl w:val="0"/>
-          <w:numId w:val="1018"/>
+          <w:numId w:val="1019"/>
         </w:numPr>
       </w:pPr>
       <w:r>
@@ -3723,7 +4011,7 @@
         <w:pStyle w:val="Compact"/>
         <w:numPr>
           <w:ilvl w:val="0"/>
-          <w:numId w:val="1018"/>
+          <w:numId w:val="1019"/>
         </w:numPr>
       </w:pPr>
       <w:r>
@@ -3735,7 +4023,7 @@
         <w:pStyle w:val="Compact"/>
         <w:numPr>
           <w:ilvl w:val="0"/>
-          <w:numId w:val="1018"/>
+          <w:numId w:val="1019"/>
         </w:numPr>
       </w:pPr>
       <w:r>
@@ -3747,7 +4035,7 @@
         <w:pStyle w:val="Compact"/>
         <w:numPr>
           <w:ilvl w:val="0"/>
-          <w:numId w:val="1018"/>
+          <w:numId w:val="1019"/>
         </w:numPr>
       </w:pPr>
       <w:r>
@@ -3759,7 +4047,7 @@
         <w:pStyle w:val="Compact"/>
         <w:numPr>
           <w:ilvl w:val="0"/>
-          <w:numId w:val="1018"/>
+          <w:numId w:val="1019"/>
         </w:numPr>
       </w:pPr>
       <w:r>
@@ -3771,7 +4059,7 @@
         <w:pStyle w:val="Compact"/>
         <w:numPr>
           <w:ilvl w:val="0"/>
-          <w:numId w:val="1018"/>
+          <w:numId w:val="1019"/>
         </w:numPr>
       </w:pPr>
       <w:r>
@@ -3783,7 +4071,7 @@
         <w:pStyle w:val="Compact"/>
         <w:numPr>
           <w:ilvl w:val="0"/>
-          <w:numId w:val="1018"/>
+          <w:numId w:val="1019"/>
         </w:numPr>
       </w:pPr>
       <w:r>
@@ -3817,7 +4105,7 @@
         <w:pStyle w:val="Compact"/>
         <w:numPr>
           <w:ilvl w:val="0"/>
-          <w:numId w:val="1019"/>
+          <w:numId w:val="1020"/>
         </w:numPr>
       </w:pPr>
       <w:r>
@@ -3841,7 +4129,7 @@
         <w:pStyle w:val="Compact"/>
         <w:numPr>
           <w:ilvl w:val="0"/>
-          <w:numId w:val="1019"/>
+          <w:numId w:val="1020"/>
         </w:numPr>
       </w:pPr>
       <w:r>
@@ -3859,7 +4147,7 @@
         <w:pStyle w:val="Compact"/>
         <w:numPr>
           <w:ilvl w:val="0"/>
-          <w:numId w:val="1019"/>
+          <w:numId w:val="1020"/>
         </w:numPr>
       </w:pPr>
       <w:r>
@@ -3877,7 +4165,7 @@
         <w:pStyle w:val="Compact"/>
         <w:numPr>
           <w:ilvl w:val="0"/>
-          <w:numId w:val="1019"/>
+          <w:numId w:val="1020"/>
         </w:numPr>
       </w:pPr>
       <w:r>
@@ -3903,7 +4191,7 @@
         <w:pStyle w:val="Compact"/>
         <w:numPr>
           <w:ilvl w:val="0"/>
-          <w:numId w:val="1020"/>
+          <w:numId w:val="1021"/>
         </w:numPr>
       </w:pPr>
       <w:r>
@@ -3921,7 +4209,7 @@
         <w:pStyle w:val="Compact"/>
         <w:numPr>
           <w:ilvl w:val="0"/>
-          <w:numId w:val="1020"/>
+          <w:numId w:val="1021"/>
         </w:numPr>
       </w:pPr>
       <w:r>
@@ -3939,7 +4227,7 @@
         <w:pStyle w:val="Compact"/>
         <w:numPr>
           <w:ilvl w:val="0"/>
-          <w:numId w:val="1020"/>
+          <w:numId w:val="1021"/>
         </w:numPr>
       </w:pPr>
       <w:r>
@@ -3957,7 +4245,7 @@
         <w:pStyle w:val="Compact"/>
         <w:numPr>
           <w:ilvl w:val="0"/>
-          <w:numId w:val="1020"/>
+          <w:numId w:val="1021"/>
         </w:numPr>
       </w:pPr>
       <w:r>
@@ -3975,7 +4263,7 @@
         <w:pStyle w:val="Compact"/>
         <w:numPr>
           <w:ilvl w:val="0"/>
-          <w:numId w:val="1020"/>
+          <w:numId w:val="1021"/>
         </w:numPr>
       </w:pPr>
       <w:r>
@@ -4017,8 +4305,8 @@
         <w:t xml:space="preserve">として保存する。</w:t>
       </w:r>
     </w:p>
-    <w:bookmarkEnd w:id="27"/>
-    <w:bookmarkStart w:id="28" w:name="技術的効果-2"/>
+    <w:bookmarkEnd w:id="28"/>
+    <w:bookmarkStart w:id="29" w:name="技術的効果-2"/>
     <w:p>
       <w:pPr>
         <w:pStyle w:val="Heading3"/>
@@ -4038,7 +4326,7 @@
         <w:pStyle w:val="Compact"/>
         <w:numPr>
           <w:ilvl w:val="0"/>
-          <w:numId w:val="1021"/>
+          <w:numId w:val="1022"/>
         </w:numPr>
       </w:pPr>
       <w:r>
@@ -4053,7 +4341,7 @@
         <w:pStyle w:val="Compact"/>
         <w:numPr>
           <w:ilvl w:val="0"/>
-          <w:numId w:val="1021"/>
+          <w:numId w:val="1022"/>
         </w:numPr>
       </w:pPr>
       <w:r>
@@ -4077,7 +4365,7 @@
         <w:pStyle w:val="Compact"/>
         <w:numPr>
           <w:ilvl w:val="0"/>
-          <w:numId w:val="1021"/>
+          <w:numId w:val="1022"/>
         </w:numPr>
       </w:pPr>
       <w:r>
@@ -4095,7 +4383,7 @@
         <w:pStyle w:val="Compact"/>
         <w:numPr>
           <w:ilvl w:val="0"/>
-          <w:numId w:val="1021"/>
+          <w:numId w:val="1022"/>
         </w:numPr>
       </w:pPr>
       <w:r>
@@ -4119,7 +4407,7 @@
         <w:pStyle w:val="Compact"/>
         <w:numPr>
           <w:ilvl w:val="0"/>
-          <w:numId w:val="1021"/>
+          <w:numId w:val="1022"/>
         </w:numPr>
       </w:pPr>
       <w:r>
@@ -4132,8 +4420,8 @@
         <w:t xml:space="preserve">提案と人間承認を分離し、過度な自動更新を避けられる</w:t>
       </w:r>
     </w:p>
-    <w:bookmarkEnd w:id="28"/>
-    <w:bookmarkStart w:id="29" w:name="既存-amd-os-設計との対応"/>
+    <w:bookmarkEnd w:id="29"/>
+    <w:bookmarkStart w:id="30" w:name="既存-amd-os-設計との対応"/>
     <w:p>
       <w:pPr>
         <w:pStyle w:val="Heading3"/>
@@ -4162,7 +4450,7 @@
         <w:pStyle w:val="Compact"/>
         <w:numPr>
           <w:ilvl w:val="0"/>
-          <w:numId w:val="1022"/>
+          <w:numId w:val="1023"/>
         </w:numPr>
       </w:pPr>
       <w:r>
@@ -4192,7 +4480,7 @@
         <w:pStyle w:val="Compact"/>
         <w:numPr>
           <w:ilvl w:val="0"/>
-          <w:numId w:val="1022"/>
+          <w:numId w:val="1023"/>
         </w:numPr>
       </w:pPr>
       <w:r>
@@ -4213,7 +4501,7 @@
         <w:pStyle w:val="Compact"/>
         <w:numPr>
           <w:ilvl w:val="0"/>
-          <w:numId w:val="1022"/>
+          <w:numId w:val="1023"/>
         </w:numPr>
       </w:pPr>
       <w:r>
@@ -4233,9 +4521,9 @@
         </w:pict>
       </w:r>
     </w:p>
-    <w:bookmarkEnd w:id="29"/>
     <w:bookmarkEnd w:id="30"/>
-    <w:bookmarkStart w:id="44" w:name="請求項たたき台-2026-05-27-先行特許スクリーニング後-改訂版"/>
+    <w:bookmarkEnd w:id="31"/>
+    <w:bookmarkStart w:id="45" w:name="請求項たたき台-2026-05-27-先行特許スクリーニング後-改訂版"/>
     <w:p>
       <w:pPr>
         <w:pStyle w:val="Heading2"/>
@@ -4311,7 +4599,7 @@
         <w:pStyle w:val="Compact"/>
         <w:numPr>
           <w:ilvl w:val="0"/>
-          <w:numId w:val="1023"/>
+          <w:numId w:val="1024"/>
         </w:numPr>
       </w:pPr>
       <w:r>
@@ -4345,7 +4633,7 @@
         <w:pStyle w:val="Compact"/>
         <w:numPr>
           <w:ilvl w:val="0"/>
-          <w:numId w:val="1023"/>
+          <w:numId w:val="1024"/>
         </w:numPr>
       </w:pPr>
       <w:r>
@@ -4388,7 +4676,7 @@
         <w:pStyle w:val="Compact"/>
         <w:numPr>
           <w:ilvl w:val="0"/>
-          <w:numId w:val="1023"/>
+          <w:numId w:val="1024"/>
         </w:numPr>
       </w:pPr>
       <w:r>
@@ -4425,7 +4713,7 @@
         <w:pStyle w:val="Compact"/>
         <w:numPr>
           <w:ilvl w:val="0"/>
-          <w:numId w:val="1023"/>
+          <w:numId w:val="1024"/>
         </w:numPr>
       </w:pPr>
       <w:r>
@@ -4477,7 +4765,7 @@
         <w:pStyle w:val="Compact"/>
         <w:numPr>
           <w:ilvl w:val="0"/>
-          <w:numId w:val="1023"/>
+          <w:numId w:val="1024"/>
         </w:numPr>
       </w:pPr>
       <w:r>
@@ -4554,7 +4842,7 @@
         <w:t xml:space="preserve"> (governance versioning chain)</w:t>
       </w:r>
     </w:p>
-    <w:bookmarkStart w:id="31" w:name="請求項-1-主請求項-改訂-ws-1-と-ws-2-を明示"/>
+    <w:bookmarkStart w:id="32" w:name="請求項-1-主請求項-改訂-ws-1-と-ws-2-を明示"/>
     <w:p>
       <w:pPr>
         <w:pStyle w:val="Heading3"/>
@@ -4609,7 +4897,7 @@
         <w:pStyle w:val="Compact"/>
         <w:numPr>
           <w:ilvl w:val="0"/>
-          <w:numId w:val="1024"/>
+          <w:numId w:val="1025"/>
         </w:numPr>
       </w:pPr>
       <w:r>
@@ -4624,7 +4912,7 @@
         <w:pStyle w:val="Compact"/>
         <w:numPr>
           <w:ilvl w:val="0"/>
-          <w:numId w:val="1024"/>
+          <w:numId w:val="1025"/>
         </w:numPr>
       </w:pPr>
       <w:r>
@@ -4648,7 +4936,7 @@
         <w:pStyle w:val="Compact"/>
         <w:numPr>
           <w:ilvl w:val="0"/>
-          <w:numId w:val="1024"/>
+          <w:numId w:val="1025"/>
         </w:numPr>
       </w:pPr>
       <w:r>
@@ -4677,7 +4965,7 @@
         <w:pStyle w:val="Compact"/>
         <w:numPr>
           <w:ilvl w:val="0"/>
-          <w:numId w:val="1024"/>
+          <w:numId w:val="1025"/>
         </w:numPr>
       </w:pPr>
       <w:r>
@@ -4692,7 +4980,7 @@
         <w:pStyle w:val="Compact"/>
         <w:numPr>
           <w:ilvl w:val="0"/>
-          <w:numId w:val="1024"/>
+          <w:numId w:val="1025"/>
         </w:numPr>
       </w:pPr>
       <w:r>
@@ -4707,7 +4995,7 @@
         <w:pStyle w:val="Compact"/>
         <w:numPr>
           <w:ilvl w:val="0"/>
-          <w:numId w:val="1024"/>
+          <w:numId w:val="1025"/>
         </w:numPr>
       </w:pPr>
       <w:r>
@@ -4739,8 +5027,8 @@
         <w:t xml:space="preserve">情報処理方法。</w:t>
       </w:r>
     </w:p>
-    <w:bookmarkEnd w:id="31"/>
-    <w:bookmarkStart w:id="32" w:name="請求項-2-l2-種別"/>
+    <w:bookmarkEnd w:id="32"/>
+    <w:bookmarkStart w:id="33" w:name="請求項-2-l2-種別"/>
     <w:p>
       <w:pPr>
         <w:pStyle w:val="Heading3"/>
@@ -4790,8 +5078,8 @@
         <w:t xml:space="preserve">評価根拠、会議サマリ、プロジェクトナレッジ、メンバーナレッジ、又は台帳差分の少なくとも一つの種別に分類される。</w:t>
       </w:r>
     </w:p>
-    <w:bookmarkEnd w:id="32"/>
-    <w:bookmarkStart w:id="33" w:name="請求項-3-普遍プロトコル化-改訂-ws-4-を明示"/>
+    <w:bookmarkEnd w:id="33"/>
+    <w:bookmarkStart w:id="34" w:name="請求項-3-普遍プロトコル化-改訂-ws-4-を明示"/>
     <w:p>
       <w:pPr>
         <w:pStyle w:val="Heading3"/>
@@ -4870,8 +5158,8 @@
         <w:t xml:space="preserve">。</w:t>
       </w:r>
     </w:p>
-    <w:bookmarkEnd w:id="33"/>
-    <w:bookmarkStart w:id="34" w:name="請求項-4-1n-事例構造-改訂-出典会議識別子を明示"/>
+    <w:bookmarkEnd w:id="34"/>
+    <w:bookmarkStart w:id="35" w:name="請求項-4-1n-事例構造-改訂-出典会議識別子を明示"/>
     <w:p>
       <w:pPr>
         <w:pStyle w:val="Heading3"/>
@@ -4941,8 +5229,8 @@
         <w:t xml:space="preserve">。</w:t>
       </w:r>
     </w:p>
-    <w:bookmarkEnd w:id="34"/>
-    <w:bookmarkStart w:id="35" w:name="Xe98e0176f8a83a01850029931deb5183441cab4"/>
+    <w:bookmarkEnd w:id="35"/>
+    <w:bookmarkStart w:id="36" w:name="Xe98e0176f8a83a01850029931deb5183441cab4"/>
     <w:p>
       <w:pPr>
         <w:pStyle w:val="Heading3"/>
@@ -5024,7 +5312,7 @@
         <w:pStyle w:val="Compact"/>
         <w:numPr>
           <w:ilvl w:val="0"/>
-          <w:numId w:val="1025"/>
+          <w:numId w:val="1026"/>
         </w:numPr>
       </w:pPr>
       <w:r>
@@ -5051,7 +5339,7 @@
         <w:pStyle w:val="Compact"/>
         <w:numPr>
           <w:ilvl w:val="0"/>
-          <w:numId w:val="1025"/>
+          <w:numId w:val="1026"/>
         </w:numPr>
       </w:pPr>
       <w:r>
@@ -5146,7 +5434,7 @@
         <w:pStyle w:val="Compact"/>
         <w:numPr>
           <w:ilvl w:val="0"/>
-          <w:numId w:val="1025"/>
+          <w:numId w:val="1026"/>
         </w:numPr>
       </w:pPr>
       <w:r>
@@ -5188,7 +5476,7 @@
         <w:pStyle w:val="Compact"/>
         <w:numPr>
           <w:ilvl w:val="0"/>
-          <w:numId w:val="1025"/>
+          <w:numId w:val="1026"/>
         </w:numPr>
       </w:pPr>
       <w:r>
@@ -5203,7 +5491,7 @@
         <w:pStyle w:val="Compact"/>
         <w:numPr>
           <w:ilvl w:val="0"/>
-          <w:numId w:val="1025"/>
+          <w:numId w:val="1026"/>
         </w:numPr>
       </w:pPr>
       <w:r>
@@ -5218,7 +5506,7 @@
         <w:pStyle w:val="Compact"/>
         <w:numPr>
           <w:ilvl w:val="0"/>
-          <w:numId w:val="1025"/>
+          <w:numId w:val="1026"/>
         </w:numPr>
       </w:pPr>
       <w:r>
@@ -5253,7 +5541,7 @@
         <w:pStyle w:val="Compact"/>
         <w:numPr>
           <w:ilvl w:val="0"/>
-          <w:numId w:val="1026"/>
+          <w:numId w:val="1027"/>
         </w:numPr>
       </w:pPr>
       <w:r>
@@ -5276,7 +5564,7 @@
         <w:pStyle w:val="Compact"/>
         <w:numPr>
           <w:ilvl w:val="0"/>
-          <w:numId w:val="1026"/>
+          <w:numId w:val="1027"/>
         </w:numPr>
       </w:pPr>
       <w:r>
@@ -5341,7 +5629,7 @@
         <w:pStyle w:val="Compact"/>
         <w:numPr>
           <w:ilvl w:val="0"/>
-          <w:numId w:val="1026"/>
+          <w:numId w:val="1027"/>
         </w:numPr>
       </w:pPr>
       <w:r>
@@ -5442,8 +5730,8 @@
         <w:t xml:space="preserve"> specific limitation。</w:t>
       </w:r>
     </w:p>
-    <w:bookmarkEnd w:id="35"/>
-    <w:bookmarkStart w:id="36" w:name="請求項-6-システムパラメータの修正記録-改訂-スコアモデルに限定しない汎用化"/>
+    <w:bookmarkEnd w:id="36"/>
+    <w:bookmarkStart w:id="37" w:name="請求項-6-システムパラメータの修正記録-改訂-スコアモデルに限定しない汎用化"/>
     <w:p>
       <w:pPr>
         <w:pStyle w:val="Heading3"/>
@@ -5548,8 +5836,8 @@
         <w:t xml:space="preserve">を含む修正履歴データを保存する。</w:t>
       </w:r>
     </w:p>
-    <w:bookmarkEnd w:id="36"/>
-    <w:bookmarkStart w:id="37" w:name="請求項-7-修正履歴の集約と変更候補生成-改訂-llm-集約を明示"/>
+    <w:bookmarkEnd w:id="37"/>
+    <w:bookmarkStart w:id="38" w:name="請求項-7-修正履歴の集約と変更候補生成-改訂-llm-集約を明示"/>
     <w:p>
       <w:pPr>
         <w:pStyle w:val="Heading3"/>
@@ -5622,8 +5910,8 @@
         <w:t xml:space="preserve">、当該パターンデータに基づいて前記システムパラメータの変更候補を生成する。</w:t>
       </w:r>
     </w:p>
-    <w:bookmarkEnd w:id="37"/>
-    <w:bookmarkStart w:id="38" w:name="Xc5ffa3ef39231a79c82eb34dacda14b50ff0130"/>
+    <w:bookmarkEnd w:id="38"/>
+    <w:bookmarkStart w:id="39" w:name="Xc5ffa3ef39231a79c82eb34dacda14b50ff0130"/>
     <w:p>
       <w:pPr>
         <w:pStyle w:val="Heading3"/>
@@ -5687,7 +5975,7 @@
         <w:pStyle w:val="Compact"/>
         <w:numPr>
           <w:ilvl w:val="0"/>
-          <w:numId w:val="1027"/>
+          <w:numId w:val="1028"/>
         </w:numPr>
       </w:pPr>
       <w:r>
@@ -5711,7 +5999,7 @@
         <w:pStyle w:val="Compact"/>
         <w:numPr>
           <w:ilvl w:val="0"/>
-          <w:numId w:val="1027"/>
+          <w:numId w:val="1028"/>
         </w:numPr>
       </w:pPr>
       <w:r>
@@ -5761,7 +6049,7 @@
         <w:pStyle w:val="Compact"/>
         <w:numPr>
           <w:ilvl w:val="0"/>
-          <w:numId w:val="1027"/>
+          <w:numId w:val="1028"/>
         </w:numPr>
       </w:pPr>
       <w:r>
@@ -5876,8 +6164,8 @@
         <w:t xml:space="preserve">。</w:t>
       </w:r>
     </w:p>
-    <w:bookmarkEnd w:id="38"/>
-    <w:bookmarkStart w:id="39" w:name="削除-旧請求項-9-7-軸以上-readiness-の積による集約"/>
+    <w:bookmarkEnd w:id="39"/>
+    <w:bookmarkStart w:id="40" w:name="削除-旧請求項-9-7-軸以上-readiness-の積による集約"/>
     <w:p>
       <w:pPr>
         <w:pStyle w:val="Heading3"/>
@@ -6007,8 +6295,8 @@
         <w:t xml:space="preserve">形式の積による集約を採用しているが、本発明はスコアリングモデルの種別に依存せず、加重和、ニューラルネットワーク、決定木、その他任意のスコアリングモデルに適用可能である」と書く。</w:t>
       </w:r>
     </w:p>
-    <w:bookmarkEnd w:id="39"/>
-    <w:bookmarkStart w:id="40" w:name="請求項-9-装置請求項-旧-10"/>
+    <w:bookmarkEnd w:id="40"/>
+    <w:bookmarkStart w:id="41" w:name="請求項-9-装置請求項-旧-10"/>
     <w:p>
       <w:pPr>
         <w:pStyle w:val="Heading3"/>
@@ -6061,8 +6349,8 @@
         <w:t xml:space="preserve">のいずれかの方法を実行するプロセッサ及びメモリを備える情報処理装置。</w:t>
       </w:r>
     </w:p>
-    <w:bookmarkEnd w:id="40"/>
-    <w:bookmarkStart w:id="41" w:name="請求項-10-プログラム請求項-旧-11"/>
+    <w:bookmarkEnd w:id="41"/>
+    <w:bookmarkStart w:id="42" w:name="請求項-10-プログラム請求項-旧-11"/>
     <w:p>
       <w:pPr>
         <w:pStyle w:val="Heading3"/>
@@ -6115,8 +6403,8 @@
         <w:t xml:space="preserve">のいずれかの方法をコンピュータに実行させるプログラム。</w:t>
       </w:r>
     </w:p>
-    <w:bookmarkEnd w:id="41"/>
-    <w:bookmarkStart w:id="42" w:name="請求項-11-分割出願候補-発明要素-3-を独立クレーム化旧-12"/>
+    <w:bookmarkEnd w:id="42"/>
+    <w:bookmarkStart w:id="43" w:name="請求項-11-分割出願候補-発明要素-3-を独立クレーム化旧-12"/>
     <w:p>
       <w:pPr>
         <w:pStyle w:val="Heading3"/>
@@ -6349,8 +6637,8 @@
         <w:t xml:space="preserve">の具体値は明細書実施例にとどめる。</w:t>
       </w:r>
     </w:p>
-    <w:bookmarkEnd w:id="42"/>
-    <w:bookmarkStart w:id="43" w:name="Xd149f2be781f79f05702fe98ef34708e72b2ae4"/>
+    <w:bookmarkEnd w:id="43"/>
+    <w:bookmarkStart w:id="44" w:name="Xd149f2be781f79f05702fe98ef34708e72b2ae4"/>
     <w:p>
       <w:pPr>
         <w:pStyle w:val="Heading3"/>
@@ -6423,7 +6711,7 @@
         <w:pStyle w:val="Compact"/>
         <w:numPr>
           <w:ilvl w:val="0"/>
-          <w:numId w:val="1028"/>
+          <w:numId w:val="1029"/>
         </w:numPr>
       </w:pPr>
       <w:r>
@@ -6443,7 +6731,7 @@
         <w:pStyle w:val="Compact"/>
         <w:numPr>
           <w:ilvl w:val="0"/>
-          <w:numId w:val="1028"/>
+          <w:numId w:val="1029"/>
         </w:numPr>
       </w:pPr>
       <w:r>
@@ -6469,7 +6757,7 @@
         <w:pStyle w:val="Compact"/>
         <w:numPr>
           <w:ilvl w:val="0"/>
-          <w:numId w:val="1028"/>
+          <w:numId w:val="1029"/>
         </w:numPr>
       </w:pPr>
       <w:r>
@@ -6656,9 +6944,9 @@
         </w:pict>
       </w:r>
     </w:p>
-    <w:bookmarkEnd w:id="43"/>
     <w:bookmarkEnd w:id="44"/>
-    <w:bookmarkStart w:id="51" w:name="先行技術との差分仮説-2026-05-27-ピント修正後"/>
+    <w:bookmarkEnd w:id="45"/>
+    <w:bookmarkStart w:id="52" w:name="先行技術との差分仮説-2026-05-27-ピント修正後"/>
     <w:p>
       <w:pPr>
         <w:pStyle w:val="Heading2"/>
@@ -6738,7 +7026,7 @@
         <w:t xml:space="preserve">データ構造軸に絞って整理する。</w:t>
       </w:r>
     </w:p>
-    <w:bookmarkStart w:id="45" w:name="削除-旧版で危険と挙げたスコアロジック系公報"/>
+    <w:bookmarkStart w:id="46" w:name="削除-旧版で危険と挙げたスコアロジック系公報"/>
     <w:p>
       <w:pPr>
         <w:pStyle w:val="Heading3"/>
@@ -6813,7 +7101,7 @@
         <w:pStyle w:val="Compact"/>
         <w:numPr>
           <w:ilvl w:val="0"/>
-          <w:numId w:val="1029"/>
+          <w:numId w:val="1030"/>
         </w:numPr>
       </w:pPr>
       <w:r>
@@ -6864,7 +7152,7 @@
         <w:pStyle w:val="Compact"/>
         <w:numPr>
           <w:ilvl w:val="0"/>
-          <w:numId w:val="1029"/>
+          <w:numId w:val="1030"/>
         </w:numPr>
       </w:pPr>
       <w:r>
@@ -6885,7 +7173,7 @@
         <w:pStyle w:val="Compact"/>
         <w:numPr>
           <w:ilvl w:val="0"/>
-          <w:numId w:val="1029"/>
+          <w:numId w:val="1030"/>
         </w:numPr>
       </w:pPr>
       <w:r>
@@ -6897,7 +7185,7 @@
         <w:pStyle w:val="Compact"/>
         <w:numPr>
           <w:ilvl w:val="0"/>
-          <w:numId w:val="1029"/>
+          <w:numId w:val="1030"/>
         </w:numPr>
       </w:pPr>
       <w:r>
@@ -6909,7 +7197,7 @@
         <w:pStyle w:val="Compact"/>
         <w:numPr>
           <w:ilvl w:val="0"/>
-          <w:numId w:val="1029"/>
+          <w:numId w:val="1030"/>
         </w:numPr>
       </w:pPr>
       <w:r>
@@ -6921,7 +7209,7 @@
         <w:pStyle w:val="Compact"/>
         <w:numPr>
           <w:ilvl w:val="0"/>
-          <w:numId w:val="1029"/>
+          <w:numId w:val="1030"/>
         </w:numPr>
       </w:pPr>
       <w:r>
@@ -6933,19 +7221,49 @@
         <w:pStyle w:val="Compact"/>
         <w:numPr>
           <w:ilvl w:val="0"/>
-          <w:numId w:val="1029"/>
-        </w:numPr>
-      </w:pPr>
-      <w:r>
-        <w:t xml:space="preserve">EQT Motherbrain (CNN による VC スコアリング)</w:t>
-      </w:r>
-    </w:p>
-    <w:p>
-      <w:pPr>
-        <w:pStyle w:val="Compact"/>
-        <w:numPr>
-          <w:ilvl w:val="0"/>
-          <w:numId w:val="1029"/>
+          <w:numId w:val="1030"/>
+        </w:numPr>
+      </w:pPr>
+      <w:r>
+        <w:t xml:space="preserve">EQT Motherbrain (CNN による VC スコアリング) — ※ 2026-05-29 verify: granted patent </w:t>
+      </w:r>
+      <w:r>
+        <w:rPr>
+          <w:rFonts w:hint="eastAsia"/>
+        </w:rPr>
+        <w:t xml:space="preserve">の証跡確認できず</w:t>
+      </w:r>
+      <w:r>
+        <w:t xml:space="preserve"> </w:t>
+      </w:r>
+      <w:r>
+        <w:rPr>
+          <w:rFonts w:hint="eastAsia"/>
+        </w:rPr>
+        <w:t xml:space="preserve">(元出典記事に</w:t>
+      </w:r>
+      <w:r>
+        <w:t xml:space="preserve"> </w:t>
+      </w:r>
+      <w:r>
+        <w:t xml:space="preserve">“patent”</w:t>
+      </w:r>
+      <w:r>
+        <w:t xml:space="preserve"> </w:t>
+      </w:r>
+      <w:r>
+        <w:rPr>
+          <w:rFonts w:hint="eastAsia"/>
+        </w:rPr>
+        <w:t xml:space="preserve">の語なし)</w:t>
+      </w:r>
+    </w:p>
+    <w:p>
+      <w:pPr>
+        <w:pStyle w:val="Compact"/>
+        <w:numPr>
+          <w:ilvl w:val="0"/>
+          <w:numId w:val="1030"/>
         </w:numPr>
       </w:pPr>
       <w:r>
@@ -6957,13 +7275,31 @@
         </w:rPr>
         <w:t xml:space="preserve">軸加重スコア)</w:t>
       </w:r>
-    </w:p>
-    <w:p>
-      <w:pPr>
-        <w:pStyle w:val="Compact"/>
-        <w:numPr>
-          <w:ilvl w:val="0"/>
-          <w:numId w:val="1029"/>
+      <w:r>
+        <w:t xml:space="preserve"> — ※ 2026-05-29 verify: </w:t>
+      </w:r>
+      <w:r>
+        <w:rPr>
+          <w:rFonts w:hint="eastAsia"/>
+        </w:rPr>
+        <w:t xml:space="preserve">特許化の証跡なし</w:t>
+      </w:r>
+      <w:r>
+        <w:t xml:space="preserve"> </w:t>
+      </w:r>
+      <w:r>
+        <w:rPr>
+          <w:rFonts w:hint="eastAsia"/>
+        </w:rPr>
+        <w:t xml:space="preserve">(トレードシークレット保護の公算)</w:t>
+      </w:r>
+    </w:p>
+    <w:p>
+      <w:pPr>
+        <w:pStyle w:val="Compact"/>
+        <w:numPr>
+          <w:ilvl w:val="0"/>
+          <w:numId w:val="1030"/>
         </w:numPr>
       </w:pPr>
       <w:r>
@@ -6998,8 +7334,8 @@
         <w:t xml:space="preserve">。</w:t>
       </w:r>
     </w:p>
-    <w:bookmarkEnd w:id="45"/>
-    <w:bookmarkStart w:id="46" w:name="ワークフロー-データ構造軸での先行特許-再調査中"/>
+    <w:bookmarkEnd w:id="46"/>
+    <w:bookmarkStart w:id="47" w:name="ワークフロー-データ構造軸での先行特許-2026-05-29-verify-反映"/>
     <w:p>
       <w:pPr>
         <w:pStyle w:val="Heading3"/>
@@ -7014,60 +7350,54 @@
         <w:t xml:space="preserve">データ構造軸での先行特許</w:t>
       </w:r>
       <w:r>
+        <w:t xml:space="preserve"> (2026-05-29 verify </w:t>
+      </w:r>
+      <w:r>
+        <w:rPr>
+          <w:rFonts w:hint="eastAsia"/>
+        </w:rPr>
+        <w:t xml:space="preserve">反映)</w:t>
+      </w:r>
+    </w:p>
+    <w:p>
+      <w:pPr>
+        <w:pStyle w:val="FirstParagraph"/>
+      </w:pPr>
+      <w:r>
+        <w:rPr>
+          <w:rFonts w:hint="eastAsia"/>
+        </w:rPr>
+        <w:t xml:space="preserve">詳細は別文書</w:t>
+      </w:r>
+      <w:r>
         <w:t xml:space="preserve"> </w:t>
       </w:r>
       <w:r>
         <w:rPr>
-          <w:rFonts w:hint="eastAsia"/>
-        </w:rPr>
-        <w:t xml:space="preserve">(再調査中)</w:t>
-      </w:r>
-    </w:p>
-    <w:p>
-      <w:pPr>
-        <w:pStyle w:val="FirstParagraph"/>
-      </w:pPr>
-      <w:r>
-        <w:rPr>
-          <w:rFonts w:hint="eastAsia"/>
-        </w:rPr>
-        <w:t xml:space="preserve">詳細は別文書</w:t>
+          <w:rStyle w:val="VerbatimChar"/>
+        </w:rPr>
+        <w:t xml:space="preserve">2026-05-27_amd_os_protocol_prior_art_screening.md</w:t>
       </w:r>
       <w:r>
         <w:t xml:space="preserve"> </w:t>
       </w:r>
       <w:r>
-        <w:rPr>
-          <w:rStyle w:val="VerbatimChar"/>
-        </w:rPr>
-        <w:t xml:space="preserve">2026-05-27_amd_os_protocol_prior_art_screening.md</w:t>
-      </w:r>
-      <w:r>
-        <w:t xml:space="preserve"> </w:t>
-      </w:r>
-      <w:r>
-        <w:rPr>
-          <w:rFonts w:hint="eastAsia"/>
-        </w:rPr>
-        <w:t xml:space="preserve">を参照</w:t>
-      </w:r>
-      <w:r>
-        <w:t xml:space="preserve"> </w:t>
-      </w:r>
-      <w:r>
-        <w:rPr>
-          <w:rFonts w:hint="eastAsia"/>
-        </w:rPr>
-        <w:t xml:space="preserve">(新版起草中、2026-05-27</w:t>
-      </w:r>
-      <w:r>
-        <w:t xml:space="preserve"> </w:t>
-      </w:r>
-      <w:r>
-        <w:rPr>
-          <w:rFonts w:hint="eastAsia"/>
-        </w:rPr>
-        <w:t xml:space="preserve">ピント修正後再調査中)。再調査軸:</w:t>
+        <w:t xml:space="preserve">§3 / §3.8 </w:t>
+      </w:r>
+      <w:r>
+        <w:rPr>
+          <w:rFonts w:hint="eastAsia"/>
+        </w:rPr>
+        <w:t xml:space="preserve">を参照。再調査軸</w:t>
+      </w:r>
+      <w:r>
+        <w:t xml:space="preserve"> (A-G) と verify </w:t>
+      </w:r>
+      <w:r>
+        <w:rPr>
+          <w:rFonts w:hint="eastAsia"/>
+        </w:rPr>
+        <w:t xml:space="preserve">済み主要公報:</w:t>
       </w:r>
     </w:p>
     <w:tbl>
@@ -7078,8 +7408,9 @@
         <w:tblLook w:firstRow="1" w:lastRow="0" w:firstColumn="0" w:lastColumn="0" w:noHBand="0" w:noVBand="0" w:val="0020"/>
       </w:tblPr>
       <w:tblGrid>
-        <w:gridCol w:w="3960"/>
-        <w:gridCol w:w="3960"/>
+        <w:gridCol w:w="2640"/>
+        <w:gridCol w:w="2640"/>
+        <w:gridCol w:w="2640"/>
       </w:tblGrid>
       <w:tr>
         <w:trPr>
@@ -7110,6 +7441,23 @@
                 <w:rFonts w:hint="eastAsia"/>
               </w:rPr>
               <w:t xml:space="preserve">内容</w:t>
+            </w:r>
+          </w:p>
+        </w:tc>
+        <w:tc>
+          <w:tcPr/>
+          <w:p>
+            <w:pPr>
+              <w:pStyle w:val="Compact"/>
+            </w:pPr>
+            <w:r>
+              <w:t xml:space="preserve">verify </w:t>
+            </w:r>
+            <w:r>
+              <w:rPr>
+                <w:rFonts w:hint="eastAsia"/>
+              </w:rPr>
+              <w:t xml:space="preserve">済み主要公報</w:t>
             </w:r>
           </w:p>
         </w:tc>
@@ -7154,7 +7502,7 @@
               <w:rPr>
                 <w:rFonts w:hint="eastAsia"/>
               </w:rPr>
-              <w:t xml:space="preserve">承認ワークフロー</w:t>
+              <w:t xml:space="preserve">承認</w:t>
             </w:r>
             <w:r>
               <w:t xml:space="preserve"> + </w:t>
@@ -7166,16 +7514,55 @@
               <w:t xml:space="preserve">正本</w:t>
             </w:r>
             <w:r>
-              <w:t xml:space="preserve"> DB </w:t>
+              <w:t xml:space="preserve"> DB</w:t>
+            </w:r>
+          </w:p>
+        </w:tc>
+        <w:tc>
+          <w:tcPr/>
+          <w:p>
+            <w:pPr>
+              <w:pStyle w:val="Compact"/>
+            </w:pPr>
+            <w:r>
+              <w:t xml:space="preserve">Glean</w:t>
+            </w:r>
+            <w:r>
+              <w:t xml:space="preserve"> </w:t>
+            </w:r>
+            <w:r>
+              <w:rPr>
+                <w:b/>
+                <w:bCs/>
+              </w:rPr>
+              <w:t xml:space="preserve">US 12,050,712 B2</w:t>
+            </w:r>
+            <w:r>
+              <w:t xml:space="preserve"> </w:t>
             </w:r>
             <w:r>
               <w:rPr>
                 <w:rFonts w:hint="eastAsia"/>
               </w:rPr>
-              <w:t xml:space="preserve">反映</w:t>
+              <w:t xml:space="preserve">(権限フィルタ必須=差別化点)</w:t>
             </w:r>
             <w:r>
-              <w:t xml:space="preserve"> (Glean / Seek AI / Otter / Gong / Microsoft / Notion AI)</w:t>
+              <w:t xml:space="preserve"> / Seek AI 2 </w:t>
+            </w:r>
+            <w:r>
+              <w:rPr>
+                <w:rFonts w:hint="eastAsia"/>
+              </w:rPr>
+              <w:t xml:space="preserve">件</w:t>
+            </w:r>
+            <w:r>
+              <w:t xml:space="preserve"> </w:t>
+            </w:r>
+            <w:r>
+              <w:rPr>
+                <w:rFonts w:hint="eastAsia"/>
+              </w:rPr>
+              <w:t xml:space="preserve">(番号未確定)</w:t>
             </w:r>
           </w:p>
         </w:tc>
@@ -7220,16 +7607,42 @@
               <w:rPr>
                 <w:rFonts w:hint="eastAsia"/>
               </w:rPr>
-              <w:t xml:space="preserve">プロンプトに自動注入される</w:t>
+              <w:t xml:space="preserve">プロンプトに注入</w:t>
             </w:r>
             <w:r>
-              <w:t xml:space="preserve"> prompt-level </w:t>
+              <w:t xml:space="preserve"> (prompt-level)</w:t>
+            </w:r>
+          </w:p>
+        </w:tc>
+        <w:tc>
+          <w:tcPr/>
+          <w:p>
+            <w:pPr>
+              <w:pStyle w:val="Compact"/>
+            </w:pPr>
+            <w:r>
+              <w:rPr>
+                <w:rFonts w:hint="eastAsia"/>
+              </w:rPr>
+              <w:t xml:space="preserve">直接登録特許なし、学術</w:t>
+            </w:r>
+            <w:r>
+              <w:t xml:space="preserve"> (arXiv 2408.04560 </w:t>
             </w:r>
             <w:r>
               <w:rPr>
                 <w:rFonts w:hint="eastAsia"/>
               </w:rPr>
-              <w:t xml:space="preserve">継続学習ループ</w:t>
+              <w:t xml:space="preserve">等)</w:t>
+            </w:r>
+            <w:r>
+              <w:t xml:space="preserve"> </w:t>
+            </w:r>
+            <w:r>
+              <w:rPr>
+                <w:rFonts w:hint="eastAsia"/>
+              </w:rPr>
+              <w:t xml:space="preserve">が新規性破壊リスク</w:t>
             </w:r>
           </w:p>
         </w:tc>
@@ -7259,13 +7672,49 @@
               <w:t xml:space="preserve">証拠メタデータ</w:t>
             </w:r>
             <w:r>
-              <w:t xml:space="preserve"> (snippet + hash + url + run_id + confidence) </w:t>
+              <w:t xml:space="preserve"> (snippet + hash + url + run_id) </w:t>
             </w:r>
             <w:r>
               <w:rPr>
                 <w:rFonts w:hint="eastAsia"/>
               </w:rPr>
-              <w:t xml:space="preserve">で原本非保存・監査可能</w:t>
+              <w:t xml:space="preserve">原本非保存</w:t>
+            </w:r>
+          </w:p>
+        </w:tc>
+        <w:tc>
+          <w:tcPr/>
+          <w:p>
+            <w:pPr>
+              <w:pStyle w:val="Compact"/>
+            </w:pPr>
+            <w:r>
+              <w:rPr>
+                <w:b/>
+                <w:bCs/>
+              </w:rPr>
+              <w:t xml:space="preserve">BigID US 11,100,252 B1</w:t>
+            </w:r>
+            <w:r>
+              <w:t xml:space="preserve"> </w:t>
+            </w:r>
+            <w:r>
+              <w:t xml:space="preserve">🔴 </w:t>
+            </w:r>
+            <w:r>
+              <w:rPr>
+                <w:rFonts w:hint="eastAsia"/>
+              </w:rPr>
+              <w:t xml:space="preserve">(本文非保存</w:t>
+            </w:r>
+            <w:r>
+              <w:t xml:space="preserve"> ML </w:t>
+            </w:r>
+            <w:r>
+              <w:rPr>
+                <w:rFonts w:hint="eastAsia"/>
+              </w:rPr>
+              <w:t xml:space="preserve">予測が直撃、要回避設計)</w:t>
             </w:r>
           </w:p>
         </w:tc>
@@ -7310,10 +7759,30 @@
               <w:rPr>
                 <w:rFonts w:hint="eastAsia"/>
               </w:rPr>
-              <w:t xml:space="preserve">議事録ナレッジベース</w:t>
+              <w:t xml:space="preserve">議事録</w:t>
             </w:r>
             <w:r>
-              <w:t xml:space="preserve"> (CBR / Lessons Learned / Confluence Decisions / ServiceNow KB)</w:t>
+              <w:t xml:space="preserve"> KB </w:t>
+            </w:r>
+            <w:r>
+              <w:rPr>
+                <w:rFonts w:hint="eastAsia"/>
+              </w:rPr>
+              <w:t xml:space="preserve">(抽象化</w:t>
+            </w:r>
+            <w:r>
+              <w:t xml:space="preserve"> + 1:N)</w:t>
+            </w:r>
+          </w:p>
+        </w:tc>
+        <w:tc>
+          <w:tcPr/>
+          <w:p>
+            <w:pPr>
+              <w:pStyle w:val="Compact"/>
+            </w:pPr>
+            <w:r>
+              <w:t xml:space="preserve">IBM US 7,730,005 / HP US 9,299,025 / ServiceNow US 11,082,310</w:t>
             </w:r>
           </w:p>
         </w:tc>
@@ -7337,49 +7806,24 @@
               <w:pStyle w:val="Compact"/>
             </w:pPr>
             <w:r>
-              <w:t xml:space="preserve">multi-horizon append-only outcome ledger </w:t>
+              <w:t xml:space="preserve">multi-horizon append-only outcome ledger</w:t>
+            </w:r>
+          </w:p>
+        </w:tc>
+        <w:tc>
+          <w:tcPr/>
+          <w:p>
+            <w:pPr>
+              <w:pStyle w:val="Compact"/>
+            </w:pPr>
+            <w:r>
+              <w:t xml:space="preserve">FHIR Observation / OMOP CDM </w:t>
             </w:r>
             <w:r>
               <w:rPr>
                 <w:rFonts w:hint="eastAsia"/>
               </w:rPr>
-              <w:t xml:space="preserve">(経営判断</w:t>
-            </w:r>
-            <w:r>
-              <w:t xml:space="preserve"> + </w:t>
-            </w:r>
-            <w:r>
-              <w:rPr>
-                <w:rFonts w:hint="eastAsia"/>
-              </w:rPr>
-              <w:t xml:space="preserve">医療</w:t>
-            </w:r>
-            <w:r>
-              <w:t xml:space="preserve"> + </w:t>
-            </w:r>
-            <w:r>
-              <w:rPr>
-                <w:rFonts w:hint="eastAsia"/>
-              </w:rPr>
-              <w:t xml:space="preserve">投資</w:t>
-            </w:r>
-            <w:r>
-              <w:t xml:space="preserve"> + </w:t>
-            </w:r>
-            <w:r>
-              <w:rPr>
-                <w:rFonts w:hint="eastAsia"/>
-              </w:rPr>
-              <w:t xml:space="preserve">教育</w:t>
-            </w:r>
-            <w:r>
-              <w:t xml:space="preserve"> + </w:t>
-            </w:r>
-            <w:r>
-              <w:rPr>
-                <w:rFonts w:hint="eastAsia"/>
-              </w:rPr>
-              <w:t xml:space="preserve">臨床試験)</w:t>
+              <w:t xml:space="preserve">(規格=新規性破壊リスク)</w:t>
             </w:r>
           </w:p>
         </w:tc>
@@ -7421,16 +7865,7 @@
               <w:t xml:space="preserve">人手承認</w:t>
             </w:r>
             <w:r>
-              <w:t xml:space="preserve"> → </w:t>
-            </w:r>
-            <w:r>
-              <w:rPr>
-                <w:rFonts w:hint="eastAsia"/>
-              </w:rPr>
-              <w:t xml:space="preserve">設定</w:t>
-            </w:r>
-            <w:r>
-              <w:t xml:space="preserve"> / ルール / プロンプト / モデルの new version </w:t>
+              <w:t xml:space="preserve"> → version </w:t>
             </w:r>
             <w:r>
               <w:rPr>
@@ -7439,7 +7874,112 @@
               <w:t xml:space="preserve">昇格</w:t>
             </w:r>
             <w:r>
-              <w:t xml:space="preserve"> governance loop</w:t>
+              <w:t xml:space="preserve"> governance</w:t>
+            </w:r>
+          </w:p>
+        </w:tc>
+        <w:tc>
+          <w:tcPr/>
+          <w:p>
+            <w:pPr>
+              <w:pStyle w:val="Compact"/>
+            </w:pPr>
+            <w:r>
+              <w:t xml:space="preserve">Ciena</w:t>
+            </w:r>
+            <w:r>
+              <w:t xml:space="preserve"> </w:t>
+            </w:r>
+            <w:r>
+              <w:rPr>
+                <w:b/>
+                <w:bCs/>
+              </w:rPr>
+              <w:t xml:space="preserve">US 10,965,527 B2</w:t>
+            </w:r>
+            <w:r>
+              <w:t xml:space="preserve"> </w:t>
+            </w:r>
+            <w:r>
+              <w:t xml:space="preserve">(blockchain/network </w:t>
+            </w:r>
+            <w:r>
+              <w:rPr>
+                <w:rFonts w:hint="eastAsia"/>
+              </w:rPr>
+              <w:t xml:space="preserve">必須=差別化点)</w:t>
+            </w:r>
+          </w:p>
+        </w:tc>
+      </w:tr>
+      <w:tr>
+        <w:tc>
+          <w:tcPr/>
+          <w:p>
+            <w:pPr>
+              <w:pStyle w:val="Compact"/>
+            </w:pPr>
+            <w:r>
+              <w:t xml:space="preserve">G</w:t>
+            </w:r>
+          </w:p>
+        </w:tc>
+        <w:tc>
+          <w:tcPr/>
+          <w:p>
+            <w:pPr>
+              <w:pStyle w:val="Compact"/>
+            </w:pPr>
+            <w:r>
+              <w:t xml:space="preserve">Before-Zero </w:t>
+            </w:r>
+            <w:r>
+              <w:rPr>
+                <w:rFonts w:hint="eastAsia"/>
+              </w:rPr>
+              <w:t xml:space="preserve">適用</w:t>
+            </w:r>
+            <w:r>
+              <w:t xml:space="preserve"> + </w:t>
+            </w:r>
+            <w:r>
+              <w:rPr>
+                <w:rFonts w:hint="eastAsia"/>
+              </w:rPr>
+              <w:t xml:space="preserve">法人設立タイミング判定</w:t>
+            </w:r>
+          </w:p>
+        </w:tc>
+        <w:tc>
+          <w:tcPr/>
+          <w:p>
+            <w:pPr>
+              <w:pStyle w:val="Compact"/>
+            </w:pPr>
+            <w:r>
+              <w:t xml:space="preserve">Microsoft</w:t>
+            </w:r>
+            <w:r>
+              <w:t xml:space="preserve"> </w:t>
+            </w:r>
+            <w:r>
+              <w:rPr>
+                <w:b/>
+                <w:bCs/>
+              </w:rPr>
+              <w:t xml:space="preserve">US 12,315,010 B2</w:t>
+            </w:r>
+            <w:r>
+              <w:t xml:space="preserve"> </w:t>
+            </w:r>
+            <w:r>
+              <w:t xml:space="preserve">(incorporation </w:t>
+            </w:r>
+            <w:r>
+              <w:rPr>
+                <w:rFonts w:hint="eastAsia"/>
+              </w:rPr>
+              <w:t xml:space="preserve">含まず=差別化点)</w:t>
             </w:r>
           </w:p>
         </w:tc>
@@ -7451,21 +7991,1257 @@
       </w:pPr>
       <w:r>
         <w:rPr>
-          <w:rFonts w:hint="eastAsia"/>
-        </w:rPr>
-        <w:t xml:space="preserve">(参考:</w:t>
+          <w:b/>
+          <w:bCs/>
+        </w:rPr>
+        <w:t xml:space="preserve">verify </w:t>
+      </w:r>
+      <w:r>
+        <w:rPr>
+          <w:rFonts w:hint="eastAsia"/>
+          <w:b/>
+          <w:bCs/>
+        </w:rPr>
+        <w:t xml:space="preserve">による危険度変動</w:t>
+      </w:r>
+      <w:r>
+        <w:rPr>
+          <w:b/>
+          <w:bCs/>
+        </w:rPr>
+        <w:t xml:space="preserve"> (2026-05-29)</w:t>
+      </w:r>
+      <w:r>
+        <w:t xml:space="preserve">:</w:t>
       </w:r>
       <w:r>
         <w:t xml:space="preserve"> </w:t>
       </w:r>
       <w:r>
-        <w:rPr>
-          <w:rFonts w:hint="eastAsia"/>
-        </w:rPr>
-        <w:t xml:space="preserve">初版調査で</w:t>
-      </w:r>
-      <w:r>
-        <w:t xml:space="preserve"> IBM US 7,730,005 (Lessons Learned)、HP US 9,299,025 (CBR generalization)、Seek AI 2 </w:t>
+        <w:t xml:space="preserve">- 🔴→🟢 </w:t>
+      </w:r>
+      <w:r>
+        <w:rPr>
+          <w:rFonts w:hint="eastAsia"/>
+        </w:rPr>
+        <w:t xml:space="preserve">格下げ:</w:t>
+      </w:r>
+      <w:r>
+        <w:t xml:space="preserve"> EQT Motherbrain / CB Insights Mosaic (granted patent </w:t>
+      </w:r>
+      <w:r>
+        <w:rPr>
+          <w:rFonts w:hint="eastAsia"/>
+        </w:rPr>
+        <w:t xml:space="preserve">確認できず)</w:t>
+      </w:r>
+      <w:r>
+        <w:t xml:space="preserve"> </w:t>
+      </w:r>
+      <w:r>
+        <w:t xml:space="preserve">- 🔴 </w:t>
+      </w:r>
+      <w:r>
+        <w:rPr>
+          <w:rFonts w:hint="eastAsia"/>
+        </w:rPr>
+        <w:t xml:space="preserve">最高に確定:</w:t>
+      </w:r>
+      <w:r>
+        <w:t xml:space="preserve"> BigID US 11,100,252 B1 (WS-1 = </w:t>
+      </w:r>
+      <w:r>
+        <w:rPr>
+          <w:rFonts w:hint="eastAsia"/>
+        </w:rPr>
+        <w:t xml:space="preserve">全文非保存に直撃)</w:t>
+      </w:r>
+      <w:r>
+        <w:t xml:space="preserve"> </w:t>
+      </w:r>
+      <w:r>
+        <w:t xml:space="preserve">- </w:t>
+      </w:r>
+      <w:r>
+        <w:rPr>
+          <w:rFonts w:hint="eastAsia"/>
+        </w:rPr>
+        <w:t xml:space="preserve">差別化点が確定:</w:t>
+      </w:r>
+      <w:r>
+        <w:t xml:space="preserve"> Microsoft US12315010 (incorporation </w:t>
+      </w:r>
+      <w:r>
+        <w:rPr>
+          <w:rFonts w:hint="eastAsia"/>
+        </w:rPr>
+        <w:t xml:space="preserve">含まず)</w:t>
+      </w:r>
+      <w:r>
+        <w:t xml:space="preserve"> / Glean US12050712 </w:t>
+      </w:r>
+      <w:r>
+        <w:rPr>
+          <w:rFonts w:hint="eastAsia"/>
+        </w:rPr>
+        <w:t xml:space="preserve">(権限フィルタ必須)</w:t>
+      </w:r>
+      <w:r>
+        <w:t xml:space="preserve"> / Ciena US10965527 (blockchain/network </w:t>
+      </w:r>
+      <w:r>
+        <w:rPr>
+          <w:rFonts w:hint="eastAsia"/>
+        </w:rPr>
+        <w:t xml:space="preserve">必須)</w:t>
+      </w:r>
+      <w:r>
+        <w:t xml:space="preserve"> </w:t>
+      </w:r>
+      <w:r>
+        <w:t xml:space="preserve">- </w:t>
+      </w:r>
+      <w:r>
+        <w:rPr>
+          <w:rFonts w:hint="eastAsia"/>
+        </w:rPr>
+        <w:t xml:space="preserve">未確定:</w:t>
+      </w:r>
+      <w:r>
+        <w:t xml:space="preserve"> Seek AI 2 </w:t>
+      </w:r>
+      <w:r>
+        <w:rPr>
+          <w:rFonts w:hint="eastAsia"/>
+        </w:rPr>
+        <w:t xml:space="preserve">件の番号</w:t>
+      </w:r>
+      <w:r>
+        <w:t xml:space="preserve"> (2025-06 IBM </w:t>
+      </w:r>
+      <w:r>
+        <w:rPr>
+          <w:rFonts w:hint="eastAsia"/>
+        </w:rPr>
+        <w:t xml:space="preserve">買収)</w:t>
+      </w:r>
+      <w:r>
+        <w:t xml:space="preserve"> / Optum US11620581 </w:t>
+      </w:r>
+      <w:r>
+        <w:rPr>
+          <w:rFonts w:hint="eastAsia"/>
+        </w:rPr>
+        <w:t xml:space="preserve">の権利者名</w:t>
+      </w:r>
+      <w:r>
+        <w:t xml:space="preserve"> / Ciena・Optum の Claim 1 </w:t>
+      </w:r>
+      <w:r>
+        <w:rPr>
+          <w:rFonts w:hint="eastAsia"/>
+        </w:rPr>
+        <w:t xml:space="preserve">逐語</w:t>
+      </w:r>
+      <w:r>
+        <w:t xml:space="preserve"> </w:t>
+      </w:r>
+      <w:r>
+        <w:t xml:space="preserve">- ⚠️ JP </w:t>
+      </w:r>
+      <w:r>
+        <w:rPr>
+          <w:rFonts w:hint="eastAsia"/>
+        </w:rPr>
+        <w:t xml:space="preserve">全文検索</w:t>
+      </w:r>
+      <w:r>
+        <w:t xml:space="preserve"> (J-PlatPat </w:t>
+      </w:r>
+      <w:r>
+        <w:rPr>
+          <w:rFonts w:hint="eastAsia"/>
+        </w:rPr>
+        <w:t xml:space="preserve">要約</w:t>
+      </w:r>
+      <w:r>
+        <w:t xml:space="preserve"> + </w:t>
+      </w:r>
+      <w:r>
+        <w:rPr>
+          <w:rFonts w:hint="eastAsia"/>
+        </w:rPr>
+        <w:t xml:space="preserve">請求の範囲)</w:t>
+      </w:r>
+      <w:r>
+        <w:t xml:space="preserve"> は WebFetch </w:t>
+      </w:r>
+      <w:r>
+        <w:rPr>
+          <w:rFonts w:hint="eastAsia"/>
+        </w:rPr>
+        <w:t xml:space="preserve">不可で未実施</w:t>
+      </w:r>
+      <w:r>
+        <w:t xml:space="preserve"> = Chrome MCP or </w:t>
+      </w:r>
+      <w:r>
+        <w:rPr>
+          <w:rFonts w:hint="eastAsia"/>
+        </w:rPr>
+        <w:t xml:space="preserve">人手の手動操作が残課題</w:t>
+      </w:r>
+    </w:p>
+    <w:bookmarkEnd w:id="47"/>
+    <w:bookmarkStart w:id="48" w:name="本発明の新規性-ホワイトスペース"/>
+    <w:p>
+      <w:pPr>
+        <w:pStyle w:val="Heading3"/>
+      </w:pPr>
+      <w:r>
+        <w:t xml:space="preserve">10.3 </w:t>
+      </w:r>
+      <w:r>
+        <w:rPr>
+          <w:rFonts w:hint="eastAsia"/>
+        </w:rPr>
+        <w:t xml:space="preserve">本発明の新規性</w:t>
+      </w:r>
+      <w:r>
+        <w:t xml:space="preserve"> (ホワイトスペース)</w:t>
+      </w:r>
+    </w:p>
+    <w:p>
+      <w:pPr>
+        <w:pStyle w:val="FirstParagraph"/>
+      </w:pPr>
+      <w:r>
+        <w:rPr>
+          <w:rFonts w:hint="eastAsia"/>
+        </w:rPr>
+        <w:t xml:space="preserve">本発明は、以下</w:t>
+      </w:r>
+      <w:r>
+        <w:t xml:space="preserve"> 5 </w:t>
+      </w:r>
+      <w:r>
+        <w:rPr>
+          <w:rFonts w:hint="eastAsia"/>
+        </w:rPr>
+        <w:t xml:space="preserve">要素の</w:t>
+      </w:r>
+      <w:r>
+        <w:t xml:space="preserve"> </w:t>
+      </w:r>
+      <w:r>
+        <w:rPr>
+          <w:b/>
+          <w:bCs/>
+        </w:rPr>
+        <w:t xml:space="preserve">AND </w:t>
+      </w:r>
+      <w:r>
+        <w:rPr>
+          <w:rFonts w:hint="eastAsia"/>
+          <w:b/>
+          <w:bCs/>
+        </w:rPr>
+        <w:t xml:space="preserve">結合</w:t>
+      </w:r>
+      <w:r>
+        <w:t xml:space="preserve"> </w:t>
+      </w:r>
+      <w:r>
+        <w:rPr>
+          <w:rFonts w:hint="eastAsia"/>
+        </w:rPr>
+        <w:t xml:space="preserve">に新規性・進歩性がある。</w:t>
+      </w:r>
+      <w:r>
+        <w:rPr>
+          <w:rFonts w:hint="eastAsia"/>
+          <w:b/>
+          <w:bCs/>
+        </w:rPr>
+        <w:t xml:space="preserve">スコア値・式・軸は含まない</w:t>
+      </w:r>
+      <w:r>
+        <w:t xml:space="preserve">。</w:t>
+      </w:r>
+    </w:p>
+    <w:p>
+      <w:pPr>
+        <w:pStyle w:val="Compact"/>
+        <w:numPr>
+          <w:ilvl w:val="0"/>
+          <w:numId w:val="1031"/>
+        </w:numPr>
+      </w:pPr>
+      <w:r>
+        <w:rPr>
+          <w:b/>
+          <w:bCs/>
+        </w:rPr>
+        <w:t xml:space="preserve">WS-1</w:t>
+      </w:r>
+      <w:r>
+        <w:t xml:space="preserve">: </w:t>
+      </w:r>
+      <w:r>
+        <w:rPr>
+          <w:rFonts w:hint="eastAsia"/>
+        </w:rPr>
+        <w:t xml:space="preserve">全文非保存</w:t>
+      </w:r>
+      <w:r>
+        <w:t xml:space="preserve"> + ソース URL + </w:t>
+      </w:r>
+      <w:r>
+        <w:rPr>
+          <w:rFonts w:hint="eastAsia"/>
+        </w:rPr>
+        <w:t xml:space="preserve">日付</w:t>
+      </w:r>
+      <w:r>
+        <w:t xml:space="preserve"> + タイトル + </w:t>
+      </w:r>
+      <w:r>
+        <w:rPr>
+          <w:rFonts w:hint="eastAsia"/>
+        </w:rPr>
+        <w:t xml:space="preserve">短い抜粋</w:t>
+      </w:r>
+      <w:r>
+        <w:t xml:space="preserve"> + ハッシュ + </w:t>
+      </w:r>
+      <w:r>
+        <w:rPr>
+          <w:rFonts w:hint="eastAsia"/>
+        </w:rPr>
+        <w:t xml:space="preserve">抽出処理識別子</w:t>
+      </w:r>
+      <w:r>
+        <w:t xml:space="preserve"> + </w:t>
+      </w:r>
+      <w:r>
+        <w:rPr>
+          <w:rFonts w:hint="eastAsia"/>
+        </w:rPr>
+        <w:t xml:space="preserve">信頼度</w:t>
+      </w:r>
+      <w:r>
+        <w:t xml:space="preserve"> の</w:t>
+      </w:r>
+      <w:r>
+        <w:t xml:space="preserve"> </w:t>
+      </w:r>
+      <w:r>
+        <w:rPr>
+          <w:b/>
+          <w:bCs/>
+        </w:rPr>
+        <w:t xml:space="preserve">5 </w:t>
+      </w:r>
+      <w:r>
+        <w:rPr>
+          <w:rFonts w:hint="eastAsia"/>
+          <w:b/>
+          <w:bCs/>
+        </w:rPr>
+        <w:t xml:space="preserve">タプル証拠メタデータ</w:t>
+      </w:r>
+      <w:r>
+        <w:rPr>
+          <w:rFonts w:hint="eastAsia"/>
+        </w:rPr>
+        <w:t xml:space="preserve">で監査可能性とプライバシーを両立</w:t>
+      </w:r>
+      <w:r>
+        <w:t xml:space="preserve"> (※ 2026-05-29 verify: BigID US 11,100,252 B1 </w:t>
+      </w:r>
+      <w:r>
+        <w:rPr>
+          <w:rFonts w:hint="eastAsia"/>
+        </w:rPr>
+        <w:t xml:space="preserve">が「本文非保存</w:t>
+      </w:r>
+      <w:r>
+        <w:t xml:space="preserve"> ML </w:t>
+      </w:r>
+      <w:r>
+        <w:rPr>
+          <w:rFonts w:hint="eastAsia"/>
+        </w:rPr>
+        <w:t xml:space="preserve">予測」を押さえているため、</w:t>
+      </w:r>
+      <w:r>
+        <w:rPr>
+          <w:rFonts w:hint="eastAsia"/>
+          <w:b/>
+          <w:bCs/>
+        </w:rPr>
+        <w:t xml:space="preserve">「全文非保存」単体は独立クレームにせず、人手承認ゲート</w:t>
+      </w:r>
+      <w:r>
+        <w:rPr>
+          <w:b/>
+          <w:bCs/>
+        </w:rPr>
+        <w:t xml:space="preserve"> [WS-2] + </w:t>
+      </w:r>
+      <w:r>
+        <w:rPr>
+          <w:rFonts w:hint="eastAsia"/>
+          <w:b/>
+          <w:bCs/>
+        </w:rPr>
+        <w:t xml:space="preserve">正本反映</w:t>
+      </w:r>
+      <w:r>
+        <w:rPr>
+          <w:b/>
+          <w:bCs/>
+        </w:rPr>
+        <w:t xml:space="preserve"> + </w:t>
+      </w:r>
+      <w:r>
+        <w:rPr>
+          <w:rFonts w:hint="eastAsia"/>
+          <w:b/>
+          <w:bCs/>
+        </w:rPr>
+        <w:t xml:space="preserve">普遍</w:t>
+      </w:r>
+      <w:r>
+        <w:rPr>
+          <w:b/>
+          <w:bCs/>
+        </w:rPr>
+        <w:t xml:space="preserve"> protocol </w:t>
+      </w:r>
+      <w:r>
+        <w:rPr>
+          <w:rFonts w:hint="eastAsia"/>
+          <w:b/>
+          <w:bCs/>
+        </w:rPr>
+        <w:t xml:space="preserve">化</w:t>
+      </w:r>
+      <w:r>
+        <w:rPr>
+          <w:b/>
+          <w:bCs/>
+        </w:rPr>
+        <w:t xml:space="preserve"> [WS-4] </w:t>
+      </w:r>
+      <w:r>
+        <w:rPr>
+          <w:rFonts w:hint="eastAsia"/>
+          <w:b/>
+          <w:bCs/>
+        </w:rPr>
+        <w:t xml:space="preserve">とのセットで書く</w:t>
+      </w:r>
+      <w:r>
+        <w:t xml:space="preserve">。BigID </w:t>
+      </w:r>
+      <w:r>
+        <w:rPr>
+          <w:rFonts w:hint="eastAsia"/>
+        </w:rPr>
+        <w:t xml:space="preserve">はプライバシー/コンプライアンスのデータ発見用途で、AMD</w:t>
+      </w:r>
+      <w:r>
+        <w:t xml:space="preserve"> </w:t>
+      </w:r>
+      <w:r>
+        <w:rPr>
+          <w:rFonts w:hint="eastAsia"/>
+        </w:rPr>
+        <w:t xml:space="preserve">の事業化判断</w:t>
+      </w:r>
+      <w:r>
+        <w:t xml:space="preserve"> L2 </w:t>
+      </w:r>
+      <w:r>
+        <w:rPr>
+          <w:rFonts w:hint="eastAsia"/>
+        </w:rPr>
+        <w:t xml:space="preserve">抽出</w:t>
+      </w:r>
+      <w:r>
+        <w:t xml:space="preserve"> + </w:t>
+      </w:r>
+      <w:r>
+        <w:rPr>
+          <w:rFonts w:hint="eastAsia"/>
+        </w:rPr>
+        <w:t xml:space="preserve">承認</w:t>
+      </w:r>
+      <w:r>
+        <w:t xml:space="preserve"> + </w:t>
+      </w:r>
+      <w:r>
+        <w:rPr>
+          <w:rFonts w:hint="eastAsia"/>
+        </w:rPr>
+        <w:t xml:space="preserve">正本反映とは用途・後段処理が異なる)</w:t>
+      </w:r>
+    </w:p>
+    <w:p>
+      <w:pPr>
+        <w:pStyle w:val="Compact"/>
+        <w:numPr>
+          <w:ilvl w:val="0"/>
+          <w:numId w:val="1031"/>
+        </w:numPr>
+      </w:pPr>
+      <w:r>
+        <w:rPr>
+          <w:b/>
+          <w:bCs/>
+        </w:rPr>
+        <w:t xml:space="preserve">WS-2</w:t>
+      </w:r>
+      <w:r>
+        <w:t xml:space="preserve">:</w:t>
+      </w:r>
+      <w:r>
+        <w:t xml:space="preserve"> </w:t>
+      </w:r>
+      <w:r>
+        <w:rPr>
+          <w:rFonts w:hint="eastAsia"/>
+          <w:b/>
+          <w:bCs/>
+        </w:rPr>
+        <w:t xml:space="preserve">却下入力</w:t>
+      </w:r>
+      <w:r>
+        <w:rPr>
+          <w:b/>
+          <w:bCs/>
+        </w:rPr>
+        <w:t xml:space="preserve"> / </w:t>
+      </w:r>
+      <w:r>
+        <w:rPr>
+          <w:rFonts w:hint="eastAsia"/>
+          <w:b/>
+          <w:bCs/>
+        </w:rPr>
+        <w:t xml:space="preserve">コメント入力が、次回の</w:t>
+      </w:r>
+      <w:r>
+        <w:rPr>
+          <w:b/>
+          <w:bCs/>
+        </w:rPr>
+        <w:t xml:space="preserve"> LLM </w:t>
+      </w:r>
+      <w:r>
+        <w:rPr>
+          <w:rFonts w:hint="eastAsia"/>
+          <w:b/>
+          <w:bCs/>
+        </w:rPr>
+        <w:t xml:space="preserve">抽出プロンプトに自動注入される継続学習ループ</w:t>
+      </w:r>
+      <w:r>
+        <w:t xml:space="preserve"> </w:t>
+      </w:r>
+      <w:r>
+        <w:rPr>
+          <w:rFonts w:hint="eastAsia"/>
+        </w:rPr>
+        <w:t xml:space="preserve">(重みを更新せず</w:t>
+      </w:r>
+      <w:r>
+        <w:t xml:space="preserve"> prompt few-shot </w:t>
+      </w:r>
+      <w:r>
+        <w:rPr>
+          <w:rFonts w:hint="eastAsia"/>
+        </w:rPr>
+        <w:t xml:space="preserve">で更新)</w:t>
+      </w:r>
+    </w:p>
+    <w:p>
+      <w:pPr>
+        <w:pStyle w:val="Compact"/>
+        <w:numPr>
+          <w:ilvl w:val="0"/>
+          <w:numId w:val="1031"/>
+        </w:numPr>
+      </w:pPr>
+      <w:r>
+        <w:rPr>
+          <w:b/>
+          <w:bCs/>
+        </w:rPr>
+        <w:t xml:space="preserve">WS-3</w:t>
+      </w:r>
+      <w:r>
+        <w:t xml:space="preserve">: </w:t>
+      </w:r>
+      <w:r>
+        <w:rPr>
+          <w:rFonts w:hint="eastAsia"/>
+        </w:rPr>
+        <w:t xml:space="preserve">同一意思決定に対する</w:t>
+      </w:r>
+      <w:r>
+        <w:t xml:space="preserve"> </w:t>
+      </w:r>
+      <w:r>
+        <w:rPr>
+          <w:b/>
+          <w:bCs/>
+        </w:rPr>
+        <w:t xml:space="preserve">multi-horizon (immediate / 1m / 3m / 6m / 12m / 24m / long_term) × 5 </w:t>
+      </w:r>
+      <w:r>
+        <w:rPr>
+          <w:rFonts w:hint="eastAsia"/>
+          <w:b/>
+          <w:bCs/>
+        </w:rPr>
+        <w:t xml:space="preserve">値</w:t>
+      </w:r>
+      <w:r>
+        <w:rPr>
+          <w:b/>
+          <w:bCs/>
+        </w:rPr>
+        <w:t xml:space="preserve"> valence × confidence の append-only </w:t>
+      </w:r>
+      <w:r>
+        <w:rPr>
+          <w:rFonts w:hint="eastAsia"/>
+          <w:b/>
+          <w:bCs/>
+        </w:rPr>
+        <w:t xml:space="preserve">結果観測</w:t>
+      </w:r>
+      <w:r>
+        <w:rPr>
+          <w:b/>
+          <w:bCs/>
+        </w:rPr>
+        <w:t xml:space="preserve"> ledger</w:t>
+      </w:r>
+      <w:r>
+        <w:rPr>
+          <w:rFonts w:hint="eastAsia"/>
+        </w:rPr>
+        <w:t xml:space="preserve">。過去の観測を上書きしない</w:t>
+      </w:r>
+    </w:p>
+    <w:p>
+      <w:pPr>
+        <w:pStyle w:val="Compact"/>
+        <w:numPr>
+          <w:ilvl w:val="0"/>
+          <w:numId w:val="1031"/>
+        </w:numPr>
+      </w:pPr>
+      <w:r>
+        <w:rPr>
+          <w:b/>
+          <w:bCs/>
+        </w:rPr>
+        <w:t xml:space="preserve">WS-4</w:t>
+      </w:r>
+      <w:r>
+        <w:t xml:space="preserve">:</w:t>
+      </w:r>
+      <w:r>
+        <w:t xml:space="preserve"> </w:t>
+      </w:r>
+      <w:r>
+        <w:rPr>
+          <w:rFonts w:hint="eastAsia"/>
+          <w:b/>
+          <w:bCs/>
+        </w:rPr>
+        <w:t xml:space="preserve">固有名詞除去</w:t>
+      </w:r>
+      <w:r>
+        <w:rPr>
+          <w:b/>
+          <w:bCs/>
+        </w:rPr>
+        <w:t xml:space="preserve"> + </w:t>
+      </w:r>
+      <w:r>
+        <w:rPr>
+          <w:rFonts w:hint="eastAsia"/>
+          <w:b/>
+          <w:bCs/>
+        </w:rPr>
+        <w:t xml:space="preserve">題目ハッシュによる普遍</w:t>
+      </w:r>
+      <w:r>
+        <w:rPr>
+          <w:b/>
+          <w:bCs/>
+        </w:rPr>
+        <w:t xml:space="preserve"> protocol </w:t>
+      </w:r>
+      <w:r>
+        <w:rPr>
+          <w:rFonts w:hint="eastAsia"/>
+          <w:b/>
+          <w:bCs/>
+        </w:rPr>
+        <w:t xml:space="preserve">集約</w:t>
+      </w:r>
+      <w:r>
+        <w:rPr>
+          <w:b/>
+          <w:bCs/>
+        </w:rPr>
+        <w:t xml:space="preserve"> + 1 protocol : N project_examples の 1:N </w:t>
+      </w:r>
+      <w:r>
+        <w:rPr>
+          <w:rFonts w:hint="eastAsia"/>
+          <w:b/>
+          <w:bCs/>
+        </w:rPr>
+        <w:t xml:space="preserve">構造</w:t>
+      </w:r>
+      <w:r>
+        <w:rPr>
+          <w:rFonts w:hint="eastAsia"/>
+        </w:rPr>
+        <w:t xml:space="preserve">。各</w:t>
+      </w:r>
+      <w:r>
+        <w:t xml:space="preserve"> example は source_meeting_id </w:t>
+      </w:r>
+      <w:r>
+        <w:rPr>
+          <w:rFonts w:hint="eastAsia"/>
+        </w:rPr>
+        <w:t xml:space="preserve">を持つ</w:t>
+      </w:r>
+    </w:p>
+    <w:p>
+      <w:pPr>
+        <w:pStyle w:val="Compact"/>
+        <w:numPr>
+          <w:ilvl w:val="0"/>
+          <w:numId w:val="1031"/>
+        </w:numPr>
+      </w:pPr>
+      <w:r>
+        <w:rPr>
+          <w:b/>
+          <w:bCs/>
+        </w:rPr>
+        <w:t xml:space="preserve">WS-5</w:t>
+      </w:r>
+      <w:r>
+        <w:t xml:space="preserve">: </w:t>
+      </w:r>
+      <w:r>
+        <w:rPr>
+          <w:rFonts w:hint="eastAsia"/>
+        </w:rPr>
+        <w:t xml:space="preserve">修正理由</w:t>
+      </w:r>
+      <w:r>
+        <w:t xml:space="preserve"> reason_md を LLM で</w:t>
+      </w:r>
+      <w:r>
+        <w:t xml:space="preserve"> </w:t>
+      </w:r>
+      <w:r>
+        <w:rPr>
+          <w:rFonts w:hint="eastAsia"/>
+          <w:b/>
+          <w:bCs/>
+        </w:rPr>
+        <w:t xml:space="preserve">軸別ズレ傾向に集約</w:t>
+      </w:r>
+      <w:r>
+        <w:rPr>
+          <w:b/>
+          <w:bCs/>
+        </w:rPr>
+        <w:t xml:space="preserve"> → </w:t>
+      </w:r>
+      <w:r>
+        <w:rPr>
+          <w:rFonts w:hint="eastAsia"/>
+          <w:b/>
+          <w:bCs/>
+        </w:rPr>
+        <w:t xml:space="preserve">設定</w:t>
+      </w:r>
+      <w:r>
+        <w:rPr>
+          <w:b/>
+          <w:bCs/>
+        </w:rPr>
+        <w:t xml:space="preserve"> / </w:t>
+      </w:r>
+      <w:r>
+        <w:rPr>
+          <w:rFonts w:hint="eastAsia"/>
+          <w:b/>
+          <w:bCs/>
+        </w:rPr>
+        <w:t xml:space="preserve">軸定義</w:t>
+      </w:r>
+      <w:r>
+        <w:rPr>
+          <w:b/>
+          <w:bCs/>
+        </w:rPr>
+        <w:t xml:space="preserve"> / </w:t>
+      </w:r>
+      <w:r>
+        <w:rPr>
+          <w:rFonts w:hint="eastAsia"/>
+          <w:b/>
+          <w:bCs/>
+        </w:rPr>
+        <w:t xml:space="preserve">閾値</w:t>
+      </w:r>
+      <w:r>
+        <w:rPr>
+          <w:b/>
+          <w:bCs/>
+        </w:rPr>
+        <w:t xml:space="preserve"> / </w:t>
+      </w:r>
+      <w:r>
+        <w:rPr>
+          <w:rFonts w:hint="eastAsia"/>
+          <w:b/>
+          <w:bCs/>
+        </w:rPr>
+        <w:t xml:space="preserve">プロンプト等の</w:t>
+      </w:r>
+      <w:r>
+        <w:rPr>
+          <w:b/>
+          <w:bCs/>
+        </w:rPr>
+        <w:t xml:space="preserve"> change candidate </w:t>
+      </w:r>
+      <w:r>
+        <w:rPr>
+          <w:rFonts w:hint="eastAsia"/>
+          <w:b/>
+          <w:bCs/>
+        </w:rPr>
+        <w:t xml:space="preserve">を生成</w:t>
+      </w:r>
+      <w:r>
+        <w:rPr>
+          <w:b/>
+          <w:bCs/>
+        </w:rPr>
+        <w:t xml:space="preserve"> → pending proposal UI </w:t>
+      </w:r>
+      <w:r>
+        <w:rPr>
+          <w:rFonts w:hint="eastAsia"/>
+          <w:b/>
+          <w:bCs/>
+        </w:rPr>
+        <w:t xml:space="preserve">で人間承認</w:t>
+      </w:r>
+      <w:r>
+        <w:rPr>
+          <w:b/>
+          <w:bCs/>
+        </w:rPr>
+        <w:t xml:space="preserve"> → </w:t>
+      </w:r>
+      <w:r>
+        <w:rPr>
+          <w:rFonts w:hint="eastAsia"/>
+          <w:b/>
+          <w:bCs/>
+        </w:rPr>
+        <w:t xml:space="preserve">新</w:t>
+      </w:r>
+      <w:r>
+        <w:rPr>
+          <w:b/>
+          <w:bCs/>
+        </w:rPr>
+        <w:t xml:space="preserve"> version </w:t>
+      </w:r>
+      <w:r>
+        <w:rPr>
+          <w:rFonts w:hint="eastAsia"/>
+          <w:b/>
+          <w:bCs/>
+        </w:rPr>
+        <w:t xml:space="preserve">昇格</w:t>
+      </w:r>
+      <w:r>
+        <w:t xml:space="preserve">という</w:t>
+      </w:r>
+      <w:r>
+        <w:t xml:space="preserve"> </w:t>
+      </w:r>
+      <w:r>
+        <w:rPr>
+          <w:b/>
+          <w:bCs/>
+        </w:rPr>
+        <w:t xml:space="preserve">governance chain</w:t>
+      </w:r>
+      <w:r>
+        <w:t xml:space="preserve"> </w:t>
+      </w:r>
+      <w:r>
+        <w:rPr>
+          <w:rFonts w:hint="eastAsia"/>
+        </w:rPr>
+        <w:t xml:space="preserve">(スコアモデルに限定されない汎用</w:t>
+      </w:r>
+      <w:r>
+        <w:t xml:space="preserve"> pattern)</w:t>
+      </w:r>
+    </w:p>
+    <w:p>
+      <w:pPr>
+        <w:pStyle w:val="FirstParagraph"/>
+      </w:pPr>
+      <w:r>
+        <w:t xml:space="preserve">「AI </w:t>
+      </w:r>
+      <w:r>
+        <w:rPr>
+          <w:rFonts w:hint="eastAsia"/>
+        </w:rPr>
+        <w:t xml:space="preserve">で経営判断を記録する」「マルチソース抽出する」のいずれかを単体で書くと拒絶確実。</w:t>
+      </w:r>
+      <w:r>
+        <w:rPr>
+          <w:b/>
+          <w:bCs/>
+        </w:rPr>
+        <w:t xml:space="preserve">5 </w:t>
+      </w:r>
+      <w:r>
+        <w:rPr>
+          <w:rFonts w:hint="eastAsia"/>
+          <w:b/>
+          <w:bCs/>
+        </w:rPr>
+        <w:t xml:space="preserve">要素の</w:t>
+      </w:r>
+      <w:r>
+        <w:rPr>
+          <w:b/>
+          <w:bCs/>
+        </w:rPr>
+        <w:t xml:space="preserve"> AND と、「Before-Zero deep-tech </w:t>
+      </w:r>
+      <w:r>
+        <w:rPr>
+          <w:rFonts w:hint="eastAsia"/>
+          <w:b/>
+          <w:bCs/>
+        </w:rPr>
+        <w:t xml:space="preserve">事業化</w:t>
+      </w:r>
+      <w:r>
+        <w:rPr>
+          <w:b/>
+          <w:bCs/>
+        </w:rPr>
+        <w:t xml:space="preserve"> </w:t>
+      </w:r>
+      <w:r>
+        <w:rPr>
+          <w:rFonts w:hint="eastAsia"/>
+          <w:b/>
+          <w:bCs/>
+        </w:rPr>
+        <w:t xml:space="preserve">(法人設立前の研究シーズ段階)」のドメイン文脈</w:t>
+      </w:r>
+      <w:r>
+        <w:t xml:space="preserve"> </w:t>
+      </w:r>
+      <w:r>
+        <w:rPr>
+          <w:rFonts w:hint="eastAsia"/>
+        </w:rPr>
+        <w:t xml:space="preserve">で押すべき。</w:t>
+      </w:r>
+    </w:p>
+    <w:bookmarkEnd w:id="48"/>
+    <w:bookmarkStart w:id="51" w:name="明細書に明示引用すべき公知文献-新規性主張対象ではない引用元"/>
+    <w:p>
+      <w:pPr>
+        <w:pStyle w:val="Heading3"/>
+      </w:pPr>
+      <w:r>
+        <w:t xml:space="preserve">10.4 </w:t>
+      </w:r>
+      <w:r>
+        <w:rPr>
+          <w:rFonts w:hint="eastAsia"/>
+        </w:rPr>
+        <w:t xml:space="preserve">明細書に明示引用すべき公知文献</w:t>
+      </w:r>
+      <w:r>
+        <w:t xml:space="preserve"> </w:t>
+      </w:r>
+      <w:r>
+        <w:rPr>
+          <w:rFonts w:hint="eastAsia"/>
+        </w:rPr>
+        <w:t xml:space="preserve">(新規性主張対象ではない引用元)</w:t>
+      </w:r>
+    </w:p>
+    <w:p>
+      <w:pPr>
+        <w:pStyle w:val="FirstParagraph"/>
+      </w:pPr>
+      <w:r>
+        <w:rPr>
+          <w:rFonts w:hint="eastAsia"/>
+        </w:rPr>
+        <w:t xml:space="preserve">弁理士相談時に、以下を「公知の引用元として参照しているが、本発明の新規性主張対象には含めない」と明示する記載を準備する。</w:t>
+      </w:r>
+    </w:p>
+    <w:bookmarkStart w:id="49" w:name="スコアロジック-特許化対象外明細書実施例で引用"/>
+    <w:p>
+      <w:pPr>
+        <w:pStyle w:val="Heading4"/>
+      </w:pPr>
+      <w:r>
+        <w:t xml:space="preserve">スコアロジック </w:t>
+      </w:r>
+      <w:r>
+        <w:rPr>
+          <w:rFonts w:hint="eastAsia"/>
+        </w:rPr>
+        <w:t xml:space="preserve">(特許化対象外、明細書実施例で引用)</w:t>
+      </w:r>
+    </w:p>
+    <w:p>
+      <w:pPr>
+        <w:pStyle w:val="Compact"/>
+        <w:numPr>
+          <w:ilvl w:val="0"/>
+          <w:numId w:val="1032"/>
+        </w:numPr>
+      </w:pPr>
+      <w:r>
+        <w:rPr>
+          <w:rFonts w:hint="eastAsia"/>
+        </w:rPr>
+        <w:t xml:space="preserve">内閣府</w:t>
+      </w:r>
+      <w:r>
+        <w:t xml:space="preserve"> SIP </w:t>
+      </w:r>
+      <w:r>
+        <w:rPr>
+          <w:rFonts w:hint="eastAsia"/>
+        </w:rPr>
+        <w:t xml:space="preserve">第</w:t>
+      </w:r>
+      <w:r>
+        <w:t xml:space="preserve"> 3 </w:t>
+      </w:r>
+      <w:r>
+        <w:rPr>
+          <w:rFonts w:hint="eastAsia"/>
+        </w:rPr>
+        <w:t xml:space="preserve">期公募要領</w:t>
+      </w:r>
+      <w:r>
+        <w:t xml:space="preserve"> (TRL/BRL/GRL/SRL/HRL の 5 </w:t>
+      </w:r>
+      <w:r>
+        <w:rPr>
+          <w:rFonts w:hint="eastAsia"/>
+        </w:rPr>
+        <w:t xml:space="preserve">軸定義)</w:t>
+      </w:r>
+    </w:p>
+    <w:p>
+      <w:pPr>
+        <w:pStyle w:val="Compact"/>
+        <w:numPr>
+          <w:ilvl w:val="0"/>
+          <w:numId w:val="1032"/>
+        </w:numPr>
+      </w:pPr>
+      <w:r>
+        <w:t xml:space="preserve">NASA Mankins (1995) (TRL 9 </w:t>
+      </w:r>
+      <w:r>
+        <w:rPr>
+          <w:rFonts w:hint="eastAsia"/>
+        </w:rPr>
+        <w:t xml:space="preserve">段階の原典)</w:t>
+      </w:r>
+    </w:p>
+    <w:p>
+      <w:pPr>
+        <w:pStyle w:val="Compact"/>
+        <w:numPr>
+          <w:ilvl w:val="0"/>
+          <w:numId w:val="1032"/>
+        </w:numPr>
+      </w:pPr>
+      <w:r>
+        <w:t xml:space="preserve">Etzkowitz &amp; Leydesdorff (2000) Research Policy (Triple Helix)</w:t>
+      </w:r>
+    </w:p>
+    <w:p>
+      <w:pPr>
+        <w:pStyle w:val="Compact"/>
+        <w:numPr>
+          <w:ilvl w:val="0"/>
+          <w:numId w:val="1032"/>
+        </w:numPr>
+      </w:pPr>
+      <w:r>
+        <w:t xml:space="preserve">Cobb &amp; Douglas (1928) AER (Cobb-Douglas </w:t>
+      </w:r>
+      <w:r>
+        <w:rPr>
+          <w:rFonts w:hint="eastAsia"/>
+        </w:rPr>
+        <w:t xml:space="preserve">関数)</w:t>
+      </w:r>
+    </w:p>
+    <w:p>
+      <w:pPr>
+        <w:pStyle w:val="Compact"/>
+        <w:numPr>
+          <w:ilvl w:val="0"/>
+          <w:numId w:val="1032"/>
+        </w:numPr>
+      </w:pPr>
+      <w:r>
+        <w:t xml:space="preserve">Walumbwa et al. (2008) JoM (ALQ 4 </w:t>
+      </w:r>
+      <w:r>
+        <w:rPr>
+          <w:rFonts w:hint="eastAsia"/>
+        </w:rPr>
+        <w:t xml:space="preserve">次元)</w:t>
+      </w:r>
+    </w:p>
+    <w:p>
+      <w:pPr>
+        <w:pStyle w:val="Compact"/>
+        <w:numPr>
+          <w:ilvl w:val="0"/>
+          <w:numId w:val="1032"/>
+        </w:numPr>
+      </w:pPr>
+      <w:r>
+        <w:t xml:space="preserve">Duckworth et al. (2007) JPSP (Grit)</w:t>
+      </w:r>
+    </w:p>
+    <w:p>
+      <w:pPr>
+        <w:pStyle w:val="Compact"/>
+        <w:numPr>
+          <w:ilvl w:val="0"/>
+          <w:numId w:val="1032"/>
+        </w:numPr>
+      </w:pPr>
+      <w:r>
+        <w:t xml:space="preserve">Markman et al. (2005) JOB (Resilience)</w:t>
+      </w:r>
+    </w:p>
+    <w:p>
+      <w:pPr>
+        <w:pStyle w:val="Compact"/>
+        <w:numPr>
+          <w:ilvl w:val="0"/>
+          <w:numId w:val="1032"/>
+        </w:numPr>
+      </w:pPr>
+      <w:r>
+        <w:t xml:space="preserve">Bernstein et al. (2017) JF (Founder Quality)</w:t>
+      </w:r>
+    </w:p>
+    <w:bookmarkEnd w:id="49"/>
+    <w:bookmarkStart w:id="50" w:name="ワークフロー-データ構造系-周辺先行特許新規性主張で区別すべき"/>
+    <w:p>
+      <w:pPr>
+        <w:pStyle w:val="Heading4"/>
+      </w:pPr>
+      <w:r>
+        <w:t xml:space="preserve">ワークフロー / </w:t>
+      </w:r>
+      <w:r>
+        <w:rPr>
+          <w:rFonts w:hint="eastAsia"/>
+        </w:rPr>
+        <w:t xml:space="preserve">データ構造系</w:t>
+      </w:r>
+      <w:r>
+        <w:t xml:space="preserve"> </w:t>
+      </w:r>
+      <w:r>
+        <w:rPr>
+          <w:rFonts w:hint="eastAsia"/>
+        </w:rPr>
+        <w:t xml:space="preserve">(周辺先行特許、新規性主張で区別すべき)</w:t>
+      </w:r>
+    </w:p>
+    <w:p>
+      <w:pPr>
+        <w:pStyle w:val="Compact"/>
+        <w:numPr>
+          <w:ilvl w:val="0"/>
+          <w:numId w:val="1033"/>
+        </w:numPr>
+      </w:pPr>
+      <w:r>
+        <w:t xml:space="preserve">IBM US 7,730,005 B2 (Lessons Learned closed loop)</w:t>
+      </w:r>
+    </w:p>
+    <w:p>
+      <w:pPr>
+        <w:pStyle w:val="Compact"/>
+        <w:numPr>
+          <w:ilvl w:val="0"/>
+          <w:numId w:val="1033"/>
+        </w:numPr>
+      </w:pPr>
+      <w:r>
+        <w:t xml:space="preserve">HP US 9,299,025 B1 (CBR case generalization)</w:t>
+      </w:r>
+    </w:p>
+    <w:p>
+      <w:pPr>
+        <w:pStyle w:val="Compact"/>
+        <w:numPr>
+          <w:ilvl w:val="0"/>
+          <w:numId w:val="1033"/>
+        </w:numPr>
+      </w:pPr>
+      <w:r>
+        <w:t xml:space="preserve">Seek AI </w:t>
+      </w:r>
+      <w:r>
+        <w:rPr>
+          <w:rFonts w:hint="eastAsia"/>
+        </w:rPr>
+        <w:t xml:space="preserve">米国特許</w:t>
+      </w:r>
+      <w:r>
+        <w:t xml:space="preserve"> 2 </w:t>
       </w:r>
       <w:r>
         <w:rPr>
@@ -7474,7 +9250,19 @@
         <w:t xml:space="preserve">件</w:t>
       </w:r>
       <w:r>
-        <w:t xml:space="preserve"> (HITL LLM)、Glean </w:t>
+        <w:t xml:space="preserve"> (HITL LLM workflow, 2024)</w:t>
+      </w:r>
+    </w:p>
+    <w:p>
+      <w:pPr>
+        <w:pStyle w:val="Compact"/>
+        <w:numPr>
+          <w:ilvl w:val="0"/>
+          <w:numId w:val="1033"/>
+        </w:numPr>
+      </w:pPr>
+      <w:r>
+        <w:t xml:space="preserve">Glean Technologies </w:t>
       </w:r>
       <w:r>
         <w:rPr>
@@ -7483,963 +9271,6 @@
         <w:t xml:space="preserve">関連出願群</w:t>
       </w:r>
       <w:r>
-        <w:t xml:space="preserve"> (multi-source KG)、Microsoft US20250131289A1 (KG extraction) </w:t>
-      </w:r>
-      <w:r>
-        <w:rPr>
-          <w:rFonts w:hint="eastAsia"/>
-        </w:rPr>
-        <w:t xml:space="preserve">が候補として確認されている)</w:t>
-      </w:r>
-    </w:p>
-    <w:bookmarkEnd w:id="46"/>
-    <w:bookmarkStart w:id="47" w:name="本発明の新規性-ホワイトスペース"/>
-    <w:p>
-      <w:pPr>
-        <w:pStyle w:val="Heading3"/>
-      </w:pPr>
-      <w:r>
-        <w:t xml:space="preserve">10.3 </w:t>
-      </w:r>
-      <w:r>
-        <w:rPr>
-          <w:rFonts w:hint="eastAsia"/>
-        </w:rPr>
-        <w:t xml:space="preserve">本発明の新規性</w:t>
-      </w:r>
-      <w:r>
-        <w:t xml:space="preserve"> (ホワイトスペース)</w:t>
-      </w:r>
-    </w:p>
-    <w:p>
-      <w:pPr>
-        <w:pStyle w:val="FirstParagraph"/>
-      </w:pPr>
-      <w:r>
-        <w:rPr>
-          <w:rFonts w:hint="eastAsia"/>
-        </w:rPr>
-        <w:t xml:space="preserve">本発明は、以下</w:t>
-      </w:r>
-      <w:r>
-        <w:t xml:space="preserve"> 5 </w:t>
-      </w:r>
-      <w:r>
-        <w:rPr>
-          <w:rFonts w:hint="eastAsia"/>
-        </w:rPr>
-        <w:t xml:space="preserve">要素の</w:t>
-      </w:r>
-      <w:r>
-        <w:t xml:space="preserve"> </w:t>
-      </w:r>
-      <w:r>
-        <w:rPr>
-          <w:b/>
-          <w:bCs/>
-        </w:rPr>
-        <w:t xml:space="preserve">AND </w:t>
-      </w:r>
-      <w:r>
-        <w:rPr>
-          <w:rFonts w:hint="eastAsia"/>
-          <w:b/>
-          <w:bCs/>
-        </w:rPr>
-        <w:t xml:space="preserve">結合</w:t>
-      </w:r>
-      <w:r>
-        <w:t xml:space="preserve"> </w:t>
-      </w:r>
-      <w:r>
-        <w:rPr>
-          <w:rFonts w:hint="eastAsia"/>
-        </w:rPr>
-        <w:t xml:space="preserve">に新規性・進歩性がある。</w:t>
-      </w:r>
-      <w:r>
-        <w:rPr>
-          <w:rFonts w:hint="eastAsia"/>
-          <w:b/>
-          <w:bCs/>
-        </w:rPr>
-        <w:t xml:space="preserve">スコア値・式・軸は含まない</w:t>
-      </w:r>
-      <w:r>
-        <w:t xml:space="preserve">。</w:t>
-      </w:r>
-    </w:p>
-    <w:p>
-      <w:pPr>
-        <w:pStyle w:val="Compact"/>
-        <w:numPr>
-          <w:ilvl w:val="0"/>
-          <w:numId w:val="1030"/>
-        </w:numPr>
-      </w:pPr>
-      <w:r>
-        <w:rPr>
-          <w:b/>
-          <w:bCs/>
-        </w:rPr>
-        <w:t xml:space="preserve">WS-1</w:t>
-      </w:r>
-      <w:r>
-        <w:t xml:space="preserve">: </w:t>
-      </w:r>
-      <w:r>
-        <w:rPr>
-          <w:rFonts w:hint="eastAsia"/>
-        </w:rPr>
-        <w:t xml:space="preserve">全文非保存</w:t>
-      </w:r>
-      <w:r>
-        <w:t xml:space="preserve"> + ソース URL + </w:t>
-      </w:r>
-      <w:r>
-        <w:rPr>
-          <w:rFonts w:hint="eastAsia"/>
-        </w:rPr>
-        <w:t xml:space="preserve">日付</w:t>
-      </w:r>
-      <w:r>
-        <w:t xml:space="preserve"> + タイトル + </w:t>
-      </w:r>
-      <w:r>
-        <w:rPr>
-          <w:rFonts w:hint="eastAsia"/>
-        </w:rPr>
-        <w:t xml:space="preserve">短い抜粋</w:t>
-      </w:r>
-      <w:r>
-        <w:t xml:space="preserve"> + ハッシュ + </w:t>
-      </w:r>
-      <w:r>
-        <w:rPr>
-          <w:rFonts w:hint="eastAsia"/>
-        </w:rPr>
-        <w:t xml:space="preserve">抽出処理識別子</w:t>
-      </w:r>
-      <w:r>
-        <w:t xml:space="preserve"> + </w:t>
-      </w:r>
-      <w:r>
-        <w:rPr>
-          <w:rFonts w:hint="eastAsia"/>
-        </w:rPr>
-        <w:t xml:space="preserve">信頼度</w:t>
-      </w:r>
-      <w:r>
-        <w:t xml:space="preserve"> の</w:t>
-      </w:r>
-      <w:r>
-        <w:t xml:space="preserve"> </w:t>
-      </w:r>
-      <w:r>
-        <w:rPr>
-          <w:b/>
-          <w:bCs/>
-        </w:rPr>
-        <w:t xml:space="preserve">5 </w:t>
-      </w:r>
-      <w:r>
-        <w:rPr>
-          <w:rFonts w:hint="eastAsia"/>
-          <w:b/>
-          <w:bCs/>
-        </w:rPr>
-        <w:t xml:space="preserve">タプル証拠メタデータ</w:t>
-      </w:r>
-      <w:r>
-        <w:rPr>
-          <w:rFonts w:hint="eastAsia"/>
-        </w:rPr>
-        <w:t xml:space="preserve">で監査可能性とプライバシーを両立</w:t>
-      </w:r>
-    </w:p>
-    <w:p>
-      <w:pPr>
-        <w:pStyle w:val="Compact"/>
-        <w:numPr>
-          <w:ilvl w:val="0"/>
-          <w:numId w:val="1030"/>
-        </w:numPr>
-      </w:pPr>
-      <w:r>
-        <w:rPr>
-          <w:b/>
-          <w:bCs/>
-        </w:rPr>
-        <w:t xml:space="preserve">WS-2</w:t>
-      </w:r>
-      <w:r>
-        <w:t xml:space="preserve">:</w:t>
-      </w:r>
-      <w:r>
-        <w:t xml:space="preserve"> </w:t>
-      </w:r>
-      <w:r>
-        <w:rPr>
-          <w:rFonts w:hint="eastAsia"/>
-          <w:b/>
-          <w:bCs/>
-        </w:rPr>
-        <w:t xml:space="preserve">却下入力</w:t>
-      </w:r>
-      <w:r>
-        <w:rPr>
-          <w:b/>
-          <w:bCs/>
-        </w:rPr>
-        <w:t xml:space="preserve"> / </w:t>
-      </w:r>
-      <w:r>
-        <w:rPr>
-          <w:rFonts w:hint="eastAsia"/>
-          <w:b/>
-          <w:bCs/>
-        </w:rPr>
-        <w:t xml:space="preserve">コメント入力が、次回の</w:t>
-      </w:r>
-      <w:r>
-        <w:rPr>
-          <w:b/>
-          <w:bCs/>
-        </w:rPr>
-        <w:t xml:space="preserve"> LLM </w:t>
-      </w:r>
-      <w:r>
-        <w:rPr>
-          <w:rFonts w:hint="eastAsia"/>
-          <w:b/>
-          <w:bCs/>
-        </w:rPr>
-        <w:t xml:space="preserve">抽出プロンプトに自動注入される継続学習ループ</w:t>
-      </w:r>
-      <w:r>
-        <w:t xml:space="preserve"> </w:t>
-      </w:r>
-      <w:r>
-        <w:rPr>
-          <w:rFonts w:hint="eastAsia"/>
-        </w:rPr>
-        <w:t xml:space="preserve">(重みを更新せず</w:t>
-      </w:r>
-      <w:r>
-        <w:t xml:space="preserve"> prompt few-shot </w:t>
-      </w:r>
-      <w:r>
-        <w:rPr>
-          <w:rFonts w:hint="eastAsia"/>
-        </w:rPr>
-        <w:t xml:space="preserve">で更新)</w:t>
-      </w:r>
-    </w:p>
-    <w:p>
-      <w:pPr>
-        <w:pStyle w:val="Compact"/>
-        <w:numPr>
-          <w:ilvl w:val="0"/>
-          <w:numId w:val="1030"/>
-        </w:numPr>
-      </w:pPr>
-      <w:r>
-        <w:rPr>
-          <w:b/>
-          <w:bCs/>
-        </w:rPr>
-        <w:t xml:space="preserve">WS-3</w:t>
-      </w:r>
-      <w:r>
-        <w:t xml:space="preserve">: </w:t>
-      </w:r>
-      <w:r>
-        <w:rPr>
-          <w:rFonts w:hint="eastAsia"/>
-        </w:rPr>
-        <w:t xml:space="preserve">同一意思決定に対する</w:t>
-      </w:r>
-      <w:r>
-        <w:t xml:space="preserve"> </w:t>
-      </w:r>
-      <w:r>
-        <w:rPr>
-          <w:b/>
-          <w:bCs/>
-        </w:rPr>
-        <w:t xml:space="preserve">multi-horizon (immediate / 1m / 3m / 6m / 12m / 24m / long_term) × 5 </w:t>
-      </w:r>
-      <w:r>
-        <w:rPr>
-          <w:rFonts w:hint="eastAsia"/>
-          <w:b/>
-          <w:bCs/>
-        </w:rPr>
-        <w:t xml:space="preserve">値</w:t>
-      </w:r>
-      <w:r>
-        <w:rPr>
-          <w:b/>
-          <w:bCs/>
-        </w:rPr>
-        <w:t xml:space="preserve"> valence × confidence の append-only </w:t>
-      </w:r>
-      <w:r>
-        <w:rPr>
-          <w:rFonts w:hint="eastAsia"/>
-          <w:b/>
-          <w:bCs/>
-        </w:rPr>
-        <w:t xml:space="preserve">結果観測</w:t>
-      </w:r>
-      <w:r>
-        <w:rPr>
-          <w:b/>
-          <w:bCs/>
-        </w:rPr>
-        <w:t xml:space="preserve"> ledger</w:t>
-      </w:r>
-      <w:r>
-        <w:rPr>
-          <w:rFonts w:hint="eastAsia"/>
-        </w:rPr>
-        <w:t xml:space="preserve">。過去の観測を上書きしない</w:t>
-      </w:r>
-    </w:p>
-    <w:p>
-      <w:pPr>
-        <w:pStyle w:val="Compact"/>
-        <w:numPr>
-          <w:ilvl w:val="0"/>
-          <w:numId w:val="1030"/>
-        </w:numPr>
-      </w:pPr>
-      <w:r>
-        <w:rPr>
-          <w:b/>
-          <w:bCs/>
-        </w:rPr>
-        <w:t xml:space="preserve">WS-4</w:t>
-      </w:r>
-      <w:r>
-        <w:t xml:space="preserve">:</w:t>
-      </w:r>
-      <w:r>
-        <w:t xml:space="preserve"> </w:t>
-      </w:r>
-      <w:r>
-        <w:rPr>
-          <w:rFonts w:hint="eastAsia"/>
-          <w:b/>
-          <w:bCs/>
-        </w:rPr>
-        <w:t xml:space="preserve">固有名詞除去</w:t>
-      </w:r>
-      <w:r>
-        <w:rPr>
-          <w:b/>
-          <w:bCs/>
-        </w:rPr>
-        <w:t xml:space="preserve"> + </w:t>
-      </w:r>
-      <w:r>
-        <w:rPr>
-          <w:rFonts w:hint="eastAsia"/>
-          <w:b/>
-          <w:bCs/>
-        </w:rPr>
-        <w:t xml:space="preserve">題目ハッシュによる普遍</w:t>
-      </w:r>
-      <w:r>
-        <w:rPr>
-          <w:b/>
-          <w:bCs/>
-        </w:rPr>
-        <w:t xml:space="preserve"> protocol </w:t>
-      </w:r>
-      <w:r>
-        <w:rPr>
-          <w:rFonts w:hint="eastAsia"/>
-          <w:b/>
-          <w:bCs/>
-        </w:rPr>
-        <w:t xml:space="preserve">集約</w:t>
-      </w:r>
-      <w:r>
-        <w:rPr>
-          <w:b/>
-          <w:bCs/>
-        </w:rPr>
-        <w:t xml:space="preserve"> + 1 protocol : N project_examples の 1:N </w:t>
-      </w:r>
-      <w:r>
-        <w:rPr>
-          <w:rFonts w:hint="eastAsia"/>
-          <w:b/>
-          <w:bCs/>
-        </w:rPr>
-        <w:t xml:space="preserve">構造</w:t>
-      </w:r>
-      <w:r>
-        <w:rPr>
-          <w:rFonts w:hint="eastAsia"/>
-        </w:rPr>
-        <w:t xml:space="preserve">。各</w:t>
-      </w:r>
-      <w:r>
-        <w:t xml:space="preserve"> example は source_meeting_id </w:t>
-      </w:r>
-      <w:r>
-        <w:rPr>
-          <w:rFonts w:hint="eastAsia"/>
-        </w:rPr>
-        <w:t xml:space="preserve">を持つ</w:t>
-      </w:r>
-    </w:p>
-    <w:p>
-      <w:pPr>
-        <w:pStyle w:val="Compact"/>
-        <w:numPr>
-          <w:ilvl w:val="0"/>
-          <w:numId w:val="1030"/>
-        </w:numPr>
-      </w:pPr>
-      <w:r>
-        <w:rPr>
-          <w:b/>
-          <w:bCs/>
-        </w:rPr>
-        <w:t xml:space="preserve">WS-5</w:t>
-      </w:r>
-      <w:r>
-        <w:t xml:space="preserve">: </w:t>
-      </w:r>
-      <w:r>
-        <w:rPr>
-          <w:rFonts w:hint="eastAsia"/>
-        </w:rPr>
-        <w:t xml:space="preserve">修正理由</w:t>
-      </w:r>
-      <w:r>
-        <w:t xml:space="preserve"> reason_md を LLM で</w:t>
-      </w:r>
-      <w:r>
-        <w:t xml:space="preserve"> </w:t>
-      </w:r>
-      <w:r>
-        <w:rPr>
-          <w:rFonts w:hint="eastAsia"/>
-          <w:b/>
-          <w:bCs/>
-        </w:rPr>
-        <w:t xml:space="preserve">軸別ズレ傾向に集約</w:t>
-      </w:r>
-      <w:r>
-        <w:rPr>
-          <w:b/>
-          <w:bCs/>
-        </w:rPr>
-        <w:t xml:space="preserve"> → </w:t>
-      </w:r>
-      <w:r>
-        <w:rPr>
-          <w:rFonts w:hint="eastAsia"/>
-          <w:b/>
-          <w:bCs/>
-        </w:rPr>
-        <w:t xml:space="preserve">設定</w:t>
-      </w:r>
-      <w:r>
-        <w:rPr>
-          <w:b/>
-          <w:bCs/>
-        </w:rPr>
-        <w:t xml:space="preserve"> / </w:t>
-      </w:r>
-      <w:r>
-        <w:rPr>
-          <w:rFonts w:hint="eastAsia"/>
-          <w:b/>
-          <w:bCs/>
-        </w:rPr>
-        <w:t xml:space="preserve">軸定義</w:t>
-      </w:r>
-      <w:r>
-        <w:rPr>
-          <w:b/>
-          <w:bCs/>
-        </w:rPr>
-        <w:t xml:space="preserve"> / </w:t>
-      </w:r>
-      <w:r>
-        <w:rPr>
-          <w:rFonts w:hint="eastAsia"/>
-          <w:b/>
-          <w:bCs/>
-        </w:rPr>
-        <w:t xml:space="preserve">閾値</w:t>
-      </w:r>
-      <w:r>
-        <w:rPr>
-          <w:b/>
-          <w:bCs/>
-        </w:rPr>
-        <w:t xml:space="preserve"> / </w:t>
-      </w:r>
-      <w:r>
-        <w:rPr>
-          <w:rFonts w:hint="eastAsia"/>
-          <w:b/>
-          <w:bCs/>
-        </w:rPr>
-        <w:t xml:space="preserve">プロンプト等の</w:t>
-      </w:r>
-      <w:r>
-        <w:rPr>
-          <w:b/>
-          <w:bCs/>
-        </w:rPr>
-        <w:t xml:space="preserve"> change candidate </w:t>
-      </w:r>
-      <w:r>
-        <w:rPr>
-          <w:rFonts w:hint="eastAsia"/>
-          <w:b/>
-          <w:bCs/>
-        </w:rPr>
-        <w:t xml:space="preserve">を生成</w:t>
-      </w:r>
-      <w:r>
-        <w:rPr>
-          <w:b/>
-          <w:bCs/>
-        </w:rPr>
-        <w:t xml:space="preserve"> → pending proposal UI </w:t>
-      </w:r>
-      <w:r>
-        <w:rPr>
-          <w:rFonts w:hint="eastAsia"/>
-          <w:b/>
-          <w:bCs/>
-        </w:rPr>
-        <w:t xml:space="preserve">で人間承認</w:t>
-      </w:r>
-      <w:r>
-        <w:rPr>
-          <w:b/>
-          <w:bCs/>
-        </w:rPr>
-        <w:t xml:space="preserve"> → </w:t>
-      </w:r>
-      <w:r>
-        <w:rPr>
-          <w:rFonts w:hint="eastAsia"/>
-          <w:b/>
-          <w:bCs/>
-        </w:rPr>
-        <w:t xml:space="preserve">新</w:t>
-      </w:r>
-      <w:r>
-        <w:rPr>
-          <w:b/>
-          <w:bCs/>
-        </w:rPr>
-        <w:t xml:space="preserve"> version </w:t>
-      </w:r>
-      <w:r>
-        <w:rPr>
-          <w:rFonts w:hint="eastAsia"/>
-          <w:b/>
-          <w:bCs/>
-        </w:rPr>
-        <w:t xml:space="preserve">昇格</w:t>
-      </w:r>
-      <w:r>
-        <w:t xml:space="preserve">という</w:t>
-      </w:r>
-      <w:r>
-        <w:t xml:space="preserve"> </w:t>
-      </w:r>
-      <w:r>
-        <w:rPr>
-          <w:b/>
-          <w:bCs/>
-        </w:rPr>
-        <w:t xml:space="preserve">governance chain</w:t>
-      </w:r>
-      <w:r>
-        <w:t xml:space="preserve"> </w:t>
-      </w:r>
-      <w:r>
-        <w:rPr>
-          <w:rFonts w:hint="eastAsia"/>
-        </w:rPr>
-        <w:t xml:space="preserve">(スコアモデルに限定されない汎用</w:t>
-      </w:r>
-      <w:r>
-        <w:t xml:space="preserve"> pattern)</w:t>
-      </w:r>
-    </w:p>
-    <w:p>
-      <w:pPr>
-        <w:pStyle w:val="FirstParagraph"/>
-      </w:pPr>
-      <w:r>
-        <w:t xml:space="preserve">「AI </w:t>
-      </w:r>
-      <w:r>
-        <w:rPr>
-          <w:rFonts w:hint="eastAsia"/>
-        </w:rPr>
-        <w:t xml:space="preserve">で経営判断を記録する」「マルチソース抽出する」のいずれかを単体で書くと拒絶確実。</w:t>
-      </w:r>
-      <w:r>
-        <w:rPr>
-          <w:b/>
-          <w:bCs/>
-        </w:rPr>
-        <w:t xml:space="preserve">5 </w:t>
-      </w:r>
-      <w:r>
-        <w:rPr>
-          <w:rFonts w:hint="eastAsia"/>
-          <w:b/>
-          <w:bCs/>
-        </w:rPr>
-        <w:t xml:space="preserve">要素の</w:t>
-      </w:r>
-      <w:r>
-        <w:rPr>
-          <w:b/>
-          <w:bCs/>
-        </w:rPr>
-        <w:t xml:space="preserve"> AND と、「Before-Zero deep-tech </w:t>
-      </w:r>
-      <w:r>
-        <w:rPr>
-          <w:rFonts w:hint="eastAsia"/>
-          <w:b/>
-          <w:bCs/>
-        </w:rPr>
-        <w:t xml:space="preserve">事業化</w:t>
-      </w:r>
-      <w:r>
-        <w:rPr>
-          <w:b/>
-          <w:bCs/>
-        </w:rPr>
-        <w:t xml:space="preserve"> </w:t>
-      </w:r>
-      <w:r>
-        <w:rPr>
-          <w:rFonts w:hint="eastAsia"/>
-          <w:b/>
-          <w:bCs/>
-        </w:rPr>
-        <w:t xml:space="preserve">(法人設立前の研究シーズ段階)」のドメイン文脈</w:t>
-      </w:r>
-      <w:r>
-        <w:t xml:space="preserve"> </w:t>
-      </w:r>
-      <w:r>
-        <w:rPr>
-          <w:rFonts w:hint="eastAsia"/>
-        </w:rPr>
-        <w:t xml:space="preserve">で押すべき。</w:t>
-      </w:r>
-    </w:p>
-    <w:bookmarkEnd w:id="47"/>
-    <w:bookmarkStart w:id="50" w:name="明細書に明示引用すべき公知文献-新規性主張対象ではない引用元"/>
-    <w:p>
-      <w:pPr>
-        <w:pStyle w:val="Heading3"/>
-      </w:pPr>
-      <w:r>
-        <w:t xml:space="preserve">10.4 </w:t>
-      </w:r>
-      <w:r>
-        <w:rPr>
-          <w:rFonts w:hint="eastAsia"/>
-        </w:rPr>
-        <w:t xml:space="preserve">明細書に明示引用すべき公知文献</w:t>
-      </w:r>
-      <w:r>
-        <w:t xml:space="preserve"> </w:t>
-      </w:r>
-      <w:r>
-        <w:rPr>
-          <w:rFonts w:hint="eastAsia"/>
-        </w:rPr>
-        <w:t xml:space="preserve">(新規性主張対象ではない引用元)</w:t>
-      </w:r>
-    </w:p>
-    <w:p>
-      <w:pPr>
-        <w:pStyle w:val="FirstParagraph"/>
-      </w:pPr>
-      <w:r>
-        <w:rPr>
-          <w:rFonts w:hint="eastAsia"/>
-        </w:rPr>
-        <w:t xml:space="preserve">弁理士相談時に、以下を「公知の引用元として参照しているが、本発明の新規性主張対象には含めない」と明示する記載を準備する。</w:t>
-      </w:r>
-    </w:p>
-    <w:bookmarkStart w:id="48" w:name="スコアロジック-特許化対象外明細書実施例で引用"/>
-    <w:p>
-      <w:pPr>
-        <w:pStyle w:val="Heading4"/>
-      </w:pPr>
-      <w:r>
-        <w:t xml:space="preserve">スコアロジック </w:t>
-      </w:r>
-      <w:r>
-        <w:rPr>
-          <w:rFonts w:hint="eastAsia"/>
-        </w:rPr>
-        <w:t xml:space="preserve">(特許化対象外、明細書実施例で引用)</w:t>
-      </w:r>
-    </w:p>
-    <w:p>
-      <w:pPr>
-        <w:pStyle w:val="Compact"/>
-        <w:numPr>
-          <w:ilvl w:val="0"/>
-          <w:numId w:val="1031"/>
-        </w:numPr>
-      </w:pPr>
-      <w:r>
-        <w:rPr>
-          <w:rFonts w:hint="eastAsia"/>
-        </w:rPr>
-        <w:t xml:space="preserve">内閣府</w:t>
-      </w:r>
-      <w:r>
-        <w:t xml:space="preserve"> SIP </w:t>
-      </w:r>
-      <w:r>
-        <w:rPr>
-          <w:rFonts w:hint="eastAsia"/>
-        </w:rPr>
-        <w:t xml:space="preserve">第</w:t>
-      </w:r>
-      <w:r>
-        <w:t xml:space="preserve"> 3 </w:t>
-      </w:r>
-      <w:r>
-        <w:rPr>
-          <w:rFonts w:hint="eastAsia"/>
-        </w:rPr>
-        <w:t xml:space="preserve">期公募要領</w:t>
-      </w:r>
-      <w:r>
-        <w:t xml:space="preserve"> (TRL/BRL/GRL/SRL/HRL の 5 </w:t>
-      </w:r>
-      <w:r>
-        <w:rPr>
-          <w:rFonts w:hint="eastAsia"/>
-        </w:rPr>
-        <w:t xml:space="preserve">軸定義)</w:t>
-      </w:r>
-    </w:p>
-    <w:p>
-      <w:pPr>
-        <w:pStyle w:val="Compact"/>
-        <w:numPr>
-          <w:ilvl w:val="0"/>
-          <w:numId w:val="1031"/>
-        </w:numPr>
-      </w:pPr>
-      <w:r>
-        <w:t xml:space="preserve">NASA Mankins (1995) (TRL 9 </w:t>
-      </w:r>
-      <w:r>
-        <w:rPr>
-          <w:rFonts w:hint="eastAsia"/>
-        </w:rPr>
-        <w:t xml:space="preserve">段階の原典)</w:t>
-      </w:r>
-    </w:p>
-    <w:p>
-      <w:pPr>
-        <w:pStyle w:val="Compact"/>
-        <w:numPr>
-          <w:ilvl w:val="0"/>
-          <w:numId w:val="1031"/>
-        </w:numPr>
-      </w:pPr>
-      <w:r>
-        <w:t xml:space="preserve">Etzkowitz &amp; Leydesdorff (2000) Research Policy (Triple Helix)</w:t>
-      </w:r>
-    </w:p>
-    <w:p>
-      <w:pPr>
-        <w:pStyle w:val="Compact"/>
-        <w:numPr>
-          <w:ilvl w:val="0"/>
-          <w:numId w:val="1031"/>
-        </w:numPr>
-      </w:pPr>
-      <w:r>
-        <w:t xml:space="preserve">Cobb &amp; Douglas (1928) AER (Cobb-Douglas </w:t>
-      </w:r>
-      <w:r>
-        <w:rPr>
-          <w:rFonts w:hint="eastAsia"/>
-        </w:rPr>
-        <w:t xml:space="preserve">関数)</w:t>
-      </w:r>
-    </w:p>
-    <w:p>
-      <w:pPr>
-        <w:pStyle w:val="Compact"/>
-        <w:numPr>
-          <w:ilvl w:val="0"/>
-          <w:numId w:val="1031"/>
-        </w:numPr>
-      </w:pPr>
-      <w:r>
-        <w:t xml:space="preserve">Walumbwa et al. (2008) JoM (ALQ 4 </w:t>
-      </w:r>
-      <w:r>
-        <w:rPr>
-          <w:rFonts w:hint="eastAsia"/>
-        </w:rPr>
-        <w:t xml:space="preserve">次元)</w:t>
-      </w:r>
-    </w:p>
-    <w:p>
-      <w:pPr>
-        <w:pStyle w:val="Compact"/>
-        <w:numPr>
-          <w:ilvl w:val="0"/>
-          <w:numId w:val="1031"/>
-        </w:numPr>
-      </w:pPr>
-      <w:r>
-        <w:t xml:space="preserve">Duckworth et al. (2007) JPSP (Grit)</w:t>
-      </w:r>
-    </w:p>
-    <w:p>
-      <w:pPr>
-        <w:pStyle w:val="Compact"/>
-        <w:numPr>
-          <w:ilvl w:val="0"/>
-          <w:numId w:val="1031"/>
-        </w:numPr>
-      </w:pPr>
-      <w:r>
-        <w:t xml:space="preserve">Markman et al. (2005) JOB (Resilience)</w:t>
-      </w:r>
-    </w:p>
-    <w:p>
-      <w:pPr>
-        <w:pStyle w:val="Compact"/>
-        <w:numPr>
-          <w:ilvl w:val="0"/>
-          <w:numId w:val="1031"/>
-        </w:numPr>
-      </w:pPr>
-      <w:r>
-        <w:t xml:space="preserve">Bernstein et al. (2017) JF (Founder Quality)</w:t>
-      </w:r>
-    </w:p>
-    <w:bookmarkEnd w:id="48"/>
-    <w:bookmarkStart w:id="49" w:name="ワークフロー-データ構造系-周辺先行特許新規性主張で区別すべき"/>
-    <w:p>
-      <w:pPr>
-        <w:pStyle w:val="Heading4"/>
-      </w:pPr>
-      <w:r>
-        <w:t xml:space="preserve">ワークフロー / </w:t>
-      </w:r>
-      <w:r>
-        <w:rPr>
-          <w:rFonts w:hint="eastAsia"/>
-        </w:rPr>
-        <w:t xml:space="preserve">データ構造系</w:t>
-      </w:r>
-      <w:r>
-        <w:t xml:space="preserve"> </w:t>
-      </w:r>
-      <w:r>
-        <w:rPr>
-          <w:rFonts w:hint="eastAsia"/>
-        </w:rPr>
-        <w:t xml:space="preserve">(周辺先行特許、新規性主張で区別すべき)</w:t>
-      </w:r>
-    </w:p>
-    <w:p>
-      <w:pPr>
-        <w:pStyle w:val="Compact"/>
-        <w:numPr>
-          <w:ilvl w:val="0"/>
-          <w:numId w:val="1032"/>
-        </w:numPr>
-      </w:pPr>
-      <w:r>
-        <w:t xml:space="preserve">IBM US 7,730,005 B2 (Lessons Learned closed loop)</w:t>
-      </w:r>
-    </w:p>
-    <w:p>
-      <w:pPr>
-        <w:pStyle w:val="Compact"/>
-        <w:numPr>
-          <w:ilvl w:val="0"/>
-          <w:numId w:val="1032"/>
-        </w:numPr>
-      </w:pPr>
-      <w:r>
-        <w:t xml:space="preserve">HP US 9,299,025 B1 (CBR case generalization)</w:t>
-      </w:r>
-    </w:p>
-    <w:p>
-      <w:pPr>
-        <w:pStyle w:val="Compact"/>
-        <w:numPr>
-          <w:ilvl w:val="0"/>
-          <w:numId w:val="1032"/>
-        </w:numPr>
-      </w:pPr>
-      <w:r>
-        <w:t xml:space="preserve">Seek AI </w:t>
-      </w:r>
-      <w:r>
-        <w:rPr>
-          <w:rFonts w:hint="eastAsia"/>
-        </w:rPr>
-        <w:t xml:space="preserve">米国特許</w:t>
-      </w:r>
-      <w:r>
-        <w:t xml:space="preserve"> 2 </w:t>
-      </w:r>
-      <w:r>
-        <w:rPr>
-          <w:rFonts w:hint="eastAsia"/>
-        </w:rPr>
-        <w:t xml:space="preserve">件</w:t>
-      </w:r>
-      <w:r>
-        <w:t xml:space="preserve"> (HITL LLM workflow, 2024)</w:t>
-      </w:r>
-    </w:p>
-    <w:p>
-      <w:pPr>
-        <w:pStyle w:val="Compact"/>
-        <w:numPr>
-          <w:ilvl w:val="0"/>
-          <w:numId w:val="1032"/>
-        </w:numPr>
-      </w:pPr>
-      <w:r>
-        <w:t xml:space="preserve">Glean Technologies </w:t>
-      </w:r>
-      <w:r>
-        <w:rPr>
-          <w:rFonts w:hint="eastAsia"/>
-        </w:rPr>
-        <w:t xml:space="preserve">関連出願群</w:t>
-      </w:r>
-      <w:r>
         <w:t xml:space="preserve"> (マルチソース KG)</w:t>
       </w:r>
     </w:p>
@@ -8448,7 +9279,7 @@
         <w:pStyle w:val="Compact"/>
         <w:numPr>
           <w:ilvl w:val="0"/>
-          <w:numId w:val="1032"/>
+          <w:numId w:val="1033"/>
         </w:numPr>
       </w:pPr>
       <w:r>
@@ -8500,10 +9331,10 @@
         </w:pict>
       </w:r>
     </w:p>
-    <w:bookmarkEnd w:id="49"/>
     <w:bookmarkEnd w:id="50"/>
     <w:bookmarkEnd w:id="51"/>
-    <w:bookmarkStart w:id="54" w:name="特許と営業秘密の切り分け"/>
+    <w:bookmarkEnd w:id="52"/>
+    <w:bookmarkStart w:id="55" w:name="特許と営業秘密の切り分け"/>
     <w:p>
       <w:pPr>
         <w:pStyle w:val="Heading2"/>
@@ -8518,7 +9349,7 @@
         <w:t xml:space="preserve">特許と営業秘密の切り分け</w:t>
       </w:r>
     </w:p>
-    <w:bookmarkStart w:id="52" w:name="特許に出してよいもの"/>
+    <w:bookmarkStart w:id="53" w:name="特許に出してよいもの"/>
     <w:p>
       <w:pPr>
         <w:pStyle w:val="Heading3"/>
@@ -8535,7 +9366,7 @@
         <w:pStyle w:val="Compact"/>
         <w:numPr>
           <w:ilvl w:val="0"/>
-          <w:numId w:val="1033"/>
+          <w:numId w:val="1034"/>
         </w:numPr>
       </w:pPr>
       <w:r>
@@ -8550,7 +9381,7 @@
         <w:pStyle w:val="Compact"/>
         <w:numPr>
           <w:ilvl w:val="0"/>
-          <w:numId w:val="1033"/>
+          <w:numId w:val="1034"/>
         </w:numPr>
       </w:pPr>
       <w:r>
@@ -8565,7 +9396,7 @@
         <w:pStyle w:val="Compact"/>
         <w:numPr>
           <w:ilvl w:val="0"/>
-          <w:numId w:val="1033"/>
+          <w:numId w:val="1034"/>
         </w:numPr>
       </w:pPr>
       <w:r>
@@ -8589,7 +9420,7 @@
         <w:pStyle w:val="Compact"/>
         <w:numPr>
           <w:ilvl w:val="0"/>
-          <w:numId w:val="1033"/>
+          <w:numId w:val="1034"/>
         </w:numPr>
       </w:pPr>
       <w:r>
@@ -8613,7 +9444,7 @@
         <w:pStyle w:val="Compact"/>
         <w:numPr>
           <w:ilvl w:val="0"/>
-          <w:numId w:val="1033"/>
+          <w:numId w:val="1034"/>
         </w:numPr>
       </w:pPr>
       <w:r>
@@ -8628,7 +9459,7 @@
         <w:pStyle w:val="Compact"/>
         <w:numPr>
           <w:ilvl w:val="0"/>
-          <w:numId w:val="1033"/>
+          <w:numId w:val="1034"/>
         </w:numPr>
       </w:pPr>
       <w:r>
@@ -8638,8 +9469,8 @@
         <w:t xml:space="preserve">全文保存せず証拠メタデータで監査性を確保する方法</w:t>
       </w:r>
     </w:p>
-    <w:bookmarkEnd w:id="52"/>
-    <w:bookmarkStart w:id="53" w:name="営業秘密として残すもの"/>
+    <w:bookmarkEnd w:id="53"/>
+    <w:bookmarkStart w:id="54" w:name="営業秘密として残すもの"/>
     <w:p>
       <w:pPr>
         <w:pStyle w:val="Heading3"/>
@@ -8656,7 +9487,7 @@
         <w:pStyle w:val="Compact"/>
         <w:numPr>
           <w:ilvl w:val="0"/>
-          <w:numId w:val="1034"/>
+          <w:numId w:val="1035"/>
         </w:numPr>
       </w:pPr>
       <w:r>
@@ -8674,7 +9505,7 @@
         <w:pStyle w:val="Compact"/>
         <w:numPr>
           <w:ilvl w:val="0"/>
-          <w:numId w:val="1034"/>
+          <w:numId w:val="1035"/>
         </w:numPr>
       </w:pPr>
       <w:r>
@@ -8689,7 +9520,7 @@
         <w:pStyle w:val="Compact"/>
         <w:numPr>
           <w:ilvl w:val="0"/>
-          <w:numId w:val="1034"/>
+          <w:numId w:val="1035"/>
         </w:numPr>
       </w:pPr>
       <w:r>
@@ -8713,7 +9544,7 @@
         <w:pStyle w:val="Compact"/>
         <w:numPr>
           <w:ilvl w:val="0"/>
-          <w:numId w:val="1034"/>
+          <w:numId w:val="1035"/>
         </w:numPr>
       </w:pPr>
       <w:r>
@@ -8731,7 +9562,7 @@
         <w:pStyle w:val="Compact"/>
         <w:numPr>
           <w:ilvl w:val="0"/>
-          <w:numId w:val="1034"/>
+          <w:numId w:val="1035"/>
         </w:numPr>
       </w:pPr>
       <w:r>
@@ -8746,7 +9577,7 @@
         <w:pStyle w:val="Compact"/>
         <w:numPr>
           <w:ilvl w:val="0"/>
-          <w:numId w:val="1034"/>
+          <w:numId w:val="1035"/>
         </w:numPr>
       </w:pPr>
       <w:r>
@@ -8764,7 +9595,7 @@
         <w:pStyle w:val="Compact"/>
         <w:numPr>
           <w:ilvl w:val="0"/>
-          <w:numId w:val="1034"/>
+          <w:numId w:val="1035"/>
         </w:numPr>
       </w:pPr>
       <w:r>
@@ -8782,7 +9613,7 @@
         <w:pStyle w:val="Compact"/>
         <w:numPr>
           <w:ilvl w:val="0"/>
-          <w:numId w:val="1034"/>
+          <w:numId w:val="1035"/>
         </w:numPr>
       </w:pPr>
       <w:r>
@@ -8799,9 +9630,9 @@
         </w:pict>
       </w:r>
     </w:p>
-    <w:bookmarkEnd w:id="53"/>
     <w:bookmarkEnd w:id="54"/>
-    <w:bookmarkStart w:id="55" w:name="出願前の注意"/>
+    <w:bookmarkEnd w:id="55"/>
+    <w:bookmarkStart w:id="56" w:name="出願前の注意"/>
     <w:p>
       <w:pPr>
         <w:pStyle w:val="Heading2"/>
@@ -8872,8 +9703,8 @@
         </w:pict>
       </w:r>
     </w:p>
-    <w:bookmarkEnd w:id="55"/>
-    <w:bookmarkStart w:id="60" w:name="弁理士に確認したい論点-2026-05-27-ピント修正後"/>
+    <w:bookmarkEnd w:id="56"/>
+    <w:bookmarkStart w:id="61" w:name="弁理士に確認したい論点-2026-05-27-ピント修正後"/>
     <w:p>
       <w:pPr>
         <w:pStyle w:val="Heading2"/>
@@ -8955,7 +9786,7 @@
         <w:t xml:space="preserve">データ構造軸に絞る。</w:t>
       </w:r>
     </w:p>
-    <w:bookmarkStart w:id="56" w:name="高優先"/>
+    <w:bookmarkStart w:id="57" w:name="高優先"/>
     <w:p>
       <w:pPr>
         <w:pStyle w:val="Heading3"/>
@@ -8972,7 +9803,7 @@
         <w:pStyle w:val="Compact"/>
         <w:numPr>
           <w:ilvl w:val="0"/>
-          <w:numId w:val="1035"/>
+          <w:numId w:val="1036"/>
         </w:numPr>
       </w:pPr>
       <w:r>
@@ -9064,89 +9895,6 @@
           <w:bCs/>
         </w:rPr>
         <w:t xml:space="preserve">に分けるか</w:t>
-      </w:r>
-    </w:p>
-    <w:p>
-      <w:pPr>
-        <w:pStyle w:val="Compact"/>
-        <w:numPr>
-          <w:ilvl w:val="1"/>
-          <w:numId w:val="1036"/>
-        </w:numPr>
-      </w:pPr>
-      <w:r>
-        <w:rPr>
-          <w:rFonts w:hint="eastAsia"/>
-        </w:rPr>
-        <w:t xml:space="preserve">私の事前判断:</w:t>
-      </w:r>
-      <w:r>
-        <w:t xml:space="preserve"> </w:t>
-      </w:r>
-      <w:r>
-        <w:rPr>
-          <w:rFonts w:hint="eastAsia"/>
-        </w:rPr>
-        <w:t xml:space="preserve">後者を推奨。要素</w:t>
-      </w:r>
-      <w:r>
-        <w:t xml:space="preserve"> 3 (governance loop) は MLOps </w:t>
-      </w:r>
-      <w:r>
-        <w:rPr>
-          <w:rFonts w:hint="eastAsia"/>
-        </w:rPr>
-        <w:t xml:space="preserve">系周辺特許の引用リスクを隔離できる</w:t>
-      </w:r>
-      <w:r>
-        <w:t xml:space="preserve"> + </w:t>
-      </w:r>
-      <w:r>
-        <w:rPr>
-          <w:rFonts w:hint="eastAsia"/>
-        </w:rPr>
-        <w:t xml:space="preserve">「スコアモデルに限定しない汎用</w:t>
-      </w:r>
-      <w:r>
-        <w:t xml:space="preserve"> governance </w:t>
-      </w:r>
-      <w:r>
-        <w:rPr>
-          <w:rFonts w:hint="eastAsia"/>
-        </w:rPr>
-        <w:t xml:space="preserve">パターン」として広めに取れる可能性。</w:t>
-      </w:r>
-    </w:p>
-    <w:p>
-      <w:pPr>
-        <w:pStyle w:val="Compact"/>
-        <w:numPr>
-          <w:ilvl w:val="0"/>
-          <w:numId w:val="1035"/>
-        </w:numPr>
-      </w:pPr>
-      <w:r>
-        <w:rPr>
-          <w:rFonts w:hint="eastAsia"/>
-          <w:b/>
-          <w:bCs/>
-        </w:rPr>
-        <w:t xml:space="preserve">主請求項に「Before-Zero</w:t>
-      </w:r>
-      <w:r>
-        <w:rPr>
-          <w:b/>
-          <w:bCs/>
-        </w:rPr>
-        <w:t xml:space="preserve"> deep-tech </w:t>
-      </w:r>
-      <w:r>
-        <w:rPr>
-          <w:rFonts w:hint="eastAsia"/>
-          <w:b/>
-          <w:bCs/>
-        </w:rPr>
-        <w:t xml:space="preserve">事業化」のドメイン限定を入れるか</w:t>
       </w:r>
     </w:p>
     <w:p>
@@ -9170,79 +9918,66 @@
         <w:rPr>
           <w:rFonts w:hint="eastAsia"/>
         </w:rPr>
-        <w:t xml:space="preserve">主請求項には入れない。技術構成</w:t>
-      </w:r>
-      <w:r>
-        <w:t xml:space="preserve"> (snippet+hash, prompt </w:t>
-      </w:r>
-      <w:r>
-        <w:rPr>
-          <w:rFonts w:hint="eastAsia"/>
-        </w:rPr>
-        <w:t xml:space="preserve">注入,</w:t>
-      </w:r>
-      <w:r>
-        <w:t xml:space="preserve"> multi-horizon ledger, governance versioning) </w:t>
-      </w:r>
-      <w:r>
-        <w:rPr>
-          <w:rFonts w:hint="eastAsia"/>
-        </w:rPr>
-        <w:t xml:space="preserve">で勝負。ドメインは明細書実施例に留める。</w:t>
-      </w:r>
-    </w:p>
-    <w:p>
-      <w:pPr>
-        <w:pStyle w:val="Compact"/>
-        <w:numPr>
-          <w:ilvl w:val="0"/>
-          <w:numId w:val="1035"/>
-        </w:numPr>
-      </w:pPr>
-      <w:r>
-        <w:rPr>
-          <w:b/>
-          <w:bCs/>
-        </w:rPr>
-        <w:t xml:space="preserve">Seek AI 2 </w:t>
-      </w:r>
-      <w:r>
-        <w:rPr>
-          <w:rFonts w:hint="eastAsia"/>
-          <w:b/>
-          <w:bCs/>
-        </w:rPr>
-        <w:t xml:space="preserve">件</w:t>
-      </w:r>
-      <w:r>
-        <w:rPr>
-          <w:b/>
-          <w:bCs/>
-        </w:rPr>
-        <w:t xml:space="preserve"> (HITL × LLM workflow) </w:t>
-      </w:r>
-      <w:r>
-        <w:rPr>
-          <w:rFonts w:hint="eastAsia"/>
-          <w:b/>
-          <w:bCs/>
-        </w:rPr>
-        <w:t xml:space="preserve">の請求項範囲を</w:t>
-      </w:r>
-      <w:r>
-        <w:rPr>
-          <w:b/>
-          <w:bCs/>
-        </w:rPr>
-        <w:t xml:space="preserve"> verify したうえで、AMD </w:t>
-      </w:r>
-      <w:r>
-        <w:rPr>
-          <w:rFonts w:hint="eastAsia"/>
-          <w:b/>
-          <w:bCs/>
-        </w:rPr>
-        <w:t xml:space="preserve">主請求項の言い回しをどう設計するか</w:t>
+        <w:t xml:space="preserve">後者を推奨。要素</w:t>
+      </w:r>
+      <w:r>
+        <w:t xml:space="preserve"> 3 (governance loop) は MLOps </w:t>
+      </w:r>
+      <w:r>
+        <w:rPr>
+          <w:rFonts w:hint="eastAsia"/>
+        </w:rPr>
+        <w:t xml:space="preserve">系周辺特許の引用リスクを隔離できる</w:t>
+      </w:r>
+      <w:r>
+        <w:t xml:space="preserve"> + </w:t>
+      </w:r>
+      <w:r>
+        <w:rPr>
+          <w:rFonts w:hint="eastAsia"/>
+        </w:rPr>
+        <w:t xml:space="preserve">「スコアモデルに限定しない汎用</w:t>
+      </w:r>
+      <w:r>
+        <w:t xml:space="preserve"> governance </w:t>
+      </w:r>
+      <w:r>
+        <w:rPr>
+          <w:rFonts w:hint="eastAsia"/>
+        </w:rPr>
+        <w:t xml:space="preserve">パターン」として広めに取れる可能性。</w:t>
+      </w:r>
+    </w:p>
+    <w:p>
+      <w:pPr>
+        <w:pStyle w:val="Compact"/>
+        <w:numPr>
+          <w:ilvl w:val="0"/>
+          <w:numId w:val="1036"/>
+        </w:numPr>
+      </w:pPr>
+      <w:r>
+        <w:rPr>
+          <w:rFonts w:hint="eastAsia"/>
+          <w:b/>
+          <w:bCs/>
+        </w:rPr>
+        <w:t xml:space="preserve">主請求項に「Before-Zero</w:t>
+      </w:r>
+      <w:r>
+        <w:rPr>
+          <w:b/>
+          <w:bCs/>
+        </w:rPr>
+        <w:t xml:space="preserve"> deep-tech </w:t>
+      </w:r>
+      <w:r>
+        <w:rPr>
+          <w:rFonts w:hint="eastAsia"/>
+          <w:b/>
+          <w:bCs/>
+        </w:rPr>
+        <w:t xml:space="preserve">事業化」のドメイン限定を入れるか</w:t>
       </w:r>
     </w:p>
     <w:p>
@@ -9266,127 +10001,79 @@
         <w:rPr>
           <w:rFonts w:hint="eastAsia"/>
         </w:rPr>
-        <w:t xml:space="preserve">「クエリ生成」ではなく「</w:t>
-      </w:r>
-      <w:r>
-        <w:rPr>
-          <w:rFonts w:hint="eastAsia"/>
-          <w:b/>
-          <w:bCs/>
-        </w:rPr>
-        <w:t xml:space="preserve">ソースイベント駆動の構造化候補生成</w:t>
-      </w:r>
-      <w:r>
-        <w:t xml:space="preserve">」「</w:t>
-      </w:r>
-      <w:r>
-        <w:rPr>
-          <w:rFonts w:hint="eastAsia"/>
-          <w:b/>
-          <w:bCs/>
-        </w:rPr>
-        <w:t xml:space="preserve">通知</w:t>
-      </w:r>
-      <w:r>
-        <w:rPr>
-          <w:b/>
-          <w:bCs/>
-        </w:rPr>
-        <w:t xml:space="preserve"> UI による push </w:t>
-      </w:r>
-      <w:r>
-        <w:rPr>
-          <w:rFonts w:hint="eastAsia"/>
-          <w:b/>
-          <w:bCs/>
-        </w:rPr>
-        <w:t xml:space="preserve">型</w:t>
-      </w:r>
-      <w:r>
-        <w:rPr>
-          <w:b/>
-          <w:bCs/>
-        </w:rPr>
-        <w:t xml:space="preserve"> yes/no/comment</w:t>
-      </w:r>
-      <w:r>
-        <w:t xml:space="preserve">」「</w:t>
-      </w:r>
-      <w:r>
-        <w:rPr>
-          <w:rFonts w:hint="eastAsia"/>
-          <w:b/>
-          <w:bCs/>
-        </w:rPr>
-        <w:t xml:space="preserve">複数業務スキーマ並列出力</w:t>
-      </w:r>
-      <w:r>
-        <w:t xml:space="preserve">」「</w:t>
-      </w:r>
-      <w:r>
-        <w:rPr>
-          <w:rFonts w:hint="eastAsia"/>
-          <w:b/>
-          <w:bCs/>
-        </w:rPr>
-        <w:t xml:space="preserve">承認済みのみがマスタ</w:t>
-      </w:r>
-      <w:r>
-        <w:rPr>
-          <w:b/>
-          <w:bCs/>
-        </w:rPr>
-        <w:t xml:space="preserve"> DB + </w:t>
-      </w:r>
-      <w:r>
-        <w:rPr>
-          <w:rFonts w:hint="eastAsia"/>
-          <w:b/>
-          <w:bCs/>
-        </w:rPr>
-        <w:t xml:space="preserve">下流カスケード</w:t>
-      </w:r>
-      <w:r>
-        <w:t xml:space="preserve">」を AND </w:t>
-      </w:r>
-      <w:r>
-        <w:rPr>
-          <w:rFonts w:hint="eastAsia"/>
-        </w:rPr>
-        <w:t xml:space="preserve">で書くことで</w:t>
-      </w:r>
-      <w:r>
-        <w:t xml:space="preserve"> Seek AI </w:t>
-      </w:r>
-      <w:r>
-        <w:rPr>
-          <w:rFonts w:hint="eastAsia"/>
-        </w:rPr>
-        <w:t xml:space="preserve">と区別できる。</w:t>
-      </w:r>
-    </w:p>
-    <w:p>
-      <w:pPr>
-        <w:pStyle w:val="Compact"/>
-        <w:numPr>
-          <w:ilvl w:val="0"/>
-          <w:numId w:val="1035"/>
-        </w:numPr>
-      </w:pPr>
-      <w:r>
-        <w:rPr>
-          <w:b/>
-          <w:bCs/>
-        </w:rPr>
-        <w:t xml:space="preserve">Glean / Microsoft / Notion Labs のマルチソース KG </w:t>
-      </w:r>
-      <w:r>
-        <w:rPr>
-          <w:rFonts w:hint="eastAsia"/>
-          <w:b/>
-          <w:bCs/>
-        </w:rPr>
-        <w:t xml:space="preserve">特許との区別</w:t>
+        <w:t xml:space="preserve">主請求項には入れない。技術構成</w:t>
+      </w:r>
+      <w:r>
+        <w:t xml:space="preserve"> (snippet+hash, prompt </w:t>
+      </w:r>
+      <w:r>
+        <w:rPr>
+          <w:rFonts w:hint="eastAsia"/>
+        </w:rPr>
+        <w:t xml:space="preserve">注入,</w:t>
+      </w:r>
+      <w:r>
+        <w:t xml:space="preserve"> multi-horizon ledger, governance versioning) </w:t>
+      </w:r>
+      <w:r>
+        <w:rPr>
+          <w:rFonts w:hint="eastAsia"/>
+        </w:rPr>
+        <w:t xml:space="preserve">で勝負。ドメインは明細書実施例に留める。</w:t>
+      </w:r>
+    </w:p>
+    <w:p>
+      <w:pPr>
+        <w:pStyle w:val="Compact"/>
+        <w:numPr>
+          <w:ilvl w:val="0"/>
+          <w:numId w:val="1036"/>
+        </w:numPr>
+      </w:pPr>
+      <w:r>
+        <w:rPr>
+          <w:b/>
+          <w:bCs/>
+        </w:rPr>
+        <w:t xml:space="preserve">Seek AI 2 </w:t>
+      </w:r>
+      <w:r>
+        <w:rPr>
+          <w:rFonts w:hint="eastAsia"/>
+          <w:b/>
+          <w:bCs/>
+        </w:rPr>
+        <w:t xml:space="preserve">件</w:t>
+      </w:r>
+      <w:r>
+        <w:rPr>
+          <w:b/>
+          <w:bCs/>
+        </w:rPr>
+        <w:t xml:space="preserve"> (HITL × LLM workflow) </w:t>
+      </w:r>
+      <w:r>
+        <w:rPr>
+          <w:rFonts w:hint="eastAsia"/>
+          <w:b/>
+          <w:bCs/>
+        </w:rPr>
+        <w:t xml:space="preserve">の請求項範囲を</w:t>
+      </w:r>
+      <w:r>
+        <w:rPr>
+          <w:b/>
+          <w:bCs/>
+        </w:rPr>
+        <w:t xml:space="preserve"> verify したうえで、AMD </w:t>
+      </w:r>
+      <w:r>
+        <w:rPr>
+          <w:rFonts w:hint="eastAsia"/>
+          <w:b/>
+          <w:bCs/>
+        </w:rPr>
+        <w:t xml:space="preserve">主請求項の言い回しをどう設計するか</w:t>
       </w:r>
     </w:p>
     <w:p>
@@ -9404,6 +10091,150 @@
         <w:t xml:space="preserve">私の事前判断:</w:t>
       </w:r>
       <w:r>
+        <w:t xml:space="preserve"> </w:t>
+      </w:r>
+      <w:r>
+        <w:rPr>
+          <w:rFonts w:hint="eastAsia"/>
+        </w:rPr>
+        <w:t xml:space="preserve">「クエリ生成」ではなく「</w:t>
+      </w:r>
+      <w:r>
+        <w:rPr>
+          <w:rFonts w:hint="eastAsia"/>
+          <w:b/>
+          <w:bCs/>
+        </w:rPr>
+        <w:t xml:space="preserve">ソースイベント駆動の構造化候補生成</w:t>
+      </w:r>
+      <w:r>
+        <w:t xml:space="preserve">」「</w:t>
+      </w:r>
+      <w:r>
+        <w:rPr>
+          <w:rFonts w:hint="eastAsia"/>
+          <w:b/>
+          <w:bCs/>
+        </w:rPr>
+        <w:t xml:space="preserve">通知</w:t>
+      </w:r>
+      <w:r>
+        <w:rPr>
+          <w:b/>
+          <w:bCs/>
+        </w:rPr>
+        <w:t xml:space="preserve"> UI による push </w:t>
+      </w:r>
+      <w:r>
+        <w:rPr>
+          <w:rFonts w:hint="eastAsia"/>
+          <w:b/>
+          <w:bCs/>
+        </w:rPr>
+        <w:t xml:space="preserve">型</w:t>
+      </w:r>
+      <w:r>
+        <w:rPr>
+          <w:b/>
+          <w:bCs/>
+        </w:rPr>
+        <w:t xml:space="preserve"> yes/no/comment</w:t>
+      </w:r>
+      <w:r>
+        <w:t xml:space="preserve">」「</w:t>
+      </w:r>
+      <w:r>
+        <w:rPr>
+          <w:rFonts w:hint="eastAsia"/>
+          <w:b/>
+          <w:bCs/>
+        </w:rPr>
+        <w:t xml:space="preserve">複数業務スキーマ並列出力</w:t>
+      </w:r>
+      <w:r>
+        <w:t xml:space="preserve">」「</w:t>
+      </w:r>
+      <w:r>
+        <w:rPr>
+          <w:rFonts w:hint="eastAsia"/>
+          <w:b/>
+          <w:bCs/>
+        </w:rPr>
+        <w:t xml:space="preserve">承認済みのみがマスタ</w:t>
+      </w:r>
+      <w:r>
+        <w:rPr>
+          <w:b/>
+          <w:bCs/>
+        </w:rPr>
+        <w:t xml:space="preserve"> DB + </w:t>
+      </w:r>
+      <w:r>
+        <w:rPr>
+          <w:rFonts w:hint="eastAsia"/>
+          <w:b/>
+          <w:bCs/>
+        </w:rPr>
+        <w:t xml:space="preserve">下流カスケード</w:t>
+      </w:r>
+      <w:r>
+        <w:t xml:space="preserve">」を AND </w:t>
+      </w:r>
+      <w:r>
+        <w:rPr>
+          <w:rFonts w:hint="eastAsia"/>
+        </w:rPr>
+        <w:t xml:space="preserve">で書くことで</w:t>
+      </w:r>
+      <w:r>
+        <w:t xml:space="preserve"> Seek AI </w:t>
+      </w:r>
+      <w:r>
+        <w:rPr>
+          <w:rFonts w:hint="eastAsia"/>
+        </w:rPr>
+        <w:t xml:space="preserve">と区別できる。</w:t>
+      </w:r>
+    </w:p>
+    <w:p>
+      <w:pPr>
+        <w:pStyle w:val="Compact"/>
+        <w:numPr>
+          <w:ilvl w:val="0"/>
+          <w:numId w:val="1036"/>
+        </w:numPr>
+      </w:pPr>
+      <w:r>
+        <w:rPr>
+          <w:b/>
+          <w:bCs/>
+        </w:rPr>
+        <w:t xml:space="preserve">Glean / Microsoft / Notion Labs のマルチソース KG </w:t>
+      </w:r>
+      <w:r>
+        <w:rPr>
+          <w:rFonts w:hint="eastAsia"/>
+          <w:b/>
+          <w:bCs/>
+        </w:rPr>
+        <w:t xml:space="preserve">特許との区別</w:t>
+      </w:r>
+    </w:p>
+    <w:p>
+      <w:pPr>
+        <w:pStyle w:val="Compact"/>
+        <w:numPr>
+          <w:ilvl w:val="1"/>
+          <w:numId w:val="1040"/>
+        </w:numPr>
+      </w:pPr>
+      <w:r>
+        <w:rPr>
+          <w:rFonts w:hint="eastAsia"/>
+        </w:rPr>
+        <w:t xml:space="preserve">私の事前判断:</w:t>
+      </w:r>
+      <w:r>
         <w:t xml:space="preserve"> 「(a) LLM </w:t>
       </w:r>
       <w:r>
@@ -9467,8 +10298,8 @@
         <w:t xml:space="preserve">に入れる。</w:t>
       </w:r>
     </w:p>
-    <w:bookmarkEnd w:id="56"/>
-    <w:bookmarkStart w:id="57" w:name="中優先"/>
+    <w:bookmarkEnd w:id="57"/>
+    <w:bookmarkStart w:id="58" w:name="中優先"/>
     <w:p>
       <w:pPr>
         <w:pStyle w:val="Heading3"/>
@@ -9485,7 +10316,7 @@
         <w:pStyle w:val="Compact"/>
         <w:numPr>
           <w:ilvl w:val="0"/>
-          <w:numId w:val="1040"/>
+          <w:numId w:val="1041"/>
         </w:numPr>
       </w:pPr>
       <w:r>
@@ -9496,66 +10327,6 @@
           <w:rFonts w:hint="eastAsia"/>
         </w:rPr>
         <w:t xml:space="preserve">生データの列挙を請求項に入れるか、「複数種類の業務データ源」と広く書くか</w:t>
-      </w:r>
-    </w:p>
-    <w:p>
-      <w:pPr>
-        <w:pStyle w:val="Compact"/>
-        <w:numPr>
-          <w:ilvl w:val="1"/>
-          <w:numId w:val="1041"/>
-        </w:numPr>
-      </w:pPr>
-      <w:r>
-        <w:rPr>
-          <w:rFonts w:hint="eastAsia"/>
-        </w:rPr>
-        <w:t xml:space="preserve">私の事前判断:</w:t>
-      </w:r>
-      <w:r>
-        <w:t xml:space="preserve"> </w:t>
-      </w:r>
-      <w:r>
-        <w:rPr>
-          <w:rFonts w:hint="eastAsia"/>
-        </w:rPr>
-        <w:t xml:space="preserve">広く書きつつ従属項で</w:t>
-      </w:r>
-      <w:r>
-        <w:t xml:space="preserve"> 5 </w:t>
-      </w:r>
-      <w:r>
-        <w:rPr>
-          <w:rFonts w:hint="eastAsia"/>
-        </w:rPr>
-        <w:t xml:space="preserve">種を例示する</w:t>
-      </w:r>
-      <w:r>
-        <w:t xml:space="preserve"> 2 </w:t>
-      </w:r>
-      <w:r>
-        <w:rPr>
-          <w:rFonts w:hint="eastAsia"/>
-        </w:rPr>
-        <w:t xml:space="preserve">段構成。</w:t>
-      </w:r>
-    </w:p>
-    <w:p>
-      <w:pPr>
-        <w:pStyle w:val="Compact"/>
-        <w:numPr>
-          <w:ilvl w:val="0"/>
-          <w:numId w:val="1040"/>
-        </w:numPr>
-      </w:pPr>
-      <w:r>
-        <w:t xml:space="preserve">snippet / hash / no full-text storage </w:t>
-      </w:r>
-      <w:r>
-        <w:rPr>
-          <w:rFonts w:hint="eastAsia"/>
-        </w:rPr>
-        <w:t xml:space="preserve">を独立技術的特徴として強く押すか</w:t>
       </w:r>
     </w:p>
     <w:p>
@@ -9579,34 +10350,43 @@
         <w:rPr>
           <w:rFonts w:hint="eastAsia"/>
         </w:rPr>
-        <w:t xml:space="preserve">強く押す。請求項</w:t>
-      </w:r>
-      <w:r>
-        <w:t xml:space="preserve"> 1 </w:t>
-      </w:r>
-      <w:r>
-        <w:rPr>
-          <w:rFonts w:hint="eastAsia"/>
-        </w:rPr>
-        <w:t xml:space="preserve">の核に置いた。</w:t>
-      </w:r>
-    </w:p>
-    <w:p>
-      <w:pPr>
-        <w:pStyle w:val="Compact"/>
-        <w:numPr>
-          <w:ilvl w:val="0"/>
-          <w:numId w:val="1040"/>
-        </w:numPr>
-      </w:pPr>
-      <w:r>
-        <w:t xml:space="preserve">multi-horizon append-only ledger </w:t>
-      </w:r>
-      <w:r>
-        <w:rPr>
-          <w:rFonts w:hint="eastAsia"/>
-        </w:rPr>
-        <w:t xml:space="preserve">を独立請求項化するか</w:t>
+        <w:t xml:space="preserve">広く書きつつ従属項で</w:t>
+      </w:r>
+      <w:r>
+        <w:t xml:space="preserve"> 5 </w:t>
+      </w:r>
+      <w:r>
+        <w:rPr>
+          <w:rFonts w:hint="eastAsia"/>
+        </w:rPr>
+        <w:t xml:space="preserve">種を例示する</w:t>
+      </w:r>
+      <w:r>
+        <w:t xml:space="preserve"> 2 </w:t>
+      </w:r>
+      <w:r>
+        <w:rPr>
+          <w:rFonts w:hint="eastAsia"/>
+        </w:rPr>
+        <w:t xml:space="preserve">段構成。</w:t>
+      </w:r>
+    </w:p>
+    <w:p>
+      <w:pPr>
+        <w:pStyle w:val="Compact"/>
+        <w:numPr>
+          <w:ilvl w:val="0"/>
+          <w:numId w:val="1041"/>
+        </w:numPr>
+      </w:pPr>
+      <w:r>
+        <w:t xml:space="preserve">snippet / hash / no full-text storage </w:t>
+      </w:r>
+      <w:r>
+        <w:rPr>
+          <w:rFonts w:hint="eastAsia"/>
+        </w:rPr>
+        <w:t xml:space="preserve">を独立技術的特徴として強く押すか</w:t>
       </w:r>
     </w:p>
     <w:p>
@@ -9630,76 +10410,34 @@
         <w:rPr>
           <w:rFonts w:hint="eastAsia"/>
         </w:rPr>
-        <w:t xml:space="preserve">独立従属項化を推奨。請求項</w:t>
-      </w:r>
-      <w:r>
-        <w:t xml:space="preserve"> 5 </w:t>
-      </w:r>
-      <w:r>
-        <w:rPr>
-          <w:rFonts w:hint="eastAsia"/>
-        </w:rPr>
-        <w:t xml:space="preserve">に組み込み済み。「医療判断</w:t>
-      </w:r>
-      <w:r>
-        <w:t xml:space="preserve"> / </w:t>
-      </w:r>
-      <w:r>
-        <w:rPr>
-          <w:rFonts w:hint="eastAsia"/>
-        </w:rPr>
-        <w:t xml:space="preserve">投資判断</w:t>
-      </w:r>
-      <w:r>
-        <w:t xml:space="preserve"> / </w:t>
-      </w:r>
-      <w:r>
-        <w:rPr>
-          <w:rFonts w:hint="eastAsia"/>
-        </w:rPr>
-        <w:t xml:space="preserve">教育</w:t>
-      </w:r>
-      <w:r>
-        <w:t xml:space="preserve"> / </w:t>
-      </w:r>
-      <w:r>
-        <w:rPr>
-          <w:rFonts w:hint="eastAsia"/>
-        </w:rPr>
-        <w:t xml:space="preserve">臨床試験」などへの横展開可能性を明細書で示唆して権利範囲を広げる。</w:t>
-      </w:r>
-    </w:p>
-    <w:p>
-      <w:pPr>
-        <w:pStyle w:val="Compact"/>
-        <w:numPr>
-          <w:ilvl w:val="0"/>
-          <w:numId w:val="1040"/>
-        </w:numPr>
-      </w:pPr>
-      <w:r>
-        <w:rPr>
-          <w:rFonts w:hint="eastAsia"/>
-        </w:rPr>
-        <w:t xml:space="preserve">「却下</w:t>
-      </w:r>
-      <w:r>
-        <w:t xml:space="preserve"> / </w:t>
-      </w:r>
-      <w:r>
-        <w:rPr>
-          <w:rFonts w:hint="eastAsia"/>
-        </w:rPr>
-        <w:t xml:space="preserve">コメントが次回</w:t>
-      </w:r>
-      <w:r>
-        <w:t xml:space="preserve"> LLM </w:t>
-      </w:r>
-      <w:r>
-        <w:rPr>
-          <w:rFonts w:hint="eastAsia"/>
-        </w:rPr>
-        <w:t xml:space="preserve">抽出プロンプトに注入される」を独立従属項化するか</w:t>
+        <w:t xml:space="preserve">強く押す。請求項</w:t>
+      </w:r>
+      <w:r>
+        <w:t xml:space="preserve"> 1 </w:t>
+      </w:r>
+      <w:r>
+        <w:rPr>
+          <w:rFonts w:hint="eastAsia"/>
+        </w:rPr>
+        <w:t xml:space="preserve">の核に置いた。</w:t>
+      </w:r>
+    </w:p>
+    <w:p>
+      <w:pPr>
+        <w:pStyle w:val="Compact"/>
+        <w:numPr>
+          <w:ilvl w:val="0"/>
+          <w:numId w:val="1041"/>
+        </w:numPr>
+      </w:pPr>
+      <w:r>
+        <w:t xml:space="preserve">multi-horizon append-only ledger </w:t>
+      </w:r>
+      <w:r>
+        <w:rPr>
+          <w:rFonts w:hint="eastAsia"/>
+        </w:rPr>
+        <w:t xml:space="preserve">を独立請求項化するか</w:t>
       </w:r>
     </w:p>
     <w:p>
@@ -9726,84 +10464,73 @@
         <w:t xml:space="preserve">独立従属項化を推奨。請求項</w:t>
       </w:r>
       <w:r>
-        <w:t xml:space="preserve"> 1 </w:t>
-      </w:r>
-      <w:r>
-        <w:rPr>
-          <w:rFonts w:hint="eastAsia"/>
-        </w:rPr>
-        <w:t xml:space="preserve">の最後の要件として組み込み済み。</w:t>
-      </w:r>
-    </w:p>
-    <w:p>
-      <w:pPr>
-        <w:pStyle w:val="Compact"/>
-        <w:numPr>
-          <w:ilvl w:val="0"/>
-          <w:numId w:val="1040"/>
-        </w:numPr>
-      </w:pPr>
-      <w:r>
-        <w:t xml:space="preserve">「AI </w:t>
-      </w:r>
-      <w:r>
-        <w:rPr>
-          <w:rFonts w:hint="eastAsia"/>
-        </w:rPr>
-        <w:t xml:space="preserve">提案</w:t>
-      </w:r>
-      <w:r>
-        <w:t xml:space="preserve"> → </w:t>
-      </w:r>
-      <w:r>
-        <w:rPr>
-          <w:rFonts w:hint="eastAsia"/>
-        </w:rPr>
-        <w:t xml:space="preserve">人手承認</w:t>
-      </w:r>
-      <w:r>
-        <w:t xml:space="preserve"> → new version </w:t>
-      </w:r>
-      <w:r>
-        <w:rPr>
-          <w:rFonts w:hint="eastAsia"/>
-        </w:rPr>
-        <w:t xml:space="preserve">昇格」を</w:t>
-      </w:r>
-      <w:r>
-        <w:t xml:space="preserve"> </w:t>
-      </w:r>
-      <w:r>
-        <w:rPr>
-          <w:rFonts w:hint="eastAsia"/>
-          <w:b/>
-          <w:bCs/>
-        </w:rPr>
-        <w:t xml:space="preserve">スコアモデルに限定せず</w:t>
-      </w:r>
-      <w:r>
-        <w:rPr>
-          <w:rFonts w:hint="eastAsia"/>
-        </w:rPr>
-        <w:t xml:space="preserve">、設定</w:t>
-      </w:r>
-      <w:r>
-        <w:t xml:space="preserve"> / ルール / プロンプト / </w:t>
-      </w:r>
-      <w:r>
-        <w:rPr>
-          <w:rFonts w:hint="eastAsia"/>
-        </w:rPr>
-        <w:t xml:space="preserve">モデルの汎用</w:t>
-      </w:r>
-      <w:r>
-        <w:t xml:space="preserve"> governance pattern </w:t>
-      </w:r>
-      <w:r>
-        <w:rPr>
-          <w:rFonts w:hint="eastAsia"/>
-        </w:rPr>
-        <w:t xml:space="preserve">として書くか</w:t>
+        <w:t xml:space="preserve"> 5 </w:t>
+      </w:r>
+      <w:r>
+        <w:rPr>
+          <w:rFonts w:hint="eastAsia"/>
+        </w:rPr>
+        <w:t xml:space="preserve">に組み込み済み。「医療判断</w:t>
+      </w:r>
+      <w:r>
+        <w:t xml:space="preserve"> / </w:t>
+      </w:r>
+      <w:r>
+        <w:rPr>
+          <w:rFonts w:hint="eastAsia"/>
+        </w:rPr>
+        <w:t xml:space="preserve">投資判断</w:t>
+      </w:r>
+      <w:r>
+        <w:t xml:space="preserve"> / </w:t>
+      </w:r>
+      <w:r>
+        <w:rPr>
+          <w:rFonts w:hint="eastAsia"/>
+        </w:rPr>
+        <w:t xml:space="preserve">教育</w:t>
+      </w:r>
+      <w:r>
+        <w:t xml:space="preserve"> / </w:t>
+      </w:r>
+      <w:r>
+        <w:rPr>
+          <w:rFonts w:hint="eastAsia"/>
+        </w:rPr>
+        <w:t xml:space="preserve">臨床試験」などへの横展開可能性を明細書で示唆して権利範囲を広げる。</w:t>
+      </w:r>
+    </w:p>
+    <w:p>
+      <w:pPr>
+        <w:pStyle w:val="Compact"/>
+        <w:numPr>
+          <w:ilvl w:val="0"/>
+          <w:numId w:val="1041"/>
+        </w:numPr>
+      </w:pPr>
+      <w:r>
+        <w:rPr>
+          <w:rFonts w:hint="eastAsia"/>
+        </w:rPr>
+        <w:t xml:space="preserve">「却下</w:t>
+      </w:r>
+      <w:r>
+        <w:t xml:space="preserve"> / </w:t>
+      </w:r>
+      <w:r>
+        <w:rPr>
+          <w:rFonts w:hint="eastAsia"/>
+        </w:rPr>
+        <w:t xml:space="preserve">コメントが次回</w:t>
+      </w:r>
+      <w:r>
+        <w:t xml:space="preserve"> LLM </w:t>
+      </w:r>
+      <w:r>
+        <w:rPr>
+          <w:rFonts w:hint="eastAsia"/>
+        </w:rPr>
+        <w:t xml:space="preserve">抽出プロンプトに注入される」を独立従属項化するか</w:t>
       </w:r>
     </w:p>
     <w:p>
@@ -9827,6 +10554,110 @@
         <w:rPr>
           <w:rFonts w:hint="eastAsia"/>
         </w:rPr>
+        <w:t xml:space="preserve">独立従属項化を推奨。請求項</w:t>
+      </w:r>
+      <w:r>
+        <w:t xml:space="preserve"> 1 </w:t>
+      </w:r>
+      <w:r>
+        <w:rPr>
+          <w:rFonts w:hint="eastAsia"/>
+        </w:rPr>
+        <w:t xml:space="preserve">の最後の要件として組み込み済み。</w:t>
+      </w:r>
+    </w:p>
+    <w:p>
+      <w:pPr>
+        <w:pStyle w:val="Compact"/>
+        <w:numPr>
+          <w:ilvl w:val="0"/>
+          <w:numId w:val="1041"/>
+        </w:numPr>
+      </w:pPr>
+      <w:r>
+        <w:t xml:space="preserve">「AI </w:t>
+      </w:r>
+      <w:r>
+        <w:rPr>
+          <w:rFonts w:hint="eastAsia"/>
+        </w:rPr>
+        <w:t xml:space="preserve">提案</w:t>
+      </w:r>
+      <w:r>
+        <w:t xml:space="preserve"> → </w:t>
+      </w:r>
+      <w:r>
+        <w:rPr>
+          <w:rFonts w:hint="eastAsia"/>
+        </w:rPr>
+        <w:t xml:space="preserve">人手承認</w:t>
+      </w:r>
+      <w:r>
+        <w:t xml:space="preserve"> → new version </w:t>
+      </w:r>
+      <w:r>
+        <w:rPr>
+          <w:rFonts w:hint="eastAsia"/>
+        </w:rPr>
+        <w:t xml:space="preserve">昇格」を</w:t>
+      </w:r>
+      <w:r>
+        <w:t xml:space="preserve"> </w:t>
+      </w:r>
+      <w:r>
+        <w:rPr>
+          <w:rFonts w:hint="eastAsia"/>
+          <w:b/>
+          <w:bCs/>
+        </w:rPr>
+        <w:t xml:space="preserve">スコアモデルに限定せず</w:t>
+      </w:r>
+      <w:r>
+        <w:rPr>
+          <w:rFonts w:hint="eastAsia"/>
+        </w:rPr>
+        <w:t xml:space="preserve">、設定</w:t>
+      </w:r>
+      <w:r>
+        <w:t xml:space="preserve"> / ルール / プロンプト / </w:t>
+      </w:r>
+      <w:r>
+        <w:rPr>
+          <w:rFonts w:hint="eastAsia"/>
+        </w:rPr>
+        <w:t xml:space="preserve">モデルの汎用</w:t>
+      </w:r>
+      <w:r>
+        <w:t xml:space="preserve"> governance pattern </w:t>
+      </w:r>
+      <w:r>
+        <w:rPr>
+          <w:rFonts w:hint="eastAsia"/>
+        </w:rPr>
+        <w:t xml:space="preserve">として書くか</w:t>
+      </w:r>
+    </w:p>
+    <w:p>
+      <w:pPr>
+        <w:pStyle w:val="Compact"/>
+        <w:numPr>
+          <w:ilvl w:val="1"/>
+          <w:numId w:val="1046"/>
+        </w:numPr>
+      </w:pPr>
+      <w:r>
+        <w:rPr>
+          <w:rFonts w:hint="eastAsia"/>
+        </w:rPr>
+        <w:t xml:space="preserve">私の事前判断:</w:t>
+      </w:r>
+      <w:r>
+        <w:t xml:space="preserve"> </w:t>
+      </w:r>
+      <w:r>
+        <w:rPr>
+          <w:rFonts w:hint="eastAsia"/>
+        </w:rPr>
         <w:t xml:space="preserve">汎用</w:t>
       </w:r>
       <w:r>
@@ -9857,8 +10688,8 @@
         <w:t xml:space="preserve">は実施例。</w:t>
       </w:r>
     </w:p>
-    <w:bookmarkEnd w:id="57"/>
-    <w:bookmarkStart w:id="58" w:name="低優先-一般論点"/>
+    <w:bookmarkEnd w:id="58"/>
+    <w:bookmarkStart w:id="59" w:name="低優先-一般論点"/>
     <w:p>
       <w:pPr>
         <w:pStyle w:val="Heading3"/>
@@ -9884,7 +10715,7 @@
         <w:pStyle w:val="Compact"/>
         <w:numPr>
           <w:ilvl w:val="0"/>
-          <w:numId w:val="1046"/>
+          <w:numId w:val="1047"/>
         </w:numPr>
       </w:pPr>
       <w:r>
@@ -9911,7 +10742,7 @@
         <w:pStyle w:val="Compact"/>
         <w:numPr>
           <w:ilvl w:val="0"/>
-          <w:numId w:val="1046"/>
+          <w:numId w:val="1047"/>
         </w:numPr>
       </w:pPr>
       <w:r>
@@ -9937,63 +10768,6 @@
           <w:rFonts w:hint="eastAsia"/>
         </w:rPr>
         <w:t xml:space="preserve">を検討するのがよいか</w:t>
-      </w:r>
-    </w:p>
-    <w:p>
-      <w:pPr>
-        <w:pStyle w:val="Compact"/>
-        <w:numPr>
-          <w:ilvl w:val="1"/>
-          <w:numId w:val="1047"/>
-        </w:numPr>
-      </w:pPr>
-      <w:r>
-        <w:rPr>
-          <w:rFonts w:hint="eastAsia"/>
-        </w:rPr>
-        <w:t xml:space="preserve">私の事前判断:</w:t>
-      </w:r>
-      <w:r>
-        <w:t xml:space="preserve"> </w:t>
-      </w:r>
-      <w:r>
-        <w:rPr>
-          <w:rFonts w:hint="eastAsia"/>
-        </w:rPr>
-        <w:t xml:space="preserve">国内優先で早期出願</w:t>
-      </w:r>
-      <w:r>
-        <w:t xml:space="preserve"> + 1 </w:t>
-      </w:r>
-      <w:r>
-        <w:rPr>
-          <w:rFonts w:hint="eastAsia"/>
-        </w:rPr>
-        <w:t xml:space="preserve">年以内</w:t>
-      </w:r>
-      <w:r>
-        <w:t xml:space="preserve"> PCT </w:t>
-      </w:r>
-      <w:r>
-        <w:rPr>
-          <w:rFonts w:hint="eastAsia"/>
-        </w:rPr>
-        <w:t xml:space="preserve">を強く推奨。</w:t>
-      </w:r>
-    </w:p>
-    <w:p>
-      <w:pPr>
-        <w:pStyle w:val="Compact"/>
-        <w:numPr>
-          <w:ilvl w:val="0"/>
-          <w:numId w:val="1046"/>
-        </w:numPr>
-      </w:pPr>
-      <w:r>
-        <w:rPr>
-          <w:rFonts w:hint="eastAsia"/>
-        </w:rPr>
-        <w:t xml:space="preserve">既に営業資料や社内外発信で公開済みの要素があるか、その場合に新規性喪失例外の手続きが必要か</w:t>
       </w:r>
     </w:p>
     <w:p>
@@ -10011,6 +10785,63 @@
         <w:t xml:space="preserve">私の事前判断:</w:t>
       </w:r>
       <w:r>
+        <w:t xml:space="preserve"> </w:t>
+      </w:r>
+      <w:r>
+        <w:rPr>
+          <w:rFonts w:hint="eastAsia"/>
+        </w:rPr>
+        <w:t xml:space="preserve">国内優先で早期出願</w:t>
+      </w:r>
+      <w:r>
+        <w:t xml:space="preserve"> + 1 </w:t>
+      </w:r>
+      <w:r>
+        <w:rPr>
+          <w:rFonts w:hint="eastAsia"/>
+        </w:rPr>
+        <w:t xml:space="preserve">年以内</w:t>
+      </w:r>
+      <w:r>
+        <w:t xml:space="preserve"> PCT </w:t>
+      </w:r>
+      <w:r>
+        <w:rPr>
+          <w:rFonts w:hint="eastAsia"/>
+        </w:rPr>
+        <w:t xml:space="preserve">を強く推奨。</w:t>
+      </w:r>
+    </w:p>
+    <w:p>
+      <w:pPr>
+        <w:pStyle w:val="Compact"/>
+        <w:numPr>
+          <w:ilvl w:val="0"/>
+          <w:numId w:val="1047"/>
+        </w:numPr>
+      </w:pPr>
+      <w:r>
+        <w:rPr>
+          <w:rFonts w:hint="eastAsia"/>
+        </w:rPr>
+        <w:t xml:space="preserve">既に営業資料や社内外発信で公開済みの要素があるか、その場合に新規性喪失例外の手続きが必要か</w:t>
+      </w:r>
+    </w:p>
+    <w:p>
+      <w:pPr>
+        <w:pStyle w:val="Compact"/>
+        <w:numPr>
+          <w:ilvl w:val="1"/>
+          <w:numId w:val="1049"/>
+        </w:numPr>
+      </w:pPr>
+      <w:r>
+        <w:rPr>
+          <w:rFonts w:hint="eastAsia"/>
+        </w:rPr>
+        <w:t xml:space="preserve">私の事前判断:</w:t>
+      </w:r>
+      <w:r>
         <w:t xml:space="preserve"> AMD </w:t>
       </w:r>
       <w:r>
@@ -10029,8 +10860,8 @@
         <w:t xml:space="preserve">等のコア要素開示状況」を棚卸しして弁理士に開示する。</w:t>
       </w:r>
     </w:p>
-    <w:bookmarkEnd w:id="58"/>
-    <w:bookmarkStart w:id="59" w:name="追加で確認したい論点"/>
+    <w:bookmarkEnd w:id="59"/>
+    <w:bookmarkStart w:id="60" w:name="追加で確認したい論点"/>
     <w:p>
       <w:pPr>
         <w:pStyle w:val="Heading3"/>
@@ -10047,7 +10878,7 @@
         <w:pStyle w:val="Compact"/>
         <w:numPr>
           <w:ilvl w:val="0"/>
-          <w:numId w:val="1049"/>
+          <w:numId w:val="1050"/>
         </w:numPr>
       </w:pPr>
       <w:r>
@@ -10128,7 +10959,7 @@
         <w:pStyle w:val="Compact"/>
         <w:numPr>
           <w:ilvl w:val="0"/>
-          <w:numId w:val="1049"/>
+          <w:numId w:val="1050"/>
         </w:numPr>
       </w:pPr>
       <w:r>
@@ -10155,7 +10986,7 @@
         <w:pStyle w:val="Compact"/>
         <w:numPr>
           <w:ilvl w:val="0"/>
-          <w:numId w:val="1049"/>
+          <w:numId w:val="1050"/>
         </w:numPr>
       </w:pPr>
       <w:r>
@@ -10208,9 +11039,9 @@
         </w:pict>
       </w:r>
     </w:p>
-    <w:bookmarkEnd w:id="59"/>
     <w:bookmarkEnd w:id="60"/>
-    <w:bookmarkStart w:id="64" w:name="推奨出願方針"/>
+    <w:bookmarkEnd w:id="61"/>
+    <w:bookmarkStart w:id="65" w:name="推奨出願方針"/>
     <w:p>
       <w:pPr>
         <w:pStyle w:val="Heading2"/>
@@ -10225,7 +11056,7 @@
         <w:t xml:space="preserve">推奨出願方針</w:t>
       </w:r>
     </w:p>
-    <w:bookmarkStart w:id="61" w:name="第-1-優先-基幹出願"/>
+    <w:bookmarkStart w:id="62" w:name="第-1-優先-基幹出願"/>
     <w:p>
       <w:pPr>
         <w:pStyle w:val="Heading3"/>
@@ -10293,7 +11124,7 @@
         <w:pStyle w:val="Compact"/>
         <w:numPr>
           <w:ilvl w:val="0"/>
-          <w:numId w:val="1050"/>
+          <w:numId w:val="1051"/>
         </w:numPr>
       </w:pPr>
       <w:r>
@@ -10320,7 +11151,7 @@
         <w:pStyle w:val="Compact"/>
         <w:numPr>
           <w:ilvl w:val="0"/>
-          <w:numId w:val="1050"/>
+          <w:numId w:val="1051"/>
         </w:numPr>
       </w:pPr>
       <w:r>
@@ -10335,7 +11166,7 @@
         <w:pStyle w:val="Compact"/>
         <w:numPr>
           <w:ilvl w:val="0"/>
-          <w:numId w:val="1050"/>
+          <w:numId w:val="1051"/>
         </w:numPr>
       </w:pPr>
       <w:r>
@@ -10350,7 +11181,7 @@
         <w:pStyle w:val="Compact"/>
         <w:numPr>
           <w:ilvl w:val="0"/>
-          <w:numId w:val="1050"/>
+          <w:numId w:val="1051"/>
         </w:numPr>
       </w:pPr>
       <w:r>
@@ -10365,7 +11196,7 @@
         <w:pStyle w:val="Compact"/>
         <w:numPr>
           <w:ilvl w:val="0"/>
-          <w:numId w:val="1050"/>
+          <w:numId w:val="1051"/>
         </w:numPr>
       </w:pPr>
       <w:r>
@@ -10380,7 +11211,7 @@
         <w:pStyle w:val="Compact"/>
         <w:numPr>
           <w:ilvl w:val="0"/>
-          <w:numId w:val="1050"/>
+          <w:numId w:val="1051"/>
         </w:numPr>
       </w:pPr>
       <w:r>
@@ -10399,8 +11230,8 @@
         <w:t xml:space="preserve">化する</w:t>
       </w:r>
     </w:p>
-    <w:bookmarkEnd w:id="61"/>
-    <w:bookmarkStart w:id="62" w:name="第-2-優先-派生出願"/>
+    <w:bookmarkEnd w:id="62"/>
+    <w:bookmarkStart w:id="63" w:name="第-2-優先-派生出願"/>
     <w:p>
       <w:pPr>
         <w:pStyle w:val="Heading3"/>
@@ -10483,7 +11314,7 @@
         <w:pStyle w:val="Compact"/>
         <w:numPr>
           <w:ilvl w:val="0"/>
-          <w:numId w:val="1051"/>
+          <w:numId w:val="1052"/>
         </w:numPr>
       </w:pPr>
       <w:r>
@@ -10498,7 +11329,7 @@
         <w:pStyle w:val="Compact"/>
         <w:numPr>
           <w:ilvl w:val="0"/>
-          <w:numId w:val="1051"/>
+          <w:numId w:val="1052"/>
         </w:numPr>
       </w:pPr>
       <w:r>
@@ -10513,7 +11344,7 @@
         <w:pStyle w:val="Compact"/>
         <w:numPr>
           <w:ilvl w:val="0"/>
-          <w:numId w:val="1051"/>
+          <w:numId w:val="1052"/>
         </w:numPr>
       </w:pPr>
       <w:r>
@@ -10528,7 +11359,7 @@
         <w:pStyle w:val="Compact"/>
         <w:numPr>
           <w:ilvl w:val="0"/>
-          <w:numId w:val="1051"/>
+          <w:numId w:val="1052"/>
         </w:numPr>
       </w:pPr>
       <w:r>
@@ -10546,15 +11377,15 @@
         <w:pStyle w:val="Compact"/>
         <w:numPr>
           <w:ilvl w:val="0"/>
-          <w:numId w:val="1051"/>
+          <w:numId w:val="1052"/>
         </w:numPr>
       </w:pPr>
       <w:r>
         <w:t xml:space="preserve">human approval による model versioning</w:t>
       </w:r>
     </w:p>
-    <w:bookmarkEnd w:id="62"/>
-    <w:bookmarkStart w:id="63" w:name="第-3-優先-将来出願"/>
+    <w:bookmarkEnd w:id="63"/>
+    <w:bookmarkStart w:id="64" w:name="第-3-優先-将来出願"/>
     <w:p>
       <w:pPr>
         <w:pStyle w:val="Heading3"/>
@@ -10629,7 +11460,7 @@
         <w:pStyle w:val="Compact"/>
         <w:numPr>
           <w:ilvl w:val="0"/>
-          <w:numId w:val="1052"/>
+          <w:numId w:val="1053"/>
         </w:numPr>
       </w:pPr>
       <w:r>
@@ -10641,7 +11472,7 @@
         <w:pStyle w:val="Compact"/>
         <w:numPr>
           <w:ilvl w:val="0"/>
-          <w:numId w:val="1052"/>
+          <w:numId w:val="1053"/>
         </w:numPr>
       </w:pPr>
       <w:r>
@@ -10659,7 +11490,7 @@
         <w:pStyle w:val="Compact"/>
         <w:numPr>
           <w:ilvl w:val="0"/>
-          <w:numId w:val="1052"/>
+          <w:numId w:val="1053"/>
         </w:numPr>
       </w:pPr>
       <w:r>
@@ -10674,7 +11505,7 @@
         <w:pStyle w:val="Compact"/>
         <w:numPr>
           <w:ilvl w:val="0"/>
-          <w:numId w:val="1052"/>
+          <w:numId w:val="1053"/>
         </w:numPr>
       </w:pPr>
       <w:r>
@@ -10732,9 +11563,9 @@
         </w:pict>
       </w:r>
     </w:p>
-    <w:bookmarkEnd w:id="63"/>
     <w:bookmarkEnd w:id="64"/>
-    <w:bookmarkStart w:id="65" w:name="参考にした社内正本"/>
+    <w:bookmarkEnd w:id="65"/>
+    <w:bookmarkStart w:id="66" w:name="参考にした社内正本"/>
     <w:p>
       <w:pPr>
         <w:pStyle w:val="Heading2"/>
@@ -10754,7 +11585,7 @@
         <w:pStyle w:val="Compact"/>
         <w:numPr>
           <w:ilvl w:val="0"/>
-          <w:numId w:val="1053"/>
+          <w:numId w:val="1054"/>
         </w:numPr>
       </w:pPr>
       <w:r>
@@ -10769,7 +11600,7 @@
         <w:pStyle w:val="Compact"/>
         <w:numPr>
           <w:ilvl w:val="0"/>
-          <w:numId w:val="1053"/>
+          <w:numId w:val="1054"/>
         </w:numPr>
       </w:pPr>
       <w:r>
@@ -10784,7 +11615,7 @@
         <w:pStyle w:val="Compact"/>
         <w:numPr>
           <w:ilvl w:val="0"/>
-          <w:numId w:val="1053"/>
+          <w:numId w:val="1054"/>
         </w:numPr>
       </w:pPr>
       <w:r>
@@ -10799,7 +11630,7 @@
         <w:pStyle w:val="Compact"/>
         <w:numPr>
           <w:ilvl w:val="0"/>
-          <w:numId w:val="1053"/>
+          <w:numId w:val="1054"/>
         </w:numPr>
       </w:pPr>
       <w:r>
@@ -10814,7 +11645,7 @@
         <w:pStyle w:val="Compact"/>
         <w:numPr>
           <w:ilvl w:val="0"/>
-          <w:numId w:val="1053"/>
+          <w:numId w:val="1054"/>
         </w:numPr>
       </w:pPr>
       <w:r>
@@ -10829,7 +11660,7 @@
         <w:pStyle w:val="Compact"/>
         <w:numPr>
           <w:ilvl w:val="0"/>
-          <w:numId w:val="1053"/>
+          <w:numId w:val="1054"/>
         </w:numPr>
       </w:pPr>
       <w:r>
@@ -10844,7 +11675,7 @@
         <w:pStyle w:val="Compact"/>
         <w:numPr>
           <w:ilvl w:val="0"/>
-          <w:numId w:val="1053"/>
+          <w:numId w:val="1054"/>
         </w:numPr>
       </w:pPr>
       <w:r>
@@ -10859,7 +11690,7 @@
         <w:pStyle w:val="Compact"/>
         <w:numPr>
           <w:ilvl w:val="0"/>
-          <w:numId w:val="1053"/>
+          <w:numId w:val="1054"/>
         </w:numPr>
       </w:pPr>
       <w:r>
@@ -10869,8 +11700,8 @@
         <w:t xml:space="preserve">/Users/masa/projects/AMD/amd-os/pwa/design/project_strategy_signals.md</w:t>
       </w:r>
     </w:p>
-    <w:bookmarkEnd w:id="65"/>
-    <w:bookmarkStart w:id="72" w:name="参考にした外部公開情報"/>
+    <w:bookmarkEnd w:id="66"/>
+    <w:bookmarkStart w:id="73" w:name="参考にした外部公開情報"/>
     <w:p>
       <w:pPr>
         <w:pStyle w:val="Heading2"/>
@@ -10890,7 +11721,7 @@
         <w:pStyle w:val="Compact"/>
         <w:numPr>
           <w:ilvl w:val="0"/>
-          <w:numId w:val="1054"/>
+          <w:numId w:val="1055"/>
         </w:numPr>
       </w:pPr>
       <w:r>
@@ -10899,7 +11730,7 @@
       <w:r>
         <w:t xml:space="preserve"> </w:t>
       </w:r>
-      <w:hyperlink r:id="rId66">
+      <w:hyperlink r:id="rId67">
         <w:r>
           <w:rPr>
             <w:rStyle w:val="Hyperlink"/>
@@ -10916,7 +11747,7 @@
         <w:pStyle w:val="Compact"/>
         <w:numPr>
           <w:ilvl w:val="0"/>
-          <w:numId w:val="1054"/>
+          <w:numId w:val="1055"/>
         </w:numPr>
       </w:pPr>
       <w:r>
@@ -10925,7 +11756,7 @@
       <w:r>
         <w:t xml:space="preserve"> </w:t>
       </w:r>
-      <w:hyperlink r:id="rId67">
+      <w:hyperlink r:id="rId68">
         <w:r>
           <w:rPr>
             <w:rStyle w:val="Hyperlink"/>
@@ -10943,7 +11774,7 @@
         <w:pStyle w:val="Compact"/>
         <w:numPr>
           <w:ilvl w:val="0"/>
-          <w:numId w:val="1054"/>
+          <w:numId w:val="1055"/>
         </w:numPr>
       </w:pPr>
       <w:r>
@@ -10952,7 +11783,7 @@
       <w:r>
         <w:t xml:space="preserve"> </w:t>
       </w:r>
-      <w:hyperlink r:id="rId68">
+      <w:hyperlink r:id="rId69">
         <w:r>
           <w:rPr>
             <w:rStyle w:val="Hyperlink"/>
@@ -10969,7 +11800,7 @@
         <w:pStyle w:val="Compact"/>
         <w:numPr>
           <w:ilvl w:val="0"/>
-          <w:numId w:val="1054"/>
+          <w:numId w:val="1055"/>
         </w:numPr>
       </w:pPr>
       <w:r>
@@ -10978,7 +11809,7 @@
       <w:r>
         <w:t xml:space="preserve"> </w:t>
       </w:r>
-      <w:hyperlink r:id="rId69">
+      <w:hyperlink r:id="rId70">
         <w:r>
           <w:rPr>
             <w:rStyle w:val="Hyperlink"/>
@@ -10995,7 +11826,7 @@
         <w:pStyle w:val="Compact"/>
         <w:numPr>
           <w:ilvl w:val="0"/>
-          <w:numId w:val="1054"/>
+          <w:numId w:val="1055"/>
         </w:numPr>
       </w:pPr>
       <w:r>
@@ -11004,7 +11835,7 @@
       <w:r>
         <w:t xml:space="preserve"> </w:t>
       </w:r>
-      <w:hyperlink r:id="rId70">
+      <w:hyperlink r:id="rId71">
         <w:r>
           <w:rPr>
             <w:rStyle w:val="Hyperlink"/>
@@ -11021,7 +11852,7 @@
         <w:pStyle w:val="Compact"/>
         <w:numPr>
           <w:ilvl w:val="0"/>
-          <w:numId w:val="1054"/>
+          <w:numId w:val="1055"/>
         </w:numPr>
       </w:pPr>
       <w:r>
@@ -11030,7 +11861,7 @@
       <w:r>
         <w:t xml:space="preserve"> </w:t>
       </w:r>
-      <w:hyperlink r:id="rId71">
+      <w:hyperlink r:id="rId72">
         <w:r>
           <w:rPr>
             <w:rStyle w:val="Hyperlink"/>
@@ -11049,8 +11880,8 @@
         </w:pict>
       </w:r>
     </w:p>
-    <w:bookmarkEnd w:id="72"/>
-    <w:bookmarkStart w:id="73" w:name="次に作るべき資料"/>
+    <w:bookmarkEnd w:id="73"/>
+    <w:bookmarkStart w:id="74" w:name="次に作るべき資料"/>
     <w:p>
       <w:pPr>
         <w:pStyle w:val="Heading2"/>
@@ -11070,7 +11901,7 @@
         <w:pStyle w:val="Compact"/>
         <w:numPr>
           <w:ilvl w:val="0"/>
-          <w:numId w:val="1055"/>
+          <w:numId w:val="1056"/>
         </w:numPr>
       </w:pPr>
       <w:r>
@@ -11094,7 +11925,7 @@
         <w:pStyle w:val="Compact"/>
         <w:numPr>
           <w:ilvl w:val="0"/>
-          <w:numId w:val="1055"/>
+          <w:numId w:val="1056"/>
         </w:numPr>
       </w:pPr>
       <w:r>
@@ -11118,7 +11949,7 @@
         <w:pStyle w:val="Compact"/>
         <w:numPr>
           <w:ilvl w:val="0"/>
-          <w:numId w:val="1055"/>
+          <w:numId w:val="1056"/>
         </w:numPr>
       </w:pPr>
       <w:r>
@@ -11142,7 +11973,7 @@
         <w:pStyle w:val="Compact"/>
         <w:numPr>
           <w:ilvl w:val="0"/>
-          <w:numId w:val="1055"/>
+          <w:numId w:val="1056"/>
         </w:numPr>
       </w:pPr>
       <w:r>
@@ -11157,7 +11988,7 @@
         <w:pStyle w:val="Compact"/>
         <w:numPr>
           <w:ilvl w:val="0"/>
-          <w:numId w:val="1055"/>
+          <w:numId w:val="1056"/>
         </w:numPr>
       </w:pPr>
       <w:r>
@@ -11179,8 +12010,8 @@
         <w:t xml:space="preserve"> docx</w:t>
       </w:r>
     </w:p>
-    <w:bookmarkEnd w:id="73"/>
     <w:bookmarkEnd w:id="74"/>
+    <w:bookmarkEnd w:id="75"/>
     <w:sectPr>
       <w:footnotePr>
         <w:numRestart w:val="eachSect"/>
@@ -11801,6 +12632,9 @@
     <w:abstractNumId w:val="991"/>
   </w:num>
   <w:num w:numId="1013">
+    <w:abstractNumId w:val="991"/>
+  </w:num>
+  <w:num w:numId="1014">
     <w:abstractNumId w:val="99411"/>
     <w:lvlOverride w:ilvl="0">
       <w:startOverride w:val="1"/>
@@ -11830,9 +12664,6 @@
       <w:startOverride w:val="1"/>
     </w:lvlOverride>
   </w:num>
-  <w:num w:numId="1014">
-    <w:abstractNumId w:val="991"/>
-  </w:num>
   <w:num w:numId="1015">
     <w:abstractNumId w:val="991"/>
   </w:num>
@@ -11861,6 +12692,9 @@
     <w:abstractNumId w:val="991"/>
   </w:num>
   <w:num w:numId="1024">
+    <w:abstractNumId w:val="991"/>
+  </w:num>
+  <w:num w:numId="1025">
     <w:abstractNumId w:val="99411"/>
     <w:lvlOverride w:ilvl="0">
       <w:startOverride w:val="1"/>
@@ -11890,38 +12724,8 @@
       <w:startOverride w:val="1"/>
     </w:lvlOverride>
   </w:num>
-  <w:num w:numId="1025">
+  <w:num w:numId="1026">
     <w:abstractNumId w:val="991"/>
-  </w:num>
-  <w:num w:numId="1026">
-    <w:abstractNumId w:val="99411"/>
-    <w:lvlOverride w:ilvl="0">
-      <w:startOverride w:val="1"/>
-    </w:lvlOverride>
-    <w:lvlOverride w:ilvl="1">
-      <w:startOverride w:val="1"/>
-    </w:lvlOverride>
-    <w:lvlOverride w:ilvl="2">
-      <w:startOverride w:val="1"/>
-    </w:lvlOverride>
-    <w:lvlOverride w:ilvl="3">
-      <w:startOverride w:val="1"/>
-    </w:lvlOverride>
-    <w:lvlOverride w:ilvl="4">
-      <w:startOverride w:val="1"/>
-    </w:lvlOverride>
-    <w:lvlOverride w:ilvl="5">
-      <w:startOverride w:val="1"/>
-    </w:lvlOverride>
-    <w:lvlOverride w:ilvl="6">
-      <w:startOverride w:val="1"/>
-    </w:lvlOverride>
-    <w:lvlOverride w:ilvl="7">
-      <w:startOverride w:val="1"/>
-    </w:lvlOverride>
-    <w:lvlOverride w:ilvl="8">
-      <w:startOverride w:val="1"/>
-    </w:lvlOverride>
   </w:num>
   <w:num w:numId="1027">
     <w:abstractNumId w:val="99411"/>
@@ -11984,9 +12788,6 @@
     </w:lvlOverride>
   </w:num>
   <w:num w:numId="1029">
-    <w:abstractNumId w:val="991"/>
-  </w:num>
-  <w:num w:numId="1030">
     <w:abstractNumId w:val="99411"/>
     <w:lvlOverride w:ilvl="0">
       <w:startOverride w:val="1"/>
@@ -12016,19 +12817,10 @@
       <w:startOverride w:val="1"/>
     </w:lvlOverride>
   </w:num>
-  <w:num w:numId="1031">
+  <w:num w:numId="1030">
     <w:abstractNumId w:val="991"/>
   </w:num>
-  <w:num w:numId="1032">
-    <w:abstractNumId w:val="991"/>
-  </w:num>
-  <w:num w:numId="1033">
-    <w:abstractNumId w:val="991"/>
-  </w:num>
-  <w:num w:numId="1034">
-    <w:abstractNumId w:val="991"/>
-  </w:num>
-  <w:num w:numId="1035">
+  <w:num w:numId="1031">
     <w:abstractNumId w:val="99411"/>
     <w:lvlOverride w:ilvl="0">
       <w:startOverride w:val="1"/>
@@ -12058,8 +12850,47 @@
       <w:startOverride w:val="1"/>
     </w:lvlOverride>
   </w:num>
+  <w:num w:numId="1032">
+    <w:abstractNumId w:val="991"/>
+  </w:num>
+  <w:num w:numId="1033">
+    <w:abstractNumId w:val="991"/>
+  </w:num>
+  <w:num w:numId="1034">
+    <w:abstractNumId w:val="991"/>
+  </w:num>
+  <w:num w:numId="1035">
+    <w:abstractNumId w:val="991"/>
+  </w:num>
   <w:num w:numId="1036">
-    <w:abstractNumId w:val="991"/>
+    <w:abstractNumId w:val="99411"/>
+    <w:lvlOverride w:ilvl="0">
+      <w:startOverride w:val="1"/>
+    </w:lvlOverride>
+    <w:lvlOverride w:ilvl="1">
+      <w:startOverride w:val="1"/>
+    </w:lvlOverride>
+    <w:lvlOverride w:ilvl="2">
+      <w:startOverride w:val="1"/>
+    </w:lvlOverride>
+    <w:lvlOverride w:ilvl="3">
+      <w:startOverride w:val="1"/>
+    </w:lvlOverride>
+    <w:lvlOverride w:ilvl="4">
+      <w:startOverride w:val="1"/>
+    </w:lvlOverride>
+    <w:lvlOverride w:ilvl="5">
+      <w:startOverride w:val="1"/>
+    </w:lvlOverride>
+    <w:lvlOverride w:ilvl="6">
+      <w:startOverride w:val="1"/>
+    </w:lvlOverride>
+    <w:lvlOverride w:ilvl="7">
+      <w:startOverride w:val="1"/>
+    </w:lvlOverride>
+    <w:lvlOverride w:ilvl="8">
+      <w:startOverride w:val="1"/>
+    </w:lvlOverride>
   </w:num>
   <w:num w:numId="1037">
     <w:abstractNumId w:val="991"/>
@@ -12071,6 +12902,9 @@
     <w:abstractNumId w:val="991"/>
   </w:num>
   <w:num w:numId="1040">
+    <w:abstractNumId w:val="991"/>
+  </w:num>
+  <w:num w:numId="1041">
     <w:abstractNumId w:val="99415"/>
     <w:lvlOverride w:ilvl="0">
       <w:startOverride w:val="5"/>
@@ -12100,9 +12934,6 @@
       <w:startOverride w:val="5"/>
     </w:lvlOverride>
   </w:num>
-  <w:num w:numId="1041">
-    <w:abstractNumId w:val="991"/>
-  </w:num>
   <w:num w:numId="1042">
     <w:abstractNumId w:val="991"/>
   </w:num>
@@ -12116,6 +12947,9 @@
     <w:abstractNumId w:val="991"/>
   </w:num>
   <w:num w:numId="1046">
+    <w:abstractNumId w:val="991"/>
+  </w:num>
+  <w:num w:numId="1047">
     <w:abstractNumId w:val="994110"/>
     <w:lvlOverride w:ilvl="0">
       <w:startOverride w:val="10"/>
@@ -12145,13 +12979,13 @@
       <w:startOverride w:val="10"/>
     </w:lvlOverride>
   </w:num>
-  <w:num w:numId="1047">
-    <w:abstractNumId w:val="991"/>
-  </w:num>
   <w:num w:numId="1048">
     <w:abstractNumId w:val="991"/>
   </w:num>
   <w:num w:numId="1049">
+    <w:abstractNumId w:val="991"/>
+  </w:num>
+  <w:num w:numId="1050">
     <w:abstractNumId w:val="994113"/>
     <w:lvlOverride w:ilvl="0">
       <w:startOverride w:val="13"/>
@@ -12181,9 +13015,6 @@
       <w:startOverride w:val="13"/>
     </w:lvlOverride>
   </w:num>
-  <w:num w:numId="1050">
-    <w:abstractNumId w:val="991"/>
-  </w:num>
   <w:num w:numId="1051">
     <w:abstractNumId w:val="991"/>
   </w:num>
@@ -12197,6 +13028,9 @@
     <w:abstractNumId w:val="991"/>
   </w:num>
   <w:num w:numId="1055">
+    <w:abstractNumId w:val="991"/>
+  </w:num>
+  <w:num w:numId="1056">
     <w:abstractNumId w:val="99411"/>
     <w:lvlOverride w:ilvl="0">
       <w:startOverride w:val="1"/>
